--- a/Templates/lesha.docx
+++ b/Templates/lesha.docx
@@ -39,6 +39,9 @@
           <w:p>
             <w:pPr>
               <w:jc w:val="center"/>
+              <w:rPr>
+                <w:lang w:val="en-US"/>
+              </w:rPr>
             </w:pPr>
             <w:r>
               <w:rPr>
@@ -67,7 +70,6 @@
               <w:jc w:val="center"/>
               <w:rPr>
                 <w:sz w:val="26"/>
-                <w:szCs w:val="26"/>
               </w:rPr>
             </w:pPr>
           </w:p>
@@ -84,7 +86,6 @@
               <w:rPr>
                 <w:noProof/>
                 <w:sz w:val="26"/>
-                <w:szCs w:val="26"/>
                 <w:lang w:val="en-US" w:eastAsia="en-US"/>
               </w:rPr>
             </w:pPr>
@@ -94,7 +95,6 @@
               <w:rPr>
                 <w:noProof/>
                 <w:sz w:val="26"/>
-                <w:szCs w:val="26"/>
                 <w:lang w:val="en-US" w:eastAsia="en-US"/>
               </w:rPr>
             </w:pPr>
@@ -103,7 +103,6 @@
             <w:pPr>
               <w:rPr>
                 <w:sz w:val="26"/>
-                <w:szCs w:val="26"/>
               </w:rPr>
             </w:pPr>
           </w:p>
@@ -118,7 +117,6 @@
               <w:ind w:left="1452"/>
               <w:rPr>
                 <w:sz w:val="26"/>
-                <w:szCs w:val="26"/>
                 <w:lang w:val="en-US"/>
               </w:rPr>
             </w:pPr>
@@ -134,8 +132,6 @@
           <w:p>
             <w:pPr>
               <w:rPr>
-                <w:sz w:val="26"/>
-                <w:szCs w:val="26"/>
                 <w:lang w:val="en-US"/>
               </w:rPr>
             </w:pPr>
@@ -149,15 +145,10 @@
           <w:p>
             <w:pPr>
               <w:ind w:left="1452"/>
-              <w:rPr>
-                <w:sz w:val="26"/>
-                <w:szCs w:val="26"/>
-              </w:rPr>
-            </w:pPr>
-            <w:r>
-              <w:rPr>
-                <w:sz w:val="26"/>
-                <w:szCs w:val="26"/>
+            </w:pPr>
+            <w:r>
+              <w:rPr>
+                <w:sz w:val="26"/>
               </w:rPr>
               <w:t>УТВЕРЖДАЮ</w:t>
             </w:r>
@@ -173,14 +164,7 @@
             <w:tcW w:w="4939" w:type="dxa"/>
             <w:gridSpan w:val="2"/>
           </w:tcPr>
-          <w:p>
-            <w:pPr>
-              <w:rPr>
-                <w:sz w:val="26"/>
-                <w:szCs w:val="26"/>
-              </w:rPr>
-            </w:pPr>
-          </w:p>
+          <w:p/>
         </w:tc>
         <w:tc>
           <w:tcPr>
@@ -191,22 +175,28 @@
             <w:r>
               <w:rPr>
                 <w:sz w:val="26"/>
-              </w:rPr>
-              <w:t>Начальник ЛИ               ОАО «</w:t>
-            </w:r>
-            <w:proofErr w:type="gramStart"/>
-            <w:r>
-              <w:rPr>
-                <w:sz w:val="26"/>
-              </w:rPr>
-              <w:t xml:space="preserve">НИИЭВМ»   </w:t>
-            </w:r>
-            <w:proofErr w:type="gramEnd"/>
-            <w:r>
-              <w:rPr>
-                <w:sz w:val="26"/>
-              </w:rPr>
-              <w:t xml:space="preserve">       </w:t>
+                <w:lang w:val="en-US"/>
+              </w:rPr>
+              <w:t xml:space="preserve">    </w:t>
+            </w:r>
+            <w:r>
+              <w:rPr>
+                <w:sz w:val="26"/>
+              </w:rPr>
+              <w:t xml:space="preserve">Начальник </w:t>
+            </w:r>
+            <w:r>
+              <w:rPr>
+                <w:sz w:val="26"/>
+                <w:lang w:val="en-US"/>
+              </w:rPr>
+              <w:t>ЛИ</w:t>
+            </w:r>
+            <w:r>
+              <w:rPr>
+                <w:sz w:val="26"/>
+              </w:rPr>
+              <w:t xml:space="preserve"> ОАО «НИИЭВМ»</w:t>
             </w:r>
           </w:p>
         </w:tc>
@@ -217,14 +207,7 @@
             <w:tcW w:w="4939" w:type="dxa"/>
             <w:gridSpan w:val="2"/>
           </w:tcPr>
-          <w:p>
-            <w:pPr>
-              <w:rPr>
-                <w:sz w:val="26"/>
-                <w:szCs w:val="26"/>
-              </w:rPr>
-            </w:pPr>
-          </w:p>
+          <w:p/>
         </w:tc>
         <w:tc>
           <w:tcPr>
@@ -232,16 +215,9 @@
             <w:gridSpan w:val="2"/>
           </w:tcPr>
           <w:p>
-            <w:pPr>
-              <w:rPr>
-                <w:sz w:val="26"/>
-                <w:szCs w:val="26"/>
-              </w:rPr>
-            </w:pPr>
-            <w:r>
-              <w:rPr>
-                <w:sz w:val="26"/>
-                <w:szCs w:val="26"/>
+            <w:r>
+              <w:rPr>
+                <w:sz w:val="26"/>
               </w:rPr>
               <w:t xml:space="preserve"> </w:t>
             </w:r>
@@ -254,14 +230,7 @@
             <w:tcW w:w="4939" w:type="dxa"/>
             <w:gridSpan w:val="2"/>
           </w:tcPr>
-          <w:p>
-            <w:pPr>
-              <w:rPr>
-                <w:sz w:val="26"/>
-                <w:szCs w:val="26"/>
-              </w:rPr>
-            </w:pPr>
-          </w:p>
+          <w:p/>
         </w:tc>
         <w:tc>
           <w:tcPr>
@@ -270,22 +239,35 @@
           </w:tcPr>
           <w:p>
             <w:pPr>
-              <w:jc w:val="right"/>
-              <w:rPr>
-                <w:sz w:val="26"/>
-                <w:szCs w:val="26"/>
-              </w:rPr>
-            </w:pPr>
-            <w:r>
-              <w:rPr>
-                <w:sz w:val="26"/>
-              </w:rPr>
-              <w:t xml:space="preserve">А.Н. </w:t>
+              <w:jc w:val="center"/>
+              <w:rPr>
+                <w:lang w:val="en-US"/>
+              </w:rPr>
+            </w:pPr>
+            <w:r>
+              <w:rPr>
+                <w:sz w:val="26"/>
+              </w:rPr>
+              <w:t xml:space="preserve">                              </w:t>
+            </w:r>
+            <w:r>
+              <w:rPr>
+                <w:sz w:val="26"/>
+                <w:lang w:val="en-US"/>
+              </w:rPr>
+              <w:t xml:space="preserve">    </w:t>
+            </w:r>
+            <w:r>
+              <w:rPr>
+                <w:sz w:val="26"/>
+              </w:rPr>
+              <w:t>А.Н.</w:t>
             </w:r>
             <w:proofErr w:type="spellStart"/>
             <w:r>
               <w:rPr>
                 <w:sz w:val="26"/>
+                <w:lang w:val="en-US"/>
               </w:rPr>
               <w:t>Асадчий</w:t>
             </w:r>
@@ -359,7 +341,14 @@
                       <w:sz w:val="26"/>
                       <w:szCs w:val="26"/>
                     </w:rPr>
-                    <w:t>ул. М. Богдановича, 155</w:t>
+                    <w:t xml:space="preserve">ул. М. Богдановича, </w:t>
+                  </w:r>
+                  <w:r>
+                    <w:rPr>
+                      <w:sz w:val="26"/>
+                      <w:szCs w:val="26"/>
+                    </w:rPr>
+                    <w:t>155</w:t>
                   </w:r>
                 </w:p>
               </w:tc>
@@ -389,14 +378,7 @@
               </w:tc>
             </w:tr>
           </w:tbl>
-          <w:p>
-            <w:pPr>
-              <w:rPr>
-                <w:sz w:val="26"/>
-                <w:szCs w:val="26"/>
-              </w:rPr>
-            </w:pPr>
-          </w:p>
+          <w:p/>
         </w:tc>
         <w:tc>
           <w:tcPr>
@@ -404,16 +386,9 @@
             <w:gridSpan w:val="2"/>
           </w:tcPr>
           <w:p>
-            <w:pPr>
-              <w:rPr>
-                <w:sz w:val="26"/>
-                <w:szCs w:val="26"/>
-              </w:rPr>
-            </w:pPr>
-            <w:r>
-              <w:rPr>
-                <w:sz w:val="26"/>
-                <w:szCs w:val="26"/>
+            <w:r>
+              <w:rPr>
+                <w:sz w:val="26"/>
                 <w:lang w:val="en-US"/>
               </w:rPr>
               <w:t xml:space="preserve">    </w:t>
@@ -422,7 +397,6 @@
             <w:r>
               <w:rPr>
                 <w:sz w:val="26"/>
-                <w:szCs w:val="26"/>
               </w:rPr>
               <w:t xml:space="preserve">«  </w:t>
             </w:r>
@@ -430,14 +404,12 @@
             <w:r>
               <w:rPr>
                 <w:sz w:val="26"/>
-                <w:szCs w:val="26"/>
               </w:rPr>
               <w:t xml:space="preserve">      »                                 </w:t>
             </w:r>
             <w:r>
               <w:rPr>
                 <w:sz w:val="26"/>
-                <w:szCs w:val="26"/>
                 <w:highlight w:val="yellow"/>
               </w:rPr>
               <w:t>202</w:t>
@@ -445,16 +417,13 @@
             <w:r>
               <w:rPr>
                 <w:sz w:val="26"/>
-                <w:szCs w:val="26"/>
-                <w:highlight w:val="yellow"/>
-                <w:lang w:val="en-US"/>
-              </w:rPr>
-              <w:t>5</w:t>
-            </w:r>
-            <w:r>
-              <w:rPr>
-                <w:sz w:val="26"/>
-                <w:szCs w:val="26"/>
+                <w:highlight w:val="yellow"/>
+              </w:rPr>
+              <w:t>6</w:t>
+            </w:r>
+            <w:r>
+              <w:rPr>
+                <w:sz w:val="26"/>
               </w:rPr>
               <w:t xml:space="preserve"> г.</w:t>
             </w:r>
@@ -467,14 +436,7 @@
             <w:tcW w:w="4939" w:type="dxa"/>
             <w:gridSpan w:val="2"/>
           </w:tcPr>
-          <w:p>
-            <w:pPr>
-              <w:rPr>
-                <w:sz w:val="26"/>
-                <w:szCs w:val="26"/>
-              </w:rPr>
-            </w:pPr>
-          </w:p>
+          <w:p/>
         </w:tc>
         <w:tc>
           <w:tcPr>
@@ -487,39 +449,38 @@
               <w:jc w:val="left"/>
               <w:outlineLvl w:val="4"/>
               <w:rPr>
-                <w:sz w:val="26"/>
-                <w:szCs w:val="26"/>
-                <w:highlight w:val="yellow"/>
-              </w:rPr>
-            </w:pPr>
-            <w:r>
-              <w:rPr>
-                <w:sz w:val="26"/>
-                <w:szCs w:val="26"/>
-                <w:highlight w:val="yellow"/>
-              </w:rPr>
-              <w:t>Протокол на 8 листах</w:t>
+                <w:szCs w:val="26"/>
+              </w:rPr>
+            </w:pPr>
+            <w:r>
+              <w:rPr>
+                <w:szCs w:val="26"/>
+              </w:rPr>
+              <w:t xml:space="preserve">Протокол на </w:t>
+            </w:r>
+            <w:r>
+              <w:rPr>
+                <w:szCs w:val="26"/>
+                <w:highlight w:val="yellow"/>
+              </w:rPr>
+              <w:t>6</w:t>
+            </w:r>
+            <w:r>
+              <w:rPr>
+                <w:szCs w:val="26"/>
+              </w:rPr>
+              <w:t xml:space="preserve"> листах</w:t>
             </w:r>
           </w:p>
         </w:tc>
       </w:tr>
       <w:tr>
-        <w:trPr>
-          <w:trHeight w:val="80"/>
-        </w:trPr>
         <w:tc>
           <w:tcPr>
             <w:tcW w:w="4939" w:type="dxa"/>
             <w:gridSpan w:val="2"/>
           </w:tcPr>
-          <w:p>
-            <w:pPr>
-              <w:rPr>
-                <w:sz w:val="26"/>
-                <w:szCs w:val="26"/>
-              </w:rPr>
-            </w:pPr>
-          </w:p>
+          <w:p/>
         </w:tc>
         <w:tc>
           <w:tcPr>
@@ -531,14 +492,12 @@
               <w:rPr>
                 <w:sz w:val="26"/>
                 <w:szCs w:val="26"/>
-                <w:highlight w:val="yellow"/>
-              </w:rPr>
-            </w:pPr>
-            <w:r>
-              <w:rPr>
-                <w:sz w:val="26"/>
-                <w:szCs w:val="26"/>
-                <w:highlight w:val="yellow"/>
+              </w:rPr>
+            </w:pPr>
+            <w:r>
+              <w:rPr>
+                <w:sz w:val="26"/>
+                <w:szCs w:val="26"/>
               </w:rPr>
               <w:t>в 2 экземплярах</w:t>
             </w:r>
@@ -551,7 +510,7 @@
         <w:pStyle w:val="a3"/>
         <w:ind w:right="-705"/>
         <w:rPr>
-          <w:rFonts w:ascii="Times New Roman" w:hAnsi="Times New Roman" w:cs="Times New Roman"/>
+          <w:rFonts w:ascii="Times New Roman" w:hAnsi="Times New Roman"/>
           <w:sz w:val="26"/>
           <w:szCs w:val="26"/>
         </w:rPr>
@@ -562,7 +521,7 @@
         <w:pStyle w:val="a3"/>
         <w:ind w:right="-705"/>
         <w:rPr>
-          <w:rFonts w:ascii="Times New Roman" w:hAnsi="Times New Roman" w:cs="Times New Roman"/>
+          <w:rFonts w:ascii="Times New Roman" w:hAnsi="Times New Roman"/>
           <w:sz w:val="26"/>
           <w:szCs w:val="26"/>
         </w:rPr>
@@ -573,7 +532,7 @@
         <w:pStyle w:val="a3"/>
         <w:ind w:right="-705"/>
         <w:rPr>
-          <w:rFonts w:ascii="Times New Roman" w:hAnsi="Times New Roman" w:cs="Times New Roman"/>
+          <w:rFonts w:ascii="Times New Roman" w:hAnsi="Times New Roman"/>
           <w:sz w:val="26"/>
           <w:szCs w:val="26"/>
         </w:rPr>
@@ -584,7 +543,7 @@
         <w:pStyle w:val="a3"/>
         <w:ind w:right="-705"/>
         <w:rPr>
-          <w:rFonts w:ascii="Times New Roman" w:hAnsi="Times New Roman" w:cs="Times New Roman"/>
+          <w:rFonts w:ascii="Times New Roman" w:hAnsi="Times New Roman"/>
           <w:sz w:val="26"/>
           <w:szCs w:val="26"/>
         </w:rPr>
@@ -595,7 +554,7 @@
         <w:pStyle w:val="a3"/>
         <w:ind w:right="-705"/>
         <w:rPr>
-          <w:rFonts w:ascii="Times New Roman" w:hAnsi="Times New Roman" w:cs="Times New Roman"/>
+          <w:rFonts w:ascii="Times New Roman" w:hAnsi="Times New Roman"/>
           <w:sz w:val="26"/>
           <w:szCs w:val="26"/>
         </w:rPr>
@@ -606,7 +565,7 @@
         <w:pStyle w:val="a3"/>
         <w:ind w:right="-705"/>
         <w:rPr>
-          <w:rFonts w:ascii="Times New Roman" w:hAnsi="Times New Roman" w:cs="Times New Roman"/>
+          <w:rFonts w:ascii="Times New Roman" w:hAnsi="Times New Roman"/>
           <w:sz w:val="26"/>
           <w:szCs w:val="26"/>
         </w:rPr>
@@ -618,24 +577,34 @@
         <w:ind w:right="-568"/>
         <w:jc w:val="center"/>
         <w:rPr>
-          <w:rFonts w:ascii="Times New Roman" w:hAnsi="Times New Roman" w:cs="Times New Roman"/>
-          <w:sz w:val="26"/>
-          <w:szCs w:val="26"/>
-        </w:rPr>
-      </w:pPr>
-      <w:r>
-        <w:rPr>
           <w:rFonts w:ascii="Times New Roman" w:hAnsi="Times New Roman"/>
           <w:sz w:val="26"/>
-        </w:rPr>
-        <w:t>Протокол типовых</w:t>
-      </w:r>
+          <w:szCs w:val="26"/>
+        </w:rPr>
+      </w:pPr>
       <w:r>
         <w:rPr>
           <w:rFonts w:ascii="Times New Roman" w:hAnsi="Times New Roman"/>
           <w:sz w:val="26"/>
-        </w:rPr>
-        <w:t xml:space="preserve"> испытаний</w:t>
+          <w:szCs w:val="26"/>
+        </w:rPr>
+        <w:t xml:space="preserve">Протокол </w:t>
+      </w:r>
+      <w:r>
+        <w:rPr>
+          <w:rFonts w:ascii="Times New Roman" w:hAnsi="Times New Roman"/>
+          <w:sz w:val="26"/>
+          <w:szCs w:val="26"/>
+        </w:rPr>
+        <w:t>п</w:t>
+      </w:r>
+      <w:r>
+        <w:rPr>
+          <w:rFonts w:ascii="Times New Roman" w:hAnsi="Times New Roman"/>
+          <w:sz w:val="26"/>
+          <w:szCs w:val="26"/>
+        </w:rPr>
+        <w:t>роверок</w:t>
       </w:r>
     </w:p>
     <w:p>
@@ -644,7 +613,7 @@
         <w:ind w:left="567" w:right="-705"/>
         <w:jc w:val="center"/>
         <w:rPr>
-          <w:rFonts w:ascii="Times New Roman" w:hAnsi="Times New Roman" w:cs="Times New Roman"/>
+          <w:rFonts w:ascii="Times New Roman" w:hAnsi="Times New Roman"/>
           <w:sz w:val="26"/>
           <w:szCs w:val="26"/>
         </w:rPr>
@@ -656,14 +625,14 @@
         <w:ind w:left="567" w:right="-285"/>
         <w:jc w:val="center"/>
         <w:rPr>
-          <w:rFonts w:ascii="Times New Roman" w:hAnsi="Times New Roman" w:cs="Times New Roman"/>
-          <w:sz w:val="26"/>
-          <w:szCs w:val="26"/>
-        </w:rPr>
-      </w:pPr>
-      <w:r>
-        <w:rPr>
-          <w:rFonts w:ascii="Times New Roman" w:hAnsi="Times New Roman" w:cs="Times New Roman"/>
+          <w:rFonts w:ascii="Times New Roman" w:hAnsi="Times New Roman"/>
+          <w:sz w:val="26"/>
+          <w:szCs w:val="26"/>
+        </w:rPr>
+      </w:pPr>
+      <w:r>
+        <w:rPr>
+          <w:rFonts w:ascii="Times New Roman" w:hAnsi="Times New Roman"/>
           <w:sz w:val="26"/>
           <w:szCs w:val="26"/>
         </w:rPr>
@@ -679,7 +648,7 @@
       <w:proofErr w:type="spellStart"/>
       <w:r>
         <w:rPr>
-          <w:rFonts w:ascii="Times New Roman" w:hAnsi="Times New Roman" w:cs="Times New Roman"/>
+          <w:rFonts w:ascii="Times New Roman" w:hAnsi="Times New Roman"/>
           <w:sz w:val="26"/>
           <w:szCs w:val="26"/>
         </w:rPr>
@@ -691,80 +660,49 @@
           <w:rFonts w:ascii="Times New Roman" w:hAnsi="Times New Roman"/>
           <w:sz w:val="26"/>
         </w:rPr>
+        <w:t xml:space="preserve">}} </w:t>
+      </w:r>
+      <w:r>
+        <w:rPr>
+          <w:rFonts w:ascii="Times New Roman" w:hAnsi="Times New Roman"/>
+          <w:sz w:val="26"/>
+          <w:szCs w:val="26"/>
+        </w:rPr>
+        <w:t xml:space="preserve">от </w:t>
+      </w:r>
+      <w:r>
+        <w:rPr>
+          <w:rFonts w:ascii="Times New Roman" w:hAnsi="Times New Roman"/>
+          <w:sz w:val="26"/>
+          <w:szCs w:val="26"/>
+        </w:rPr>
+        <w:t>{{</w:t>
+      </w:r>
+      <w:proofErr w:type="spellStart"/>
+      <w:r>
+        <w:rPr>
+          <w:rFonts w:ascii="Times New Roman" w:hAnsi="Times New Roman"/>
+          <w:sz w:val="26"/>
+          <w:szCs w:val="26"/>
+        </w:rPr>
+        <w:t>Дата_протокола</w:t>
+      </w:r>
+      <w:proofErr w:type="spellEnd"/>
+      <w:r>
+        <w:rPr>
+          <w:rFonts w:ascii="Times New Roman" w:hAnsi="Times New Roman"/>
+          <w:sz w:val="26"/>
+          <w:szCs w:val="26"/>
+        </w:rPr>
         <w:t>}}</w:t>
       </w:r>
       <w:r>
         <w:rPr>
           <w:rFonts w:ascii="Times New Roman" w:hAnsi="Times New Roman"/>
           <w:sz w:val="26"/>
-        </w:rPr>
-        <w:t xml:space="preserve"> </w:t>
-      </w:r>
-      <w:r>
-        <w:rPr>
-          <w:rFonts w:ascii="Times New Roman" w:hAnsi="Times New Roman" w:cs="Times New Roman"/>
-          <w:sz w:val="26"/>
-          <w:szCs w:val="26"/>
-        </w:rPr>
-        <w:t>от</w:t>
-      </w:r>
-      <w:r>
-        <w:rPr>
-          <w:rFonts w:ascii="Times New Roman" w:hAnsi="Times New Roman" w:cs="Times New Roman"/>
-          <w:sz w:val="26"/>
-          <w:szCs w:val="26"/>
-        </w:rPr>
-        <w:t xml:space="preserve"> </w:t>
-      </w:r>
-      <w:r>
-        <w:rPr>
-          <w:rFonts w:ascii="Times New Roman" w:hAnsi="Times New Roman" w:cs="Times New Roman"/>
-          <w:sz w:val="26"/>
-          <w:szCs w:val="26"/>
-        </w:rPr>
-        <w:t>{{</w:t>
-      </w:r>
-      <w:proofErr w:type="spellStart"/>
-      <w:r>
-        <w:rPr>
-          <w:rFonts w:ascii="Times New Roman" w:hAnsi="Times New Roman" w:cs="Times New Roman"/>
-          <w:sz w:val="26"/>
-          <w:szCs w:val="26"/>
-        </w:rPr>
-        <w:t>Дата_протокола</w:t>
-      </w:r>
-      <w:proofErr w:type="spellEnd"/>
-      <w:r>
-        <w:rPr>
-          <w:rFonts w:ascii="Times New Roman" w:hAnsi="Times New Roman" w:cs="Times New Roman"/>
-          <w:sz w:val="26"/>
-          <w:szCs w:val="26"/>
-        </w:rPr>
-        <w:t>}}</w:t>
-      </w:r>
-      <w:r>
-        <w:rPr>
-          <w:rFonts w:ascii="Times New Roman" w:hAnsi="Times New Roman" w:cs="Times New Roman"/>
-          <w:sz w:val="26"/>
-          <w:szCs w:val="26"/>
-        </w:rPr>
-        <w:t xml:space="preserve"> </w:t>
-      </w:r>
-      <w:r>
-        <w:rPr>
-          <w:rFonts w:ascii="Times New Roman" w:hAnsi="Times New Roman" w:cs="Times New Roman"/>
-          <w:sz w:val="26"/>
-          <w:szCs w:val="26"/>
-        </w:rPr>
-        <w:t>г</w:t>
-      </w:r>
-      <w:r>
-        <w:rPr>
-          <w:rFonts w:ascii="Times New Roman" w:hAnsi="Times New Roman" w:cs="Times New Roman"/>
-          <w:sz w:val="26"/>
-          <w:szCs w:val="26"/>
-        </w:rPr>
-        <w:t>.</w:t>
+          <w:szCs w:val="26"/>
+        </w:rPr>
+        <w:t xml:space="preserve"> г.</w:t>
       </w:r>
     </w:p>
     <w:p>
@@ -772,9 +710,10 @@
         <w:pStyle w:val="a3"/>
         <w:ind w:left="567" w:right="-285"/>
         <w:rPr>
-          <w:rFonts w:ascii="Times New Roman" w:hAnsi="Times New Roman" w:cs="Times New Roman"/>
-          <w:sz w:val="26"/>
-          <w:szCs w:val="26"/>
+          <w:rFonts w:ascii="Times New Roman" w:hAnsi="Times New Roman"/>
+          <w:sz w:val="26"/>
+          <w:szCs w:val="26"/>
+          <w:highlight w:val="yellow"/>
         </w:rPr>
       </w:pPr>
     </w:p>
@@ -784,14 +723,15 @@
         <w:ind w:right="-705"/>
         <w:jc w:val="center"/>
         <w:rPr>
-          <w:rFonts w:ascii="Times New Roman" w:hAnsi="Times New Roman" w:cs="Times New Roman"/>
-          <w:sz w:val="26"/>
-          <w:szCs w:val="26"/>
-        </w:rPr>
-      </w:pPr>
-      <w:r>
-        <w:rPr>
-          <w:rFonts w:ascii="Times New Roman" w:hAnsi="Times New Roman" w:cs="Times New Roman"/>
+          <w:rFonts w:ascii="Times New Roman" w:hAnsi="Times New Roman"/>
+          <w:sz w:val="26"/>
+          <w:szCs w:val="26"/>
+          <w:highlight w:val="yellow"/>
+        </w:rPr>
+      </w:pPr>
+      <w:r>
+        <w:rPr>
+          <w:rFonts w:ascii="Times New Roman" w:hAnsi="Times New Roman"/>
           <w:sz w:val="26"/>
           <w:szCs w:val="26"/>
         </w:rPr>
@@ -800,7 +740,7 @@
       <w:proofErr w:type="spellStart"/>
       <w:r>
         <w:rPr>
-          <w:rFonts w:ascii="Times New Roman" w:hAnsi="Times New Roman" w:cs="Times New Roman"/>
+          <w:rFonts w:ascii="Times New Roman" w:hAnsi="Times New Roman"/>
           <w:sz w:val="26"/>
           <w:szCs w:val="26"/>
         </w:rPr>
@@ -809,24 +749,12 @@
       <w:proofErr w:type="spellEnd"/>
       <w:r>
         <w:rPr>
-          <w:rFonts w:ascii="Times New Roman" w:hAnsi="Times New Roman" w:cs="Times New Roman"/>
-          <w:sz w:val="26"/>
-          <w:szCs w:val="26"/>
-        </w:rPr>
-        <w:t>}},</w:t>
-      </w:r>
-    </w:p>
-    <w:p>
-      <w:pPr>
-        <w:pStyle w:val="a3"/>
-        <w:ind w:right="-705"/>
-        <w:jc w:val="center"/>
-        <w:rPr>
-          <w:rFonts w:ascii="Times New Roman" w:hAnsi="Times New Roman" w:cs="Times New Roman"/>
-          <w:sz w:val="26"/>
-          <w:szCs w:val="26"/>
-        </w:rPr>
-      </w:pPr>
+          <w:rFonts w:ascii="Times New Roman" w:hAnsi="Times New Roman"/>
+          <w:sz w:val="26"/>
+          <w:szCs w:val="26"/>
+        </w:rPr>
+        <w:t>}}</w:t>
+      </w:r>
     </w:p>
     <w:tbl>
       <w:tblPr>
@@ -844,7 +772,7 @@
         <w:tblLook w:val="04A0" w:firstRow="1" w:lastRow="0" w:firstColumn="1" w:lastColumn="0" w:noHBand="0" w:noVBand="1"/>
       </w:tblPr>
       <w:tblGrid>
-        <w:gridCol w:w="9072"/>
+        <w:gridCol w:w="9012"/>
       </w:tblGrid>
       <w:tr>
         <w:trPr>
@@ -852,32 +780,22 @@
         </w:trPr>
         <w:tc>
           <w:tcPr>
-            <w:tcW w:w="9072" w:type="dxa"/>
+            <w:tcW w:w="9012" w:type="dxa"/>
           </w:tcPr>
           <w:p>
             <w:pPr>
               <w:ind w:left="430"/>
-              <w:jc w:val="both"/>
-              <w:rPr>
-                <w:sz w:val="26"/>
-                <w:szCs w:val="26"/>
-              </w:rPr>
-            </w:pPr>
-          </w:p>
-          <w:p>
-            <w:pPr>
-              <w:jc w:val="both"/>
-              <w:rPr>
-                <w:sz w:val="26"/>
-                <w:szCs w:val="26"/>
-              </w:rPr>
-            </w:pPr>
-            <w:r>
-              <w:rPr>
-                <w:sz w:val="26"/>
-                <w:szCs w:val="26"/>
-              </w:rPr>
-              <w:t>Изготовитель – ОАО «НИИЭВМ»</w:t>
+            </w:pPr>
+          </w:p>
+          <w:p>
+            <w:pPr>
+              <w:ind w:left="430"/>
+            </w:pPr>
+            <w:r>
+              <w:rPr>
+                <w:sz w:val="26"/>
+              </w:rPr>
+              <w:t>Изготовитель – Государственное предприятие «НИИ ТЗИ»</w:t>
             </w:r>
           </w:p>
         </w:tc>
@@ -888,22 +806,17 @@
         </w:trPr>
         <w:tc>
           <w:tcPr>
-            <w:tcW w:w="9072" w:type="dxa"/>
-          </w:tcPr>
-          <w:p>
-            <w:pPr>
-              <w:jc w:val="both"/>
-              <w:rPr>
-                <w:sz w:val="26"/>
-                <w:szCs w:val="26"/>
-              </w:rPr>
-            </w:pPr>
-            <w:r>
-              <w:rPr>
-                <w:sz w:val="26"/>
-                <w:szCs w:val="26"/>
-              </w:rPr>
-              <w:t>Адрес – 220040, г. Минск, ул. М. Богдановича, 155.</w:t>
+            <w:tcW w:w="9012" w:type="dxa"/>
+          </w:tcPr>
+          <w:p>
+            <w:pPr>
+              <w:ind w:left="430"/>
+            </w:pPr>
+            <w:r>
+              <w:rPr>
+                <w:sz w:val="26"/>
+              </w:rPr>
+              <w:t>Адрес – 220088, г. Минск, ул. Первомайская, 26/2</w:t>
             </w:r>
           </w:p>
         </w:tc>
@@ -914,22 +827,17 @@
         </w:trPr>
         <w:tc>
           <w:tcPr>
-            <w:tcW w:w="9072" w:type="dxa"/>
-          </w:tcPr>
-          <w:p>
-            <w:pPr>
-              <w:jc w:val="both"/>
-              <w:rPr>
-                <w:sz w:val="26"/>
-                <w:szCs w:val="26"/>
-              </w:rPr>
-            </w:pPr>
-            <w:r>
-              <w:rPr>
-                <w:sz w:val="26"/>
-                <w:szCs w:val="26"/>
-              </w:rPr>
-              <w:t>Заявитель – управление №5 ОАО «НИИЭВМ»</w:t>
+            <w:tcW w:w="9012" w:type="dxa"/>
+          </w:tcPr>
+          <w:p>
+            <w:pPr>
+              <w:ind w:left="430"/>
+            </w:pPr>
+            <w:r>
+              <w:rPr>
+                <w:sz w:val="26"/>
+              </w:rPr>
+              <w:t>Заявитель – Государственное предприятие «НИИ ТЗИ»</w:t>
             </w:r>
           </w:p>
         </w:tc>
@@ -940,74 +848,111 @@
         </w:trPr>
         <w:tc>
           <w:tcPr>
-            <w:tcW w:w="9072" w:type="dxa"/>
-          </w:tcPr>
-          <w:p>
-            <w:pPr>
-              <w:rPr>
-                <w:sz w:val="26"/>
-                <w:szCs w:val="26"/>
-              </w:rPr>
-            </w:pPr>
-            <w:r>
-              <w:rPr>
-                <w:sz w:val="26"/>
-                <w:szCs w:val="26"/>
+            <w:tcW w:w="9012" w:type="dxa"/>
+          </w:tcPr>
+          <w:p>
+            <w:pPr>
+              <w:ind w:left="430"/>
+              <w:rPr>
+                <w:sz w:val="26"/>
+              </w:rPr>
+            </w:pPr>
+            <w:r>
+              <w:rPr>
+                <w:sz w:val="26"/>
               </w:rPr>
               <w:t xml:space="preserve">Основание для проведения испытания – </w:t>
             </w:r>
             <w:r>
               <w:rPr>
                 <w:sz w:val="26"/>
-                <w:szCs w:val="26"/>
-              </w:rPr>
-              <w:t>Приказ {{</w:t>
-            </w:r>
-            <w:proofErr w:type="spellStart"/>
-            <w:r>
-              <w:rPr>
-                <w:sz w:val="26"/>
-                <w:szCs w:val="26"/>
-              </w:rPr>
-              <w:t>Номер_приказа</w:t>
-            </w:r>
-            <w:proofErr w:type="spellEnd"/>
-            <w:r>
-              <w:rPr>
-                <w:sz w:val="26"/>
-                <w:szCs w:val="26"/>
-              </w:rPr>
-              <w:t>}}</w:t>
-            </w:r>
-            <w:r>
-              <w:rPr>
-                <w:sz w:val="26"/>
-                <w:szCs w:val="26"/>
-              </w:rPr>
-              <w:t xml:space="preserve"> от </w:t>
-            </w:r>
-            <w:r>
-              <w:rPr>
-                <w:sz w:val="26"/>
-                <w:szCs w:val="26"/>
-              </w:rPr>
-              <w:t>{{</w:t>
-            </w:r>
-            <w:proofErr w:type="spellStart"/>
-            <w:r>
-              <w:rPr>
-                <w:sz w:val="26"/>
-                <w:szCs w:val="26"/>
-              </w:rPr>
-              <w:t>Дата_приказа</w:t>
-            </w:r>
-            <w:proofErr w:type="spellEnd"/>
-            <w:r>
-              <w:rPr>
-                <w:sz w:val="26"/>
-                <w:szCs w:val="26"/>
-              </w:rPr>
-              <w:t>}}</w:t>
+                <w:highlight w:val="yellow"/>
+              </w:rPr>
+              <w:t>договор</w:t>
+            </w:r>
+            <w:r>
+              <w:rPr>
+                <w:sz w:val="26"/>
+                <w:highlight w:val="yellow"/>
+              </w:rPr>
+              <w:t xml:space="preserve"> </w:t>
+            </w:r>
+            <w:r>
+              <w:rPr>
+                <w:sz w:val="26"/>
+                <w:highlight w:val="yellow"/>
+              </w:rPr>
+              <w:t xml:space="preserve">№ </w:t>
+            </w:r>
+            <w:r>
+              <w:rPr>
+                <w:sz w:val="26"/>
+                <w:highlight w:val="yellow"/>
+              </w:rPr>
+              <w:t>26</w:t>
+            </w:r>
+            <w:r>
+              <w:rPr>
+                <w:sz w:val="26"/>
+                <w:highlight w:val="yellow"/>
+              </w:rPr>
+              <w:t>/2</w:t>
+            </w:r>
+            <w:r>
+              <w:rPr>
+                <w:sz w:val="26"/>
+                <w:highlight w:val="yellow"/>
+              </w:rPr>
+              <w:t>5</w:t>
+            </w:r>
+            <w:r>
+              <w:rPr>
+                <w:sz w:val="26"/>
+                <w:highlight w:val="yellow"/>
+              </w:rPr>
+              <w:t xml:space="preserve"> от 2</w:t>
+            </w:r>
+            <w:r>
+              <w:rPr>
+                <w:sz w:val="26"/>
+                <w:highlight w:val="yellow"/>
+              </w:rPr>
+              <w:t>4</w:t>
+            </w:r>
+            <w:r>
+              <w:rPr>
+                <w:sz w:val="26"/>
+                <w:highlight w:val="yellow"/>
+              </w:rPr>
+              <w:t>.</w:t>
+            </w:r>
+            <w:r>
+              <w:rPr>
+                <w:sz w:val="26"/>
+                <w:highlight w:val="yellow"/>
+              </w:rPr>
+              <w:t>03</w:t>
+            </w:r>
+            <w:r>
+              <w:rPr>
+                <w:sz w:val="26"/>
+                <w:highlight w:val="yellow"/>
+              </w:rPr>
+              <w:t>.202</w:t>
+            </w:r>
+            <w:r>
+              <w:rPr>
+                <w:sz w:val="26"/>
+                <w:highlight w:val="yellow"/>
+              </w:rPr>
+              <w:t>5</w:t>
+            </w:r>
+            <w:r>
+              <w:rPr>
+                <w:sz w:val="26"/>
+                <w:highlight w:val="yellow"/>
+              </w:rPr>
+              <w:t xml:space="preserve"> г.</w:t>
             </w:r>
           </w:p>
         </w:tc>
@@ -1018,141 +963,122 @@
         </w:trPr>
         <w:tc>
           <w:tcPr>
-            <w:tcW w:w="9072" w:type="dxa"/>
-          </w:tcPr>
-          <w:p>
-            <w:r>
-              <w:rPr>
-                <w:sz w:val="26"/>
-              </w:rPr>
-              <w:t xml:space="preserve">Наименование ТНПА на методы испытаний – </w:t>
-            </w:r>
-            <w:r>
-              <w:rPr>
-                <w:sz w:val="26"/>
-              </w:rPr>
-              <w:t>{{ТНПА}}</w:t>
+            <w:tcW w:w="9012" w:type="dxa"/>
+          </w:tcPr>
+          <w:p>
+            <w:pPr>
+              <w:pStyle w:val="a3"/>
+              <w:ind w:left="459" w:right="-705"/>
+              <w:rPr>
+                <w:rFonts w:ascii="Times New Roman" w:hAnsi="Times New Roman"/>
+                <w:sz w:val="26"/>
+                <w:szCs w:val="26"/>
+                <w:highlight w:val="yellow"/>
+              </w:rPr>
+            </w:pPr>
+            <w:r>
+              <w:rPr>
+                <w:rFonts w:ascii="Times New Roman" w:hAnsi="Times New Roman"/>
+                <w:sz w:val="26"/>
+              </w:rPr>
+              <w:t>Наименование ТНПА на ме</w:t>
+            </w:r>
+            <w:r>
+              <w:rPr>
+                <w:rFonts w:ascii="Times New Roman" w:hAnsi="Times New Roman"/>
+                <w:sz w:val="26"/>
+              </w:rPr>
+              <w:t xml:space="preserve">тоды испытаний – </w:t>
+            </w:r>
+            <w:r>
+              <w:rPr>
+                <w:rFonts w:ascii="Times New Roman" w:hAnsi="Times New Roman"/>
+                <w:sz w:val="26"/>
+                <w:szCs w:val="26"/>
+              </w:rPr>
+              <w:t>{{</w:t>
+            </w:r>
+            <w:proofErr w:type="spellStart"/>
+            <w:r>
+              <w:rPr>
+                <w:rFonts w:ascii="Times New Roman" w:hAnsi="Times New Roman"/>
+                <w:sz w:val="26"/>
+                <w:szCs w:val="26"/>
+              </w:rPr>
+              <w:t>Имя_изделия</w:t>
+            </w:r>
+            <w:proofErr w:type="spellEnd"/>
+            <w:r>
+              <w:rPr>
+                <w:rFonts w:ascii="Times New Roman" w:hAnsi="Times New Roman"/>
+                <w:sz w:val="26"/>
+                <w:szCs w:val="26"/>
+              </w:rPr>
+              <w:t>}}</w:t>
+            </w:r>
+            <w:r>
+              <w:rPr>
+                <w:rFonts w:ascii="Times New Roman" w:hAnsi="Times New Roman"/>
+                <w:sz w:val="26"/>
+              </w:rPr>
+              <w:t xml:space="preserve"> ТУ</w:t>
             </w:r>
           </w:p>
         </w:tc>
       </w:tr>
       <w:tr>
         <w:trPr>
-          <w:trHeight w:val="1273"/>
+          <w:trHeight w:val="345"/>
           <w:jc w:val="center"/>
         </w:trPr>
         <w:tc>
           <w:tcPr>
-            <w:tcW w:w="9072" w:type="dxa"/>
-          </w:tcPr>
-          <w:p>
-            <w:pPr>
-              <w:rPr>
-                <w:sz w:val="26"/>
-                <w:szCs w:val="26"/>
-              </w:rPr>
-            </w:pPr>
-            <w:r>
-              <w:rPr>
-                <w:sz w:val="26"/>
-              </w:rPr>
-              <w:t>Количество испытываемых образцов – 1:</w:t>
-            </w:r>
-            <w:r>
-              <w:rPr>
-                <w:sz w:val="26"/>
-              </w:rPr>
-              <w:br/>
-            </w:r>
-            <w:r>
-              <w:rPr>
-                <w:sz w:val="26"/>
-              </w:rPr>
-              <w:t>{{</w:t>
-            </w:r>
-            <w:proofErr w:type="spellStart"/>
-            <w:r>
-              <w:rPr>
-                <w:sz w:val="26"/>
-              </w:rPr>
-              <w:t>Имя_</w:t>
-            </w:r>
-            <w:r>
-              <w:rPr>
-                <w:sz w:val="26"/>
-              </w:rPr>
-              <w:t>изделия</w:t>
-            </w:r>
-            <w:proofErr w:type="spellEnd"/>
-            <w:r>
-              <w:rPr>
-                <w:sz w:val="26"/>
-              </w:rPr>
-              <w:t xml:space="preserve">}} </w:t>
-            </w:r>
-            <w:r>
-              <w:rPr>
-                <w:sz w:val="26"/>
-              </w:rPr>
-              <w:t>зав №</w:t>
-            </w:r>
-            <w:r>
-              <w:rPr>
-                <w:sz w:val="26"/>
-                <w:szCs w:val="26"/>
-              </w:rPr>
-              <w:t>{{</w:t>
-            </w:r>
-            <w:proofErr w:type="spellStart"/>
-            <w:r>
-              <w:rPr>
-                <w:sz w:val="26"/>
-                <w:szCs w:val="26"/>
-              </w:rPr>
-              <w:t>Номер_изделия</w:t>
-            </w:r>
-            <w:proofErr w:type="spellEnd"/>
-            <w:r>
-              <w:rPr>
-                <w:sz w:val="26"/>
-                <w:szCs w:val="26"/>
-              </w:rPr>
-              <w:t>}}</w:t>
-            </w:r>
-            <w:r>
-              <w:rPr>
-                <w:sz w:val="26"/>
-              </w:rPr>
-              <w:t xml:space="preserve">; рег. </w:t>
-            </w:r>
-            <w:r>
-              <w:rPr>
-                <w:sz w:val="26"/>
-              </w:rPr>
-              <w:t>№</w:t>
-            </w:r>
-            <w:r>
-              <w:rPr>
-                <w:sz w:val="26"/>
-                <w:szCs w:val="26"/>
-              </w:rPr>
-              <w:t>{{</w:t>
-            </w:r>
-            <w:proofErr w:type="spellStart"/>
-            <w:r>
-              <w:rPr>
-                <w:sz w:val="26"/>
-                <w:szCs w:val="26"/>
-              </w:rPr>
-              <w:t>Рег_Номер_изделия</w:t>
-            </w:r>
-            <w:proofErr w:type="spellEnd"/>
-            <w:r>
-              <w:rPr>
-                <w:sz w:val="26"/>
-                <w:szCs w:val="26"/>
-              </w:rPr>
-              <w:t>}}</w:t>
+            <w:tcW w:w="9012" w:type="dxa"/>
+          </w:tcPr>
+          <w:p>
+            <w:pPr>
+              <w:ind w:left="430"/>
+              <w:rPr>
+                <w:sz w:val="26"/>
+              </w:rPr>
+            </w:pPr>
+            <w:r>
+              <w:rPr>
+                <w:sz w:val="26"/>
+              </w:rPr>
+              <w:t xml:space="preserve">Количество испытываемых образцов – </w:t>
+            </w:r>
+            <w:r>
+              <w:rPr>
+                <w:sz w:val="26"/>
+                <w:highlight w:val="yellow"/>
+              </w:rPr>
+              <w:t>2</w:t>
+            </w:r>
+            <w:r>
+              <w:rPr>
+                <w:sz w:val="26"/>
+              </w:rPr>
+              <w:t>:</w:t>
+            </w:r>
+            <w:r>
+              <w:rPr>
+                <w:sz w:val="26"/>
+              </w:rPr>
+              <w:t xml:space="preserve"> </w:t>
+            </w:r>
+            <w:r>
+              <w:rPr>
+                <w:sz w:val="26"/>
+                <w:highlight w:val="yellow"/>
+              </w:rPr>
+              <w:t>СЮДА НОМЕРА ИЗДЕЛИЙ</w:t>
+            </w:r>
+            <w:r>
+              <w:rPr>
+                <w:sz w:val="26"/>
+              </w:rPr>
+              <w:t>.</w:t>
             </w:r>
           </w:p>
         </w:tc>
@@ -1162,7 +1088,7 @@
       <w:pPr>
         <w:pStyle w:val="a3"/>
         <w:rPr>
-          <w:rFonts w:ascii="Times New Roman" w:hAnsi="Times New Roman" w:cs="Times New Roman"/>
+          <w:rFonts w:ascii="Times New Roman" w:hAnsi="Times New Roman"/>
           <w:sz w:val="26"/>
           <w:szCs w:val="26"/>
         </w:rPr>
@@ -1172,7 +1098,7 @@
       <w:pPr>
         <w:pStyle w:val="a3"/>
         <w:rPr>
-          <w:rFonts w:ascii="Times New Roman" w:hAnsi="Times New Roman" w:cs="Times New Roman"/>
+          <w:rFonts w:ascii="Times New Roman" w:hAnsi="Times New Roman"/>
           <w:sz w:val="26"/>
           <w:szCs w:val="26"/>
         </w:rPr>
@@ -1182,7 +1108,7 @@
       <w:pPr>
         <w:pStyle w:val="a3"/>
         <w:rPr>
-          <w:rFonts w:ascii="Times New Roman" w:hAnsi="Times New Roman" w:cs="Times New Roman"/>
+          <w:rFonts w:ascii="Times New Roman" w:hAnsi="Times New Roman"/>
           <w:sz w:val="26"/>
           <w:szCs w:val="26"/>
         </w:rPr>
@@ -1192,7 +1118,7 @@
       <w:pPr>
         <w:pStyle w:val="a3"/>
         <w:rPr>
-          <w:rFonts w:ascii="Times New Roman" w:hAnsi="Times New Roman" w:cs="Times New Roman"/>
+          <w:rFonts w:ascii="Times New Roman" w:hAnsi="Times New Roman"/>
           <w:sz w:val="26"/>
           <w:szCs w:val="26"/>
         </w:rPr>
@@ -1202,7 +1128,7 @@
       <w:pPr>
         <w:pStyle w:val="a3"/>
         <w:rPr>
-          <w:rFonts w:ascii="Times New Roman" w:hAnsi="Times New Roman" w:cs="Times New Roman"/>
+          <w:rFonts w:ascii="Times New Roman" w:hAnsi="Times New Roman"/>
           <w:sz w:val="26"/>
           <w:szCs w:val="26"/>
         </w:rPr>
@@ -1212,7 +1138,7 @@
       <w:pPr>
         <w:pStyle w:val="a3"/>
         <w:rPr>
-          <w:rFonts w:ascii="Times New Roman" w:hAnsi="Times New Roman" w:cs="Times New Roman"/>
+          <w:rFonts w:ascii="Times New Roman" w:hAnsi="Times New Roman"/>
           <w:sz w:val="26"/>
           <w:szCs w:val="26"/>
         </w:rPr>
@@ -1222,61 +1148,99 @@
       <w:pPr>
         <w:pStyle w:val="a3"/>
         <w:rPr>
-          <w:rFonts w:ascii="Times New Roman" w:hAnsi="Times New Roman" w:cs="Times New Roman"/>
-          <w:sz w:val="26"/>
-          <w:szCs w:val="26"/>
-        </w:rPr>
-      </w:pPr>
-      <w:r>
-        <w:rPr>
-          <w:rFonts w:ascii="Times New Roman" w:hAnsi="Times New Roman" w:cs="Times New Roman"/>
+          <w:rFonts w:ascii="Times New Roman" w:hAnsi="Times New Roman"/>
+          <w:sz w:val="26"/>
+          <w:szCs w:val="26"/>
+        </w:rPr>
+      </w:pPr>
+    </w:p>
+    <w:p>
+      <w:pPr>
+        <w:pStyle w:val="a3"/>
+        <w:rPr>
+          <w:rFonts w:ascii="Times New Roman" w:hAnsi="Times New Roman"/>
+          <w:sz w:val="26"/>
+          <w:szCs w:val="26"/>
+        </w:rPr>
+      </w:pPr>
+    </w:p>
+    <w:p>
+      <w:pPr>
+        <w:pStyle w:val="a3"/>
+        <w:rPr>
+          <w:rFonts w:ascii="Times New Roman" w:hAnsi="Times New Roman"/>
+          <w:sz w:val="26"/>
+          <w:szCs w:val="26"/>
+        </w:rPr>
+      </w:pPr>
+    </w:p>
+    <w:p>
+      <w:pPr>
+        <w:pStyle w:val="a3"/>
+        <w:rPr>
+          <w:rFonts w:ascii="Times New Roman" w:hAnsi="Times New Roman"/>
+          <w:sz w:val="26"/>
+          <w:szCs w:val="26"/>
+        </w:rPr>
+      </w:pPr>
+    </w:p>
+    <w:p>
+      <w:pPr>
+        <w:pStyle w:val="a3"/>
+        <w:rPr>
+          <w:rFonts w:ascii="Times New Roman" w:hAnsi="Times New Roman"/>
+          <w:sz w:val="26"/>
+          <w:szCs w:val="26"/>
+        </w:rPr>
+      </w:pPr>
+      <w:r>
+        <w:rPr>
+          <w:rFonts w:ascii="Times New Roman" w:hAnsi="Times New Roman"/>
           <w:sz w:val="26"/>
           <w:szCs w:val="26"/>
         </w:rPr>
         <w:t>МЕСТО ШТАМПА</w:t>
       </w:r>
-    </w:p>
-    <w:p>
-      <w:pPr>
-        <w:pStyle w:val="a3"/>
-        <w:rPr>
-          <w:rFonts w:ascii="Times New Roman" w:hAnsi="Times New Roman" w:cs="Times New Roman"/>
-          <w:sz w:val="26"/>
-          <w:szCs w:val="26"/>
-        </w:rPr>
-      </w:pPr>
     </w:p>
     <w:p>
       <w:pPr>
         <w:ind w:firstLine="7513"/>
         <w:jc w:val="both"/>
         <w:rPr>
-          <w:rFonts w:cs="Times New Roman"/>
-          <w:szCs w:val="26"/>
-          <w:lang w:val="en-US"/>
-        </w:rPr>
-      </w:pPr>
-      <w:r>
-        <w:rPr>
-          <w:rFonts w:cs="Times New Roman"/>
+          <w:sz w:val="26"/>
+          <w:szCs w:val="26"/>
+        </w:rPr>
+      </w:pPr>
+      <w:r>
+        <w:rPr>
+          <w:sz w:val="26"/>
           <w:szCs w:val="26"/>
           <w:lang w:val="be-BY"/>
         </w:rPr>
+        <w:lastRenderedPageBreak/>
         <w:t xml:space="preserve">Протокол № </w:t>
       </w:r>
       <w:r>
+        <w:rPr>
+          <w:sz w:val="26"/>
+          <w:szCs w:val="26"/>
+        </w:rPr>
         <w:t>{{</w:t>
       </w:r>
       <w:proofErr w:type="spellStart"/>
       <w:r>
         <w:rPr>
-          <w:rFonts w:cs="Times New Roman"/>
+          <w:sz w:val="26"/>
           <w:szCs w:val="26"/>
         </w:rPr>
         <w:t>Номер_протокола</w:t>
       </w:r>
       <w:proofErr w:type="spellEnd"/>
       <w:r>
+        <w:rPr>
+          <w:sz w:val="26"/>
+          <w:szCs w:val="26"/>
+        </w:rPr>
         <w:t>}}</w:t>
       </w:r>
     </w:p>
@@ -1285,18 +1249,23 @@
         <w:ind w:firstLine="7513"/>
         <w:jc w:val="both"/>
         <w:rPr>
-          <w:rFonts w:cs="Times New Roman"/>
-          <w:szCs w:val="26"/>
-          <w:highlight w:val="yellow"/>
-        </w:rPr>
-      </w:pPr>
-      <w:r>
-        <w:rPr>
-          <w:rFonts w:cs="Times New Roman"/>
-          <w:szCs w:val="26"/>
-          <w:highlight w:val="yellow"/>
-        </w:rPr>
-        <w:t>Лист 2</w:t>
+          <w:sz w:val="26"/>
+          <w:szCs w:val="26"/>
+        </w:rPr>
+      </w:pPr>
+      <w:r>
+        <w:rPr>
+          <w:sz w:val="26"/>
+          <w:szCs w:val="26"/>
+        </w:rPr>
+        <w:t xml:space="preserve">Лист </w:t>
+      </w:r>
+      <w:r>
+        <w:rPr>
+          <w:sz w:val="26"/>
+          <w:szCs w:val="26"/>
+        </w:rPr>
+        <w:t>2</w:t>
       </w:r>
     </w:p>
     <w:p>
@@ -1304,25 +1273,42 @@
         <w:ind w:firstLine="7513"/>
         <w:jc w:val="both"/>
         <w:rPr>
-          <w:rFonts w:cs="Times New Roman"/>
-          <w:szCs w:val="26"/>
-        </w:rPr>
-      </w:pPr>
-      <w:r>
-        <w:rPr>
-          <w:rFonts w:cs="Times New Roman"/>
+          <w:sz w:val="26"/>
+          <w:szCs w:val="26"/>
+        </w:rPr>
+      </w:pPr>
+      <w:r>
+        <w:rPr>
+          <w:sz w:val="26"/>
+          <w:szCs w:val="26"/>
+        </w:rPr>
+        <w:t xml:space="preserve">Всего листов </w:t>
+      </w:r>
+      <w:r>
+        <w:rPr>
+          <w:sz w:val="26"/>
+          <w:szCs w:val="26"/>
+        </w:rPr>
+        <w:t>6</w:t>
+      </w:r>
+    </w:p>
+    <w:p>
+      <w:pPr>
+        <w:jc w:val="center"/>
+        <w:rPr>
+          <w:sz w:val="26"/>
           <w:szCs w:val="26"/>
           <w:highlight w:val="yellow"/>
         </w:rPr>
-        <w:t>Всего листов 8</w:t>
-      </w:r>
+      </w:pPr>
     </w:p>
     <w:p>
       <w:pPr>
         <w:jc w:val="center"/>
         <w:rPr>
-          <w:rFonts w:cs="Times New Roman"/>
-          <w:szCs w:val="26"/>
+          <w:sz w:val="26"/>
+          <w:szCs w:val="26"/>
+          <w:highlight w:val="yellow"/>
         </w:rPr>
       </w:pPr>
     </w:p>
@@ -1330,17 +1316,27 @@
       <w:pPr>
         <w:jc w:val="center"/>
         <w:rPr>
-          <w:rFonts w:cs="Times New Roman"/>
-          <w:szCs w:val="26"/>
-        </w:rPr>
-      </w:pPr>
-      <w:r>
-        <w:rPr>
-          <w:rFonts w:cs="Times New Roman"/>
+          <w:sz w:val="26"/>
+          <w:szCs w:val="26"/>
+        </w:rPr>
+      </w:pPr>
+      <w:r>
+        <w:rPr>
+          <w:sz w:val="26"/>
           <w:szCs w:val="26"/>
         </w:rPr>
         <w:t>ПРОГРАММА ПРОВЕДЕНИЯ ИСПЫТАНИЙ</w:t>
       </w:r>
+    </w:p>
+    <w:p>
+      <w:pPr>
+        <w:jc w:val="center"/>
+        <w:rPr>
+          <w:sz w:val="26"/>
+          <w:szCs w:val="26"/>
+          <w:highlight w:val="yellow"/>
+        </w:rPr>
+      </w:pPr>
     </w:p>
     <w:tbl>
       <w:tblPr>
@@ -1358,7 +1354,6 @@
       </w:tblGrid>
       <w:tr>
         <w:trPr>
-          <w:trHeight w:val="450"/>
           <w:jc w:val="center"/>
         </w:trPr>
         <w:tc>
@@ -1448,7 +1443,6 @@
         <w:tc>
           <w:tcPr>
             <w:tcW w:w="1843" w:type="dxa"/>
-            <w:vMerge w:val="restart"/>
             <w:vAlign w:val="center"/>
           </w:tcPr>
           <w:p>
@@ -1471,20 +1465,22 @@
       </w:tr>
       <w:tr>
         <w:trPr>
-          <w:trHeight w:val="450"/>
+          <w:trHeight w:val="102"/>
           <w:jc w:val="center"/>
         </w:trPr>
         <w:tc>
           <w:tcPr>
             <w:tcW w:w="684" w:type="dxa"/>
             <w:vMerge/>
-            <w:vAlign w:val="center"/>
-          </w:tcPr>
-          <w:p>
-            <w:pPr>
-              <w:jc w:val="center"/>
-              <w:rPr>
-                <w:szCs w:val="26"/>
+          </w:tcPr>
+          <w:p>
+            <w:pPr>
+              <w:jc w:val="center"/>
+              <w:rPr>
+                <w:sz w:val="26"/>
+                <w:szCs w:val="26"/>
+                <w:highlight w:val="yellow"/>
+                <w:lang w:val="en-US"/>
               </w:rPr>
             </w:pPr>
           </w:p>
@@ -1499,7 +1495,10 @@
             <w:pPr>
               <w:jc w:val="center"/>
               <w:rPr>
-                <w:szCs w:val="26"/>
+                <w:sz w:val="26"/>
+                <w:szCs w:val="26"/>
+                <w:highlight w:val="yellow"/>
+                <w:lang w:val="en-US"/>
               </w:rPr>
             </w:pPr>
           </w:p>
@@ -1511,30 +1510,606 @@
           </w:tcPr>
           <w:p>
             <w:pPr>
-              <w:jc w:val="center"/>
-              <w:rPr>
-                <w:szCs w:val="26"/>
-              </w:rPr>
-            </w:pPr>
-            <w:r>
-              <w:rPr>
-                <w:szCs w:val="26"/>
-                <w:highlight w:val="yellow"/>
-              </w:rPr>
-              <w:t>СЮДА ТУ(ПМ)</w:t>
+              <w:pStyle w:val="a3"/>
+              <w:ind w:left="-164" w:right="-143"/>
+              <w:jc w:val="center"/>
+              <w:rPr>
+                <w:rFonts w:ascii="Times New Roman" w:hAnsi="Times New Roman"/>
+                <w:sz w:val="26"/>
+                <w:szCs w:val="26"/>
+              </w:rPr>
+            </w:pPr>
+            <w:r>
+              <w:rPr>
+                <w:rFonts w:ascii="Times New Roman" w:hAnsi="Times New Roman"/>
+                <w:sz w:val="26"/>
+                <w:szCs w:val="26"/>
+              </w:rPr>
+              <w:t>{{</w:t>
+            </w:r>
+            <w:proofErr w:type="spellStart"/>
+            <w:r>
+              <w:rPr>
+                <w:rFonts w:ascii="Times New Roman" w:hAnsi="Times New Roman"/>
+                <w:sz w:val="26"/>
+                <w:szCs w:val="26"/>
+              </w:rPr>
+              <w:t>Имя_изделия</w:t>
+            </w:r>
+            <w:proofErr w:type="spellEnd"/>
+            <w:r>
+              <w:rPr>
+                <w:rFonts w:ascii="Times New Roman" w:hAnsi="Times New Roman"/>
+                <w:sz w:val="26"/>
+                <w:szCs w:val="26"/>
+              </w:rPr>
+              <w:t>}}</w:t>
+            </w:r>
+            <w:r>
+              <w:rPr>
+                <w:rFonts w:ascii="Times New Roman" w:hAnsi="Times New Roman"/>
+                <w:sz w:val="26"/>
+                <w:szCs w:val="26"/>
+                <w:lang w:val="en-US"/>
+              </w:rPr>
+              <w:t xml:space="preserve"> </w:t>
+            </w:r>
+            <w:r>
+              <w:rPr>
+                <w:rFonts w:ascii="Times New Roman" w:hAnsi="Times New Roman"/>
+                <w:sz w:val="26"/>
+                <w:szCs w:val="26"/>
+              </w:rPr>
+              <w:t>ТУ</w:t>
             </w:r>
           </w:p>
         </w:tc>
         <w:tc>
           <w:tcPr>
             <w:tcW w:w="1843" w:type="dxa"/>
-            <w:vMerge/>
-            <w:vAlign w:val="center"/>
-          </w:tcPr>
-          <w:p>
-            <w:pPr>
-              <w:jc w:val="center"/>
-              <w:rPr>
+            <w:vAlign w:val="center"/>
+          </w:tcPr>
+          <w:p>
+            <w:pPr>
+              <w:jc w:val="center"/>
+              <w:rPr>
+                <w:sz w:val="26"/>
+                <w:szCs w:val="26"/>
+                <w:highlight w:val="yellow"/>
+              </w:rPr>
+            </w:pPr>
+          </w:p>
+        </w:tc>
+      </w:tr>
+      <w:tr>
+        <w:trPr>
+          <w:trHeight w:val="744"/>
+          <w:jc w:val="center"/>
+        </w:trPr>
+        <w:tc>
+          <w:tcPr>
+            <w:tcW w:w="684" w:type="dxa"/>
+            <w:vAlign w:val="center"/>
+          </w:tcPr>
+          <w:p>
+            <w:pPr>
+              <w:jc w:val="center"/>
+              <w:rPr>
+                <w:sz w:val="26"/>
+              </w:rPr>
+            </w:pPr>
+            <w:r>
+              <w:rPr>
+                <w:sz w:val="26"/>
+              </w:rPr>
+              <w:t>1</w:t>
+            </w:r>
+          </w:p>
+        </w:tc>
+        <w:tc>
+          <w:tcPr>
+            <w:tcW w:w="3564" w:type="dxa"/>
+            <w:vAlign w:val="center"/>
+          </w:tcPr>
+          <w:p>
+            <w:pPr>
+              <w:rPr>
+                <w:sz w:val="26"/>
+              </w:rPr>
+            </w:pPr>
+            <w:r>
+              <w:rPr>
+                <w:sz w:val="26"/>
+              </w:rPr>
+              <w:t>Проверка переходного сопротивления</w:t>
+            </w:r>
+          </w:p>
+        </w:tc>
+        <w:tc>
+          <w:tcPr>
+            <w:tcW w:w="3827" w:type="dxa"/>
+            <w:vAlign w:val="center"/>
+          </w:tcPr>
+          <w:p>
+            <w:pPr>
+              <w:jc w:val="center"/>
+              <w:rPr>
+                <w:sz w:val="26"/>
+              </w:rPr>
+            </w:pPr>
+            <w:r>
+              <w:rPr>
+                <w:sz w:val="26"/>
+              </w:rPr>
+              <w:t>п.</w:t>
+            </w:r>
+            <w:r>
+              <w:rPr>
+                <w:sz w:val="26"/>
+                <w:lang w:val="en-US"/>
+              </w:rPr>
+              <w:t xml:space="preserve"> </w:t>
+            </w:r>
+            <w:r>
+              <w:rPr>
+                <w:sz w:val="26"/>
+              </w:rPr>
+              <w:t>4.7.2</w:t>
+            </w:r>
+          </w:p>
+        </w:tc>
+        <w:tc>
+          <w:tcPr>
+            <w:tcW w:w="1843" w:type="dxa"/>
+            <w:vAlign w:val="center"/>
+          </w:tcPr>
+          <w:p>
+            <w:pPr>
+              <w:jc w:val="center"/>
+              <w:rPr>
+                <w:sz w:val="26"/>
+                <w:szCs w:val="26"/>
+              </w:rPr>
+            </w:pPr>
+          </w:p>
+        </w:tc>
+      </w:tr>
+      <w:tr>
+        <w:trPr>
+          <w:trHeight w:val="134"/>
+          <w:jc w:val="center"/>
+        </w:trPr>
+        <w:tc>
+          <w:tcPr>
+            <w:tcW w:w="684" w:type="dxa"/>
+            <w:vAlign w:val="center"/>
+          </w:tcPr>
+          <w:p>
+            <w:pPr>
+              <w:jc w:val="center"/>
+              <w:rPr>
+                <w:sz w:val="26"/>
+              </w:rPr>
+            </w:pPr>
+            <w:r>
+              <w:rPr>
+                <w:sz w:val="26"/>
+              </w:rPr>
+              <w:t>2</w:t>
+            </w:r>
+          </w:p>
+        </w:tc>
+        <w:tc>
+          <w:tcPr>
+            <w:tcW w:w="3564" w:type="dxa"/>
+            <w:vAlign w:val="center"/>
+          </w:tcPr>
+          <w:p>
+            <w:pPr>
+              <w:rPr>
+                <w:sz w:val="26"/>
+              </w:rPr>
+            </w:pPr>
+            <w:r>
+              <w:rPr>
+                <w:sz w:val="26"/>
+              </w:rPr>
+              <w:t>Проверка электрического сопротивления изоляции</w:t>
+            </w:r>
+          </w:p>
+        </w:tc>
+        <w:tc>
+          <w:tcPr>
+            <w:tcW w:w="3827" w:type="dxa"/>
+            <w:vAlign w:val="center"/>
+          </w:tcPr>
+          <w:p>
+            <w:pPr>
+              <w:jc w:val="center"/>
+              <w:rPr>
+                <w:sz w:val="26"/>
+              </w:rPr>
+            </w:pPr>
+            <w:r>
+              <w:rPr>
+                <w:sz w:val="26"/>
+              </w:rPr>
+              <w:t>п.</w:t>
+            </w:r>
+            <w:r>
+              <w:rPr>
+                <w:sz w:val="26"/>
+                <w:lang w:val="en-US"/>
+              </w:rPr>
+              <w:t xml:space="preserve"> </w:t>
+            </w:r>
+            <w:r>
+              <w:rPr>
+                <w:sz w:val="26"/>
+              </w:rPr>
+              <w:t>4.7.3</w:t>
+            </w:r>
+          </w:p>
+        </w:tc>
+        <w:tc>
+          <w:tcPr>
+            <w:tcW w:w="1843" w:type="dxa"/>
+            <w:vAlign w:val="center"/>
+          </w:tcPr>
+          <w:p>
+            <w:pPr>
+              <w:jc w:val="center"/>
+              <w:rPr>
+                <w:sz w:val="26"/>
+                <w:szCs w:val="26"/>
+              </w:rPr>
+            </w:pPr>
+          </w:p>
+        </w:tc>
+      </w:tr>
+      <w:tr>
+        <w:trPr>
+          <w:trHeight w:val="362"/>
+          <w:jc w:val="center"/>
+        </w:trPr>
+        <w:tc>
+          <w:tcPr>
+            <w:tcW w:w="684" w:type="dxa"/>
+            <w:vAlign w:val="center"/>
+          </w:tcPr>
+          <w:p>
+            <w:pPr>
+              <w:jc w:val="center"/>
+              <w:rPr>
+                <w:sz w:val="26"/>
+              </w:rPr>
+            </w:pPr>
+            <w:r>
+              <w:rPr>
+                <w:sz w:val="26"/>
+              </w:rPr>
+              <w:t>3</w:t>
+            </w:r>
+          </w:p>
+        </w:tc>
+        <w:tc>
+          <w:tcPr>
+            <w:tcW w:w="3564" w:type="dxa"/>
+            <w:vAlign w:val="center"/>
+          </w:tcPr>
+          <w:p>
+            <w:pPr>
+              <w:rPr>
+                <w:sz w:val="26"/>
+              </w:rPr>
+            </w:pPr>
+            <w:r>
+              <w:rPr>
+                <w:sz w:val="26"/>
+              </w:rPr>
+              <w:t>Проверка электрической прочности изоляции</w:t>
+            </w:r>
+          </w:p>
+        </w:tc>
+        <w:tc>
+          <w:tcPr>
+            <w:tcW w:w="3827" w:type="dxa"/>
+            <w:vAlign w:val="center"/>
+          </w:tcPr>
+          <w:p>
+            <w:pPr>
+              <w:jc w:val="center"/>
+              <w:rPr>
+                <w:sz w:val="26"/>
+                <w:lang w:val="en-US"/>
+              </w:rPr>
+            </w:pPr>
+            <w:r>
+              <w:rPr>
+                <w:sz w:val="26"/>
+              </w:rPr>
+              <w:t xml:space="preserve">п. </w:t>
+            </w:r>
+            <w:r>
+              <w:rPr>
+                <w:sz w:val="26"/>
+                <w:lang w:val="en-US"/>
+              </w:rPr>
+              <w:t>4.7.4</w:t>
+            </w:r>
+          </w:p>
+        </w:tc>
+        <w:tc>
+          <w:tcPr>
+            <w:tcW w:w="1843" w:type="dxa"/>
+            <w:vAlign w:val="center"/>
+          </w:tcPr>
+          <w:p>
+            <w:pPr>
+              <w:jc w:val="center"/>
+              <w:rPr>
+                <w:sz w:val="26"/>
+                <w:szCs w:val="26"/>
+              </w:rPr>
+            </w:pPr>
+          </w:p>
+        </w:tc>
+      </w:tr>
+      <w:tr>
+        <w:trPr>
+          <w:trHeight w:val="513"/>
+          <w:jc w:val="center"/>
+        </w:trPr>
+        <w:tc>
+          <w:tcPr>
+            <w:tcW w:w="684" w:type="dxa"/>
+            <w:vAlign w:val="center"/>
+          </w:tcPr>
+          <w:p>
+            <w:pPr>
+              <w:jc w:val="center"/>
+              <w:rPr>
+                <w:sz w:val="26"/>
+              </w:rPr>
+            </w:pPr>
+            <w:r>
+              <w:rPr>
+                <w:sz w:val="26"/>
+              </w:rPr>
+              <w:t>4</w:t>
+            </w:r>
+          </w:p>
+        </w:tc>
+        <w:tc>
+          <w:tcPr>
+            <w:tcW w:w="3564" w:type="dxa"/>
+            <w:vAlign w:val="center"/>
+          </w:tcPr>
+          <w:p>
+            <w:pPr>
+              <w:rPr>
+                <w:sz w:val="26"/>
+              </w:rPr>
+            </w:pPr>
+            <w:r>
+              <w:rPr>
+                <w:sz w:val="26"/>
+              </w:rPr>
+              <w:t>Проверка работоспособности при отклонениях электропитания</w:t>
+            </w:r>
+          </w:p>
+        </w:tc>
+        <w:tc>
+          <w:tcPr>
+            <w:tcW w:w="3827" w:type="dxa"/>
+            <w:vAlign w:val="center"/>
+          </w:tcPr>
+          <w:p>
+            <w:pPr>
+              <w:jc w:val="center"/>
+              <w:rPr>
+                <w:sz w:val="26"/>
+                <w:highlight w:val="yellow"/>
+              </w:rPr>
+            </w:pPr>
+            <w:r>
+              <w:rPr>
+                <w:sz w:val="26"/>
+              </w:rPr>
+              <w:t>п.4.2.</w:t>
+            </w:r>
+            <w:r>
+              <w:rPr>
+                <w:sz w:val="26"/>
+              </w:rPr>
+              <w:t>28</w:t>
+            </w:r>
+          </w:p>
+        </w:tc>
+        <w:tc>
+          <w:tcPr>
+            <w:tcW w:w="1843" w:type="dxa"/>
+            <w:vAlign w:val="center"/>
+          </w:tcPr>
+          <w:p>
+            <w:pPr>
+              <w:jc w:val="center"/>
+              <w:rPr>
+                <w:sz w:val="26"/>
+                <w:szCs w:val="26"/>
+              </w:rPr>
+            </w:pPr>
+          </w:p>
+        </w:tc>
+      </w:tr>
+      <w:tr>
+        <w:trPr>
+          <w:trHeight w:val="579"/>
+          <w:jc w:val="center"/>
+        </w:trPr>
+        <w:tc>
+          <w:tcPr>
+            <w:tcW w:w="684" w:type="dxa"/>
+            <w:vAlign w:val="center"/>
+          </w:tcPr>
+          <w:p>
+            <w:pPr>
+              <w:jc w:val="center"/>
+              <w:rPr>
+                <w:sz w:val="26"/>
+              </w:rPr>
+            </w:pPr>
+            <w:r>
+              <w:rPr>
+                <w:sz w:val="26"/>
+              </w:rPr>
+              <w:t>5</w:t>
+            </w:r>
+          </w:p>
+        </w:tc>
+        <w:tc>
+          <w:tcPr>
+            <w:tcW w:w="3564" w:type="dxa"/>
+            <w:vAlign w:val="center"/>
+          </w:tcPr>
+          <w:p>
+            <w:pPr>
+              <w:rPr>
+                <w:sz w:val="26"/>
+              </w:rPr>
+            </w:pPr>
+            <w:r>
+              <w:rPr>
+                <w:sz w:val="26"/>
+              </w:rPr>
+              <w:t>Проверка габаритных размеров</w:t>
+            </w:r>
+          </w:p>
+        </w:tc>
+        <w:tc>
+          <w:tcPr>
+            <w:tcW w:w="3827" w:type="dxa"/>
+            <w:vAlign w:val="center"/>
+          </w:tcPr>
+          <w:p>
+            <w:pPr>
+              <w:jc w:val="center"/>
+              <w:rPr>
+                <w:sz w:val="26"/>
+              </w:rPr>
+            </w:pPr>
+            <w:r>
+              <w:rPr>
+                <w:sz w:val="26"/>
+              </w:rPr>
+              <w:t>п.4.2.</w:t>
+            </w:r>
+            <w:r>
+              <w:rPr>
+                <w:sz w:val="26"/>
+              </w:rPr>
+              <w:t>36</w:t>
+            </w:r>
+          </w:p>
+        </w:tc>
+        <w:tc>
+          <w:tcPr>
+            <w:tcW w:w="1843" w:type="dxa"/>
+            <w:vAlign w:val="center"/>
+          </w:tcPr>
+          <w:p>
+            <w:pPr>
+              <w:jc w:val="center"/>
+              <w:rPr>
+                <w:sz w:val="26"/>
+                <w:szCs w:val="26"/>
+              </w:rPr>
+            </w:pPr>
+          </w:p>
+        </w:tc>
+      </w:tr>
+      <w:tr>
+        <w:trPr>
+          <w:trHeight w:val="581"/>
+          <w:jc w:val="center"/>
+        </w:trPr>
+        <w:tc>
+          <w:tcPr>
+            <w:tcW w:w="684" w:type="dxa"/>
+            <w:vAlign w:val="center"/>
+          </w:tcPr>
+          <w:p>
+            <w:pPr>
+              <w:jc w:val="center"/>
+              <w:rPr>
+                <w:sz w:val="26"/>
+              </w:rPr>
+            </w:pPr>
+            <w:r>
+              <w:rPr>
+                <w:sz w:val="26"/>
+              </w:rPr>
+              <w:t>6</w:t>
+            </w:r>
+          </w:p>
+        </w:tc>
+        <w:tc>
+          <w:tcPr>
+            <w:tcW w:w="3564" w:type="dxa"/>
+            <w:vAlign w:val="center"/>
+          </w:tcPr>
+          <w:p>
+            <w:pPr>
+              <w:rPr>
+                <w:sz w:val="26"/>
+              </w:rPr>
+            </w:pPr>
+            <w:r>
+              <w:rPr>
+                <w:sz w:val="26"/>
+              </w:rPr>
+              <w:t>Проверка массы</w:t>
+            </w:r>
+          </w:p>
+        </w:tc>
+        <w:tc>
+          <w:tcPr>
+            <w:tcW w:w="3827" w:type="dxa"/>
+            <w:vAlign w:val="center"/>
+          </w:tcPr>
+          <w:p>
+            <w:pPr>
+              <w:jc w:val="center"/>
+              <w:rPr>
+                <w:sz w:val="26"/>
+                <w:lang w:val="en-US"/>
+              </w:rPr>
+            </w:pPr>
+            <w:r>
+              <w:rPr>
+                <w:sz w:val="26"/>
+              </w:rPr>
+              <w:t>п.4.2.</w:t>
+            </w:r>
+            <w:r>
+              <w:rPr>
+                <w:sz w:val="26"/>
+                <w:lang w:val="en-US"/>
+              </w:rPr>
+              <w:t>36</w:t>
+            </w:r>
+          </w:p>
+        </w:tc>
+        <w:tc>
+          <w:tcPr>
+            <w:tcW w:w="1843" w:type="dxa"/>
+            <w:vAlign w:val="center"/>
+          </w:tcPr>
+          <w:p>
+            <w:pPr>
+              <w:jc w:val="center"/>
+              <w:rPr>
+                <w:sz w:val="26"/>
                 <w:szCs w:val="26"/>
               </w:rPr>
             </w:pPr>
@@ -1548,99 +2123,19 @@
           <w:tab w:val="center" w:pos="5173"/>
         </w:tabs>
         <w:rPr>
-          <w:rFonts w:cs="Times New Roman"/>
-          <w:szCs w:val="26"/>
-        </w:rPr>
-      </w:pPr>
-    </w:p>
-    <w:tbl>
-      <w:tblPr>
-        <w:tblStyle w:val="a7"/>
-        <w:tblW w:w="0" w:type="auto"/>
-        <w:tblLook w:val="04A0" w:firstRow="1" w:lastRow="0" w:firstColumn="1" w:lastColumn="0" w:noHBand="0" w:noVBand="1"/>
-      </w:tblPr>
-      <w:tblGrid>
-        <w:gridCol w:w="2478"/>
-        <w:gridCol w:w="2478"/>
-        <w:gridCol w:w="2478"/>
-        <w:gridCol w:w="2478"/>
-      </w:tblGrid>
-      <w:tr>
-        <w:tc>
-          <w:tcPr>
-            <w:tcW w:w="2478" w:type="dxa"/>
-          </w:tcPr>
-          <w:p>
-            <w:pPr>
-              <w:tabs>
-                <w:tab w:val="center" w:pos="5173"/>
-              </w:tabs>
-              <w:rPr>
-                <w:sz w:val="26"/>
-                <w:szCs w:val="26"/>
-              </w:rPr>
-            </w:pPr>
-            <w:bookmarkStart w:id="0" w:name="Table_Program" w:colFirst="0" w:colLast="3"/>
-          </w:p>
-        </w:tc>
-        <w:tc>
-          <w:tcPr>
-            <w:tcW w:w="2478" w:type="dxa"/>
-          </w:tcPr>
-          <w:p>
-            <w:pPr>
-              <w:tabs>
-                <w:tab w:val="center" w:pos="5173"/>
-              </w:tabs>
-              <w:rPr>
-                <w:sz w:val="26"/>
-                <w:szCs w:val="26"/>
-              </w:rPr>
-            </w:pPr>
-          </w:p>
-        </w:tc>
-        <w:tc>
-          <w:tcPr>
-            <w:tcW w:w="2478" w:type="dxa"/>
-          </w:tcPr>
-          <w:p>
-            <w:pPr>
-              <w:tabs>
-                <w:tab w:val="center" w:pos="5173"/>
-              </w:tabs>
-              <w:rPr>
-                <w:sz w:val="26"/>
-                <w:szCs w:val="26"/>
-              </w:rPr>
-            </w:pPr>
-          </w:p>
-        </w:tc>
-        <w:tc>
-          <w:tcPr>
-            <w:tcW w:w="2478" w:type="dxa"/>
-          </w:tcPr>
-          <w:p>
-            <w:pPr>
-              <w:tabs>
-                <w:tab w:val="center" w:pos="5173"/>
-              </w:tabs>
-              <w:rPr>
-                <w:sz w:val="26"/>
-                <w:szCs w:val="26"/>
-              </w:rPr>
-            </w:pPr>
-          </w:p>
-        </w:tc>
-      </w:tr>
-      <w:bookmarkEnd w:id="0"/>
-    </w:tbl>
+          <w:sz w:val="26"/>
+          <w:szCs w:val="26"/>
+          <w:highlight w:val="yellow"/>
+        </w:rPr>
+      </w:pPr>
+    </w:p>
     <w:p>
       <w:pPr>
         <w:tabs>
           <w:tab w:val="center" w:pos="5173"/>
         </w:tabs>
         <w:rPr>
-          <w:rFonts w:cs="Times New Roman"/>
+          <w:sz w:val="26"/>
           <w:szCs w:val="26"/>
         </w:rPr>
       </w:pPr>
@@ -1651,19 +2146,228 @@
           <w:tab w:val="center" w:pos="5173"/>
         </w:tabs>
         <w:rPr>
-          <w:rFonts w:cs="Times New Roman"/>
+          <w:sz w:val="26"/>
+          <w:szCs w:val="26"/>
+        </w:rPr>
+      </w:pPr>
+    </w:p>
+    <w:p>
+      <w:pPr>
+        <w:tabs>
+          <w:tab w:val="center" w:pos="5173"/>
+        </w:tabs>
+        <w:rPr>
+          <w:sz w:val="26"/>
+          <w:szCs w:val="26"/>
+        </w:rPr>
+      </w:pPr>
+    </w:p>
+    <w:p>
+      <w:pPr>
+        <w:tabs>
+          <w:tab w:val="center" w:pos="5173"/>
+        </w:tabs>
+        <w:rPr>
+          <w:sz w:val="26"/>
+          <w:szCs w:val="26"/>
+        </w:rPr>
+      </w:pPr>
+    </w:p>
+    <w:p>
+      <w:pPr>
+        <w:tabs>
+          <w:tab w:val="center" w:pos="5173"/>
+        </w:tabs>
+        <w:rPr>
+          <w:sz w:val="26"/>
+          <w:szCs w:val="26"/>
+        </w:rPr>
+      </w:pPr>
+    </w:p>
+    <w:p>
+      <w:pPr>
+        <w:tabs>
+          <w:tab w:val="center" w:pos="5173"/>
+        </w:tabs>
+        <w:rPr>
+          <w:sz w:val="26"/>
+          <w:szCs w:val="26"/>
+        </w:rPr>
+      </w:pPr>
+    </w:p>
+    <w:p>
+      <w:pPr>
+        <w:tabs>
+          <w:tab w:val="center" w:pos="5173"/>
+        </w:tabs>
+        <w:rPr>
+          <w:sz w:val="26"/>
+          <w:szCs w:val="26"/>
+        </w:rPr>
+      </w:pPr>
+    </w:p>
+    <w:p>
+      <w:pPr>
+        <w:tabs>
+          <w:tab w:val="center" w:pos="5173"/>
+        </w:tabs>
+        <w:rPr>
+          <w:sz w:val="26"/>
+          <w:szCs w:val="26"/>
+        </w:rPr>
+      </w:pPr>
+    </w:p>
+    <w:p>
+      <w:pPr>
+        <w:tabs>
+          <w:tab w:val="center" w:pos="5173"/>
+        </w:tabs>
+        <w:rPr>
+          <w:sz w:val="26"/>
+          <w:szCs w:val="26"/>
+        </w:rPr>
+      </w:pPr>
+    </w:p>
+    <w:p>
+      <w:pPr>
+        <w:tabs>
+          <w:tab w:val="center" w:pos="5173"/>
+        </w:tabs>
+        <w:rPr>
+          <w:sz w:val="26"/>
+          <w:szCs w:val="26"/>
+        </w:rPr>
+      </w:pPr>
+    </w:p>
+    <w:p>
+      <w:pPr>
+        <w:tabs>
+          <w:tab w:val="center" w:pos="5173"/>
+        </w:tabs>
+        <w:rPr>
+          <w:sz w:val="26"/>
+          <w:szCs w:val="26"/>
+        </w:rPr>
+      </w:pPr>
+    </w:p>
+    <w:p>
+      <w:pPr>
+        <w:tabs>
+          <w:tab w:val="center" w:pos="5173"/>
+        </w:tabs>
+        <w:rPr>
+          <w:sz w:val="26"/>
+          <w:szCs w:val="26"/>
+        </w:rPr>
+      </w:pPr>
+    </w:p>
+    <w:p>
+      <w:pPr>
+        <w:tabs>
+          <w:tab w:val="center" w:pos="5173"/>
+        </w:tabs>
+        <w:rPr>
+          <w:sz w:val="26"/>
+          <w:szCs w:val="26"/>
+        </w:rPr>
+      </w:pPr>
+    </w:p>
+    <w:p>
+      <w:pPr>
+        <w:tabs>
+          <w:tab w:val="center" w:pos="5173"/>
+        </w:tabs>
+        <w:rPr>
+          <w:sz w:val="26"/>
+          <w:szCs w:val="26"/>
+        </w:rPr>
+      </w:pPr>
+    </w:p>
+    <w:p>
+      <w:pPr>
+        <w:tabs>
+          <w:tab w:val="center" w:pos="5173"/>
+        </w:tabs>
+        <w:rPr>
+          <w:sz w:val="26"/>
+          <w:szCs w:val="26"/>
+        </w:rPr>
+      </w:pPr>
+    </w:p>
+    <w:p>
+      <w:pPr>
+        <w:tabs>
+          <w:tab w:val="center" w:pos="5173"/>
+        </w:tabs>
+        <w:rPr>
+          <w:sz w:val="26"/>
+          <w:szCs w:val="26"/>
+        </w:rPr>
+      </w:pPr>
+    </w:p>
+    <w:p>
+      <w:pPr>
+        <w:tabs>
+          <w:tab w:val="center" w:pos="5173"/>
+        </w:tabs>
+        <w:rPr>
+          <w:sz w:val="26"/>
+          <w:szCs w:val="26"/>
+        </w:rPr>
+      </w:pPr>
+    </w:p>
+    <w:p>
+      <w:pPr>
+        <w:tabs>
+          <w:tab w:val="center" w:pos="5173"/>
+        </w:tabs>
+        <w:rPr>
+          <w:sz w:val="26"/>
+          <w:szCs w:val="26"/>
+        </w:rPr>
+      </w:pPr>
+    </w:p>
+    <w:p>
+      <w:pPr>
+        <w:tabs>
+          <w:tab w:val="center" w:pos="5173"/>
+        </w:tabs>
+        <w:rPr>
+          <w:sz w:val="26"/>
+          <w:szCs w:val="26"/>
+        </w:rPr>
+      </w:pPr>
+    </w:p>
+    <w:p>
+      <w:pPr>
+        <w:tabs>
+          <w:tab w:val="center" w:pos="5173"/>
+        </w:tabs>
+        <w:rPr>
+          <w:sz w:val="26"/>
+          <w:szCs w:val="26"/>
+        </w:rPr>
+      </w:pPr>
+    </w:p>
+    <w:p>
+      <w:pPr>
+        <w:tabs>
+          <w:tab w:val="center" w:pos="5173"/>
+        </w:tabs>
+        <w:rPr>
+          <w:sz w:val="26"/>
           <w:szCs w:val="26"/>
         </w:rPr>
         <w:sectPr>
           <w:pgSz w:w="11907" w:h="16840" w:code="9"/>
-          <w:pgMar w:top="568" w:right="567" w:bottom="1276" w:left="1418" w:header="0" w:footer="0" w:gutter="0"/>
+          <w:pgMar w:top="1134" w:right="567" w:bottom="1418" w:left="1418" w:header="0" w:footer="0" w:gutter="0"/>
           <w:cols w:space="720"/>
           <w:noEndnote/>
         </w:sectPr>
       </w:pPr>
       <w:r>
         <w:rPr>
-          <w:rFonts w:cs="Times New Roman"/>
+          <w:sz w:val="26"/>
           <w:szCs w:val="26"/>
         </w:rPr>
         <w:t>МЕСТО ШТАМПА</w:t>
@@ -1673,13 +2377,13 @@
       <w:pPr>
         <w:ind w:firstLine="7513"/>
         <w:rPr>
-          <w:rFonts w:cs="Times New Roman"/>
-          <w:szCs w:val="26"/>
-        </w:rPr>
-      </w:pPr>
-      <w:r>
-        <w:rPr>
-          <w:rFonts w:cs="Times New Roman"/>
+          <w:sz w:val="26"/>
+          <w:szCs w:val="26"/>
+        </w:rPr>
+      </w:pPr>
+      <w:r>
+        <w:rPr>
+          <w:sz w:val="26"/>
           <w:szCs w:val="26"/>
           <w:lang w:val="be-BY"/>
         </w:rPr>
@@ -1687,18 +2391,26 @@
         <w:t xml:space="preserve">Протокол № </w:t>
       </w:r>
       <w:r>
+        <w:rPr>
+          <w:sz w:val="26"/>
+          <w:szCs w:val="26"/>
+        </w:rPr>
         <w:t>{{</w:t>
       </w:r>
       <w:proofErr w:type="spellStart"/>
       <w:r>
         <w:rPr>
-          <w:rFonts w:cs="Times New Roman"/>
+          <w:sz w:val="26"/>
           <w:szCs w:val="26"/>
         </w:rPr>
         <w:t>Номер_протокола</w:t>
       </w:r>
       <w:proofErr w:type="spellEnd"/>
       <w:r>
+        <w:rPr>
+          <w:sz w:val="26"/>
+          <w:szCs w:val="26"/>
+        </w:rPr>
         <w:t>}}</w:t>
       </w:r>
     </w:p>
@@ -1711,59 +2423,73 @@
         <w:ind w:firstLine="7513"/>
         <w:jc w:val="left"/>
         <w:rPr>
-          <w:rFonts w:cs="Times New Roman"/>
-          <w:sz w:val="26"/>
-          <w:szCs w:val="26"/>
-          <w:highlight w:val="yellow"/>
-        </w:rPr>
-      </w:pPr>
-      <w:r>
-        <w:rPr>
-          <w:rFonts w:cs="Times New Roman"/>
-          <w:sz w:val="26"/>
-          <w:szCs w:val="26"/>
-          <w:highlight w:val="yellow"/>
-        </w:rPr>
-        <w:t xml:space="preserve">Лист 3         </w:t>
+          <w:sz w:val="26"/>
+          <w:szCs w:val="26"/>
+        </w:rPr>
+      </w:pPr>
+      <w:r>
+        <w:rPr>
+          <w:sz w:val="26"/>
+          <w:szCs w:val="26"/>
+        </w:rPr>
+        <w:t xml:space="preserve">Лист </w:t>
+      </w:r>
+      <w:r>
+        <w:rPr>
+          <w:sz w:val="26"/>
+          <w:szCs w:val="26"/>
+        </w:rPr>
+        <w:t>3</w:t>
+      </w:r>
+      <w:r>
+        <w:rPr>
+          <w:sz w:val="26"/>
+          <w:szCs w:val="26"/>
+        </w:rPr>
+        <w:t xml:space="preserve">         </w:t>
       </w:r>
     </w:p>
     <w:p>
       <w:pPr>
         <w:ind w:firstLine="7513"/>
         <w:rPr>
-          <w:rFonts w:cs="Times New Roman"/>
-          <w:szCs w:val="26"/>
-        </w:rPr>
-      </w:pPr>
-      <w:r>
-        <w:rPr>
-          <w:rFonts w:cs="Times New Roman"/>
-          <w:szCs w:val="26"/>
-          <w:highlight w:val="yellow"/>
-        </w:rPr>
-        <w:t>Всего листов 8</w:t>
-      </w:r>
-    </w:p>
-    <w:p>
-      <w:pPr>
-        <w:rPr>
-          <w:rFonts w:cs="Times New Roman"/>
-          <w:szCs w:val="26"/>
-        </w:rPr>
-      </w:pPr>
-    </w:p>
-    <w:p>
-      <w:pPr>
-        <w:rPr>
-          <w:rFonts w:cs="Times New Roman"/>
-          <w:szCs w:val="26"/>
-        </w:rPr>
-      </w:pPr>
-    </w:p>
-    <w:p>
-      <w:pPr>
-        <w:rPr>
-          <w:rFonts w:cs="Times New Roman"/>
+          <w:sz w:val="26"/>
+          <w:szCs w:val="26"/>
+        </w:rPr>
+      </w:pPr>
+      <w:r>
+        <w:rPr>
+          <w:sz w:val="26"/>
+          <w:szCs w:val="26"/>
+        </w:rPr>
+        <w:t xml:space="preserve">Всего листов </w:t>
+      </w:r>
+      <w:r>
+        <w:rPr>
+          <w:sz w:val="26"/>
+          <w:szCs w:val="26"/>
+        </w:rPr>
+        <w:t>6</w:t>
+      </w:r>
+    </w:p>
+    <w:p>
+      <w:pPr>
+        <w:rPr>
+          <w:sz w:val="24"/>
+        </w:rPr>
+      </w:pPr>
+    </w:p>
+    <w:p>
+      <w:pPr>
+        <w:rPr>
+          <w:sz w:val="24"/>
+        </w:rPr>
+      </w:pPr>
+    </w:p>
+    <w:p>
+      <w:pPr>
+        <w:rPr>
+          <w:sz w:val="26"/>
           <w:szCs w:val="26"/>
         </w:rPr>
       </w:pPr>
@@ -1783,13 +2509,13 @@
         <w:tblLook w:val="04A0" w:firstRow="1" w:lastRow="0" w:firstColumn="1" w:lastColumn="0" w:noHBand="0" w:noVBand="1"/>
       </w:tblPr>
       <w:tblGrid>
-        <w:gridCol w:w="4965"/>
-        <w:gridCol w:w="4957"/>
+        <w:gridCol w:w="4992"/>
+        <w:gridCol w:w="4930"/>
       </w:tblGrid>
       <w:tr>
         <w:tc>
           <w:tcPr>
-            <w:tcW w:w="5069" w:type="dxa"/>
+            <w:tcW w:w="4992" w:type="dxa"/>
           </w:tcPr>
           <w:p>
             <w:pPr>
@@ -1810,9 +2536,15 @@
         </w:tc>
         <w:tc>
           <w:tcPr>
-            <w:tcW w:w="5069" w:type="dxa"/>
-          </w:tcPr>
-          <w:p>
+            <w:tcW w:w="4930" w:type="dxa"/>
+          </w:tcPr>
+          <w:p>
+            <w:pPr>
+              <w:rPr>
+                <w:sz w:val="26"/>
+                <w:szCs w:val="26"/>
+              </w:rPr>
+            </w:pPr>
             <w:r>
               <w:rPr>
                 <w:sz w:val="26"/>
@@ -1831,24 +2563,15 @@
               <w:rPr>
                 <w:sz w:val="26"/>
               </w:rPr>
-              <w:t>}}</w:t>
-            </w:r>
-            <w:r>
-              <w:rPr>
-                <w:sz w:val="26"/>
-              </w:rPr>
-              <w:t xml:space="preserve"> г.</w:t>
+              <w:t>}} г.</w:t>
             </w:r>
           </w:p>
         </w:tc>
       </w:tr>
       <w:tr>
-        <w:trPr>
-          <w:trHeight w:val="80"/>
-        </w:trPr>
-        <w:tc>
-          <w:tcPr>
-            <w:tcW w:w="5069" w:type="dxa"/>
+        <w:tc>
+          <w:tcPr>
+            <w:tcW w:w="4992" w:type="dxa"/>
           </w:tcPr>
           <w:p>
             <w:pPr>
@@ -1869,9 +2592,15 @@
         </w:tc>
         <w:tc>
           <w:tcPr>
-            <w:tcW w:w="5069" w:type="dxa"/>
-          </w:tcPr>
-          <w:p>
+            <w:tcW w:w="4930" w:type="dxa"/>
+          </w:tcPr>
+          <w:p>
+            <w:pPr>
+              <w:rPr>
+                <w:sz w:val="26"/>
+                <w:szCs w:val="26"/>
+              </w:rPr>
+            </w:pPr>
             <w:r>
               <w:rPr>
                 <w:sz w:val="26"/>
@@ -1890,13 +2619,7 @@
               <w:rPr>
                 <w:sz w:val="26"/>
               </w:rPr>
-              <w:t>}}</w:t>
-            </w:r>
-            <w:r>
-              <w:rPr>
-                <w:sz w:val="26"/>
-              </w:rPr>
-              <w:t xml:space="preserve"> г.</w:t>
+              <w:t>}} г.</w:t>
             </w:r>
           </w:p>
         </w:tc>
@@ -1904,7 +2627,7 @@
       <w:tr>
         <w:tc>
           <w:tcPr>
-            <w:tcW w:w="5069" w:type="dxa"/>
+            <w:tcW w:w="4992" w:type="dxa"/>
           </w:tcPr>
           <w:p>
             <w:pPr>
@@ -1925,9 +2648,15 @@
         </w:tc>
         <w:tc>
           <w:tcPr>
-            <w:tcW w:w="5069" w:type="dxa"/>
-          </w:tcPr>
-          <w:p>
+            <w:tcW w:w="4930" w:type="dxa"/>
+          </w:tcPr>
+          <w:p>
+            <w:pPr>
+              <w:rPr>
+                <w:sz w:val="26"/>
+                <w:szCs w:val="26"/>
+              </w:rPr>
+            </w:pPr>
             <w:r>
               <w:rPr>
                 <w:sz w:val="26"/>
@@ -1946,13 +2675,7 @@
               <w:rPr>
                 <w:sz w:val="26"/>
               </w:rPr>
-              <w:t>}}</w:t>
-            </w:r>
-            <w:r>
-              <w:rPr>
-                <w:sz w:val="26"/>
-              </w:rPr>
-              <w:t xml:space="preserve"> г.</w:t>
+              <w:t>}} г.</w:t>
             </w:r>
           </w:p>
         </w:tc>
@@ -1961,24 +2684,23 @@
     <w:p>
       <w:pPr>
         <w:rPr>
-          <w:rFonts w:cs="Times New Roman"/>
-          <w:szCs w:val="26"/>
-        </w:rPr>
-      </w:pPr>
-    </w:p>
-    <w:p>
-      <w:pPr>
-        <w:rPr>
-          <w:rFonts w:cs="Times New Roman"/>
-          <w:szCs w:val="26"/>
-        </w:rPr>
-      </w:pPr>
-    </w:p>
-    <w:p>
-      <w:pPr>
-        <w:rPr>
-          <w:rFonts w:cs="Times New Roman"/>
-          <w:szCs w:val="26"/>
+          <w:sz w:val="26"/>
+          <w:szCs w:val="26"/>
+        </w:rPr>
+      </w:pPr>
+    </w:p>
+    <w:p>
+      <w:pPr>
+        <w:rPr>
+          <w:sz w:val="26"/>
+          <w:szCs w:val="26"/>
+        </w:rPr>
+      </w:pPr>
+    </w:p>
+    <w:p>
+      <w:pPr>
+        <w:rPr>
+          <w:sz w:val="24"/>
         </w:rPr>
       </w:pPr>
     </w:p>
@@ -1989,14 +2711,12 @@
         </w:tabs>
         <w:jc w:val="center"/>
         <w:rPr>
-          <w:rFonts w:cs="Times New Roman"/>
-          <w:szCs w:val="26"/>
-        </w:rPr>
-      </w:pPr>
-      <w:r>
-        <w:rPr>
-          <w:rFonts w:cs="Times New Roman"/>
-          <w:szCs w:val="26"/>
+          <w:sz w:val="24"/>
+        </w:rPr>
+      </w:pPr>
+      <w:r>
+        <w:rPr>
+          <w:sz w:val="24"/>
         </w:rPr>
         <w:t>УСЛОВИЯ ПРОВЕДЕНИЯ ИСПЫТАНИЙ</w:t>
       </w:r>
@@ -2004,8 +2724,7 @@
     <w:p>
       <w:pPr>
         <w:rPr>
-          <w:rFonts w:cs="Times New Roman"/>
-          <w:szCs w:val="26"/>
+          <w:sz w:val="24"/>
         </w:rPr>
       </w:pPr>
     </w:p>
@@ -2015,13 +2734,12 @@
           <w:tab w:val="left" w:pos="2552"/>
         </w:tabs>
         <w:rPr>
-          <w:rFonts w:cs="Times New Roman"/>
-          <w:szCs w:val="26"/>
-        </w:rPr>
-      </w:pPr>
-      <w:r>
-        <w:rPr>
-          <w:rFonts w:cs="Times New Roman"/>
+          <w:sz w:val="24"/>
+        </w:rPr>
+      </w:pPr>
+      <w:r>
+        <w:rPr>
+          <w:sz w:val="26"/>
           <w:szCs w:val="26"/>
         </w:rPr>
         <w:tab/>
@@ -2065,21 +2783,7 @@
                 <w:sz w:val="26"/>
                 <w:szCs w:val="26"/>
               </w:rPr>
-              <w:t xml:space="preserve">Температура окружающей среды – </w:t>
-            </w:r>
-            <w:r>
-              <w:rPr>
-                <w:sz w:val="26"/>
-                <w:szCs w:val="26"/>
-              </w:rPr>
-              <w:t>({{Температура}})</w:t>
-            </w:r>
-            <w:r>
-              <w:rPr>
-                <w:sz w:val="26"/>
-                <w:szCs w:val="26"/>
-              </w:rPr>
-              <w:t xml:space="preserve"> </w:t>
+              <w:t xml:space="preserve">Температура окружающей среды – ({{Температура}}) </w:t>
             </w:r>
             <w:r>
               <w:rPr>
@@ -2139,14 +2843,7 @@
                 <w:sz w:val="26"/>
                 <w:szCs w:val="26"/>
               </w:rPr>
-              <w:t>})</w:t>
-            </w:r>
-            <w:r>
-              <w:rPr>
-                <w:sz w:val="26"/>
-                <w:szCs w:val="26"/>
-              </w:rPr>
-              <w:t xml:space="preserve"> </w:t>
+              <w:t xml:space="preserve">}) </w:t>
             </w:r>
             <w:r>
               <w:t xml:space="preserve"> %</w:t>
@@ -2179,36 +2876,7 @@
                 <w:sz w:val="26"/>
                 <w:szCs w:val="26"/>
               </w:rPr>
-              <w:t>Атмосферное давление –</w:t>
-            </w:r>
-            <w:r>
-              <w:rPr>
-                <w:sz w:val="26"/>
-                <w:szCs w:val="26"/>
-              </w:rPr>
-              <w:t xml:space="preserve"> ({{Давление}</w:t>
-            </w:r>
-            <w:proofErr w:type="gramStart"/>
-            <w:r>
-              <w:rPr>
-                <w:sz w:val="26"/>
-                <w:szCs w:val="26"/>
-              </w:rPr>
-              <w:t>})</w:t>
-            </w:r>
-            <w:r>
-              <w:rPr>
-                <w:sz w:val="26"/>
-                <w:szCs w:val="26"/>
-              </w:rPr>
-              <w:t xml:space="preserve"> </w:t>
-            </w:r>
-            <w:r>
-              <w:rPr>
-                <w:sz w:val="26"/>
-                <w:szCs w:val="26"/>
-              </w:rPr>
-              <w:t xml:space="preserve"> </w:t>
+              <w:t xml:space="preserve">Атмосферное давление – ({{Давление}}) </w:t>
             </w:r>
             <w:proofErr w:type="spellStart"/>
             <w:r>
@@ -2226,7 +2894,6 @@
               </w:rPr>
               <w:t>.</w:t>
             </w:r>
-            <w:proofErr w:type="gramEnd"/>
           </w:p>
         </w:tc>
       </w:tr>
@@ -2237,8 +2904,7 @@
           <w:tab w:val="left" w:pos="2552"/>
         </w:tabs>
         <w:rPr>
-          <w:rFonts w:cs="Times New Roman"/>
-          <w:szCs w:val="26"/>
+          <w:sz w:val="24"/>
         </w:rPr>
       </w:pPr>
     </w:p>
@@ -2246,25 +2912,30 @@
       <w:pPr>
         <w:ind w:left="1985"/>
         <w:rPr>
-          <w:rFonts w:cs="Times New Roman"/>
-          <w:szCs w:val="26"/>
-        </w:rPr>
-      </w:pPr>
-    </w:p>
-    <w:p>
-      <w:pPr>
-        <w:rPr>
-          <w:rFonts w:cs="Times New Roman"/>
-          <w:szCs w:val="26"/>
-        </w:rPr>
-      </w:pPr>
-      <w:r>
-        <w:rPr>
-          <w:rFonts w:cs="Times New Roman"/>
-          <w:szCs w:val="26"/>
+          <w:sz w:val="24"/>
+        </w:rPr>
+      </w:pPr>
+    </w:p>
+    <w:p>
+      <w:pPr>
+        <w:rPr>
+          <w:sz w:val="24"/>
+        </w:rPr>
+      </w:pPr>
+      <w:r>
+        <w:rPr>
+          <w:sz w:val="24"/>
         </w:rPr>
         <w:t>ИСПЫТАТЕЛЬНОЕ ОБОРУДОВАНИЕ И СРЕДСТВА ИЗМЕРЕНИЙ, ПРИМЕНЯЕМЫЕ ПРИ ПРОВЕДЕНИИ ИСПЫТАНИЙ</w:t>
       </w:r>
+    </w:p>
+    <w:p>
+      <w:pPr>
+        <w:ind w:left="1985"/>
+        <w:rPr>
+          <w:sz w:val="24"/>
+        </w:rPr>
+      </w:pPr>
     </w:p>
     <w:tbl>
       <w:tblPr>
@@ -2282,10 +2953,10 @@
       </w:tblPr>
       <w:tblGrid>
         <w:gridCol w:w="567"/>
-        <w:gridCol w:w="3652"/>
-        <w:gridCol w:w="1784"/>
-        <w:gridCol w:w="1752"/>
-        <w:gridCol w:w="2157"/>
+        <w:gridCol w:w="3627"/>
+        <w:gridCol w:w="1782"/>
+        <w:gridCol w:w="1719"/>
+        <w:gridCol w:w="2217"/>
       </w:tblGrid>
       <w:tr>
         <w:trPr>
@@ -2299,13 +2970,13 @@
           <w:p>
             <w:pPr>
               <w:rPr>
-                <w:rFonts w:cs="Times New Roman"/>
-                <w:szCs w:val="26"/>
-              </w:rPr>
-            </w:pPr>
-            <w:r>
-              <w:rPr>
-                <w:rFonts w:cs="Times New Roman"/>
+                <w:sz w:val="26"/>
+                <w:szCs w:val="26"/>
+              </w:rPr>
+            </w:pPr>
+            <w:r>
+              <w:rPr>
+                <w:sz w:val="26"/>
                 <w:szCs w:val="26"/>
               </w:rPr>
               <w:t>№</w:t>
@@ -2314,13 +2985,13 @@
           <w:p>
             <w:pPr>
               <w:rPr>
-                <w:rFonts w:cs="Times New Roman"/>
-                <w:szCs w:val="26"/>
-              </w:rPr>
-            </w:pPr>
-            <w:r>
-              <w:rPr>
-                <w:rFonts w:cs="Times New Roman"/>
+                <w:sz w:val="26"/>
+                <w:szCs w:val="26"/>
+              </w:rPr>
+            </w:pPr>
+            <w:r>
+              <w:rPr>
+                <w:sz w:val="26"/>
                 <w:szCs w:val="26"/>
                 <w:lang w:val="be-BY"/>
               </w:rPr>
@@ -2328,14 +2999,14 @@
             </w:r>
             <w:r>
               <w:rPr>
-                <w:rFonts w:cs="Times New Roman"/>
+                <w:sz w:val="26"/>
                 <w:szCs w:val="26"/>
               </w:rPr>
               <w:t>/</w:t>
             </w:r>
             <w:r>
               <w:rPr>
-                <w:rFonts w:cs="Times New Roman"/>
+                <w:sz w:val="26"/>
                 <w:szCs w:val="26"/>
                 <w:lang w:val="be-BY"/>
               </w:rPr>
@@ -2345,20 +3016,20 @@
         </w:tc>
         <w:tc>
           <w:tcPr>
-            <w:tcW w:w="3652" w:type="dxa"/>
-            <w:vAlign w:val="center"/>
-          </w:tcPr>
-          <w:p>
-            <w:pPr>
-              <w:jc w:val="center"/>
-              <w:rPr>
-                <w:rFonts w:cs="Times New Roman"/>
-                <w:szCs w:val="26"/>
-              </w:rPr>
-            </w:pPr>
-            <w:r>
-              <w:rPr>
-                <w:rFonts w:cs="Times New Roman"/>
+            <w:tcW w:w="3627" w:type="dxa"/>
+            <w:vAlign w:val="center"/>
+          </w:tcPr>
+          <w:p>
+            <w:pPr>
+              <w:jc w:val="center"/>
+              <w:rPr>
+                <w:sz w:val="26"/>
+                <w:szCs w:val="26"/>
+              </w:rPr>
+            </w:pPr>
+            <w:r>
+              <w:rPr>
+                <w:sz w:val="26"/>
                 <w:szCs w:val="26"/>
               </w:rPr>
               <w:t>Наименование испытательного оборудования и средств измерений</w:t>
@@ -2367,20 +3038,20 @@
         </w:tc>
         <w:tc>
           <w:tcPr>
-            <w:tcW w:w="1784" w:type="dxa"/>
-            <w:vAlign w:val="center"/>
-          </w:tcPr>
-          <w:p>
-            <w:pPr>
-              <w:jc w:val="center"/>
-              <w:rPr>
-                <w:rFonts w:cs="Times New Roman"/>
-                <w:szCs w:val="26"/>
-              </w:rPr>
-            </w:pPr>
-            <w:r>
-              <w:rPr>
-                <w:rFonts w:cs="Times New Roman"/>
+            <w:tcW w:w="1782" w:type="dxa"/>
+            <w:vAlign w:val="center"/>
+          </w:tcPr>
+          <w:p>
+            <w:pPr>
+              <w:jc w:val="center"/>
+              <w:rPr>
+                <w:sz w:val="26"/>
+                <w:szCs w:val="26"/>
+              </w:rPr>
+            </w:pPr>
+            <w:r>
+              <w:rPr>
+                <w:sz w:val="26"/>
                 <w:szCs w:val="26"/>
               </w:rPr>
               <w:t>Тип, марка</w:t>
@@ -2389,20 +3060,20 @@
         </w:tc>
         <w:tc>
           <w:tcPr>
-            <w:tcW w:w="1752" w:type="dxa"/>
-            <w:vAlign w:val="center"/>
-          </w:tcPr>
-          <w:p>
-            <w:pPr>
-              <w:jc w:val="center"/>
-              <w:rPr>
-                <w:rFonts w:cs="Times New Roman"/>
-                <w:szCs w:val="26"/>
-              </w:rPr>
-            </w:pPr>
-            <w:r>
-              <w:rPr>
-                <w:rFonts w:cs="Times New Roman"/>
+            <w:tcW w:w="1719" w:type="dxa"/>
+            <w:vAlign w:val="center"/>
+          </w:tcPr>
+          <w:p>
+            <w:pPr>
+              <w:jc w:val="center"/>
+              <w:rPr>
+                <w:sz w:val="26"/>
+                <w:szCs w:val="26"/>
+              </w:rPr>
+            </w:pPr>
+            <w:r>
+              <w:rPr>
+                <w:sz w:val="26"/>
                 <w:szCs w:val="26"/>
               </w:rPr>
               <w:t>Номер</w:t>
@@ -2411,23 +3082,1648 @@
         </w:tc>
         <w:tc>
           <w:tcPr>
-            <w:tcW w:w="2157" w:type="dxa"/>
-            <w:vAlign w:val="center"/>
-          </w:tcPr>
-          <w:p>
-            <w:pPr>
-              <w:jc w:val="center"/>
-              <w:rPr>
-                <w:rFonts w:cs="Times New Roman"/>
-                <w:szCs w:val="26"/>
-              </w:rPr>
-            </w:pPr>
-            <w:r>
-              <w:rPr>
-                <w:rFonts w:cs="Times New Roman"/>
-                <w:szCs w:val="26"/>
-              </w:rPr>
-              <w:t>Период аттестации, калибровки</w:t>
+            <w:tcW w:w="2217" w:type="dxa"/>
+            <w:vAlign w:val="center"/>
+          </w:tcPr>
+          <w:p>
+            <w:pPr>
+              <w:jc w:val="center"/>
+              <w:rPr>
+                <w:sz w:val="26"/>
+                <w:szCs w:val="26"/>
+                <w:highlight w:val="yellow"/>
+              </w:rPr>
+            </w:pPr>
+            <w:r>
+              <w:rPr>
+                <w:sz w:val="26"/>
+                <w:szCs w:val="26"/>
+              </w:rPr>
+              <w:t>Период</w:t>
+            </w:r>
+            <w:r>
+              <w:rPr>
+                <w:sz w:val="26"/>
+                <w:szCs w:val="26"/>
+              </w:rPr>
+              <w:t xml:space="preserve"> аттестации, калибровки</w:t>
+            </w:r>
+          </w:p>
+        </w:tc>
+      </w:tr>
+      <w:tr>
+        <w:trPr>
+          <w:jc w:val="center"/>
+        </w:trPr>
+        <w:tc>
+          <w:tcPr>
+            <w:tcW w:w="567" w:type="dxa"/>
+            <w:vAlign w:val="center"/>
+          </w:tcPr>
+          <w:p>
+            <w:pPr>
+              <w:jc w:val="center"/>
+              <w:rPr>
+                <w:sz w:val="26"/>
+                <w:szCs w:val="26"/>
+                <w:lang w:val="en-US"/>
+              </w:rPr>
+            </w:pPr>
+            <w:r>
+              <w:rPr>
+                <w:sz w:val="26"/>
+                <w:szCs w:val="26"/>
+              </w:rPr>
+              <w:t>1</w:t>
+            </w:r>
+          </w:p>
+        </w:tc>
+        <w:tc>
+          <w:tcPr>
+            <w:tcW w:w="3627" w:type="dxa"/>
+            <w:vAlign w:val="center"/>
+          </w:tcPr>
+          <w:p>
+            <w:pPr>
+              <w:ind w:right="-443"/>
+              <w:rPr>
+                <w:sz w:val="26"/>
+                <w:szCs w:val="26"/>
+              </w:rPr>
+            </w:pPr>
+            <w:proofErr w:type="spellStart"/>
+            <w:r>
+              <w:rPr>
+                <w:sz w:val="26"/>
+                <w:szCs w:val="26"/>
+                <w:lang w:val="en-US"/>
+              </w:rPr>
+              <w:t>Установка</w:t>
+            </w:r>
+            <w:proofErr w:type="spellEnd"/>
+            <w:r>
+              <w:rPr>
+                <w:sz w:val="26"/>
+                <w:szCs w:val="26"/>
+                <w:lang w:val="en-US"/>
+              </w:rPr>
+              <w:t xml:space="preserve"> </w:t>
+            </w:r>
+            <w:proofErr w:type="spellStart"/>
+            <w:r>
+              <w:rPr>
+                <w:sz w:val="26"/>
+                <w:szCs w:val="26"/>
+                <w:lang w:val="en-US"/>
+              </w:rPr>
+              <w:t>высоковольтная</w:t>
+            </w:r>
+            <w:proofErr w:type="spellEnd"/>
+            <w:r>
+              <w:rPr>
+                <w:sz w:val="26"/>
+                <w:szCs w:val="26"/>
+                <w:lang w:val="en-US"/>
+              </w:rPr>
+              <w:t xml:space="preserve"> </w:t>
+            </w:r>
+            <w:proofErr w:type="spellStart"/>
+            <w:r>
+              <w:rPr>
+                <w:sz w:val="26"/>
+                <w:szCs w:val="26"/>
+                <w:lang w:val="en-US"/>
+              </w:rPr>
+              <w:t>измерительная</w:t>
+            </w:r>
+            <w:proofErr w:type="spellEnd"/>
+            <w:r>
+              <w:rPr>
+                <w:sz w:val="26"/>
+                <w:szCs w:val="26"/>
+                <w:lang w:val="en-US"/>
+              </w:rPr>
+              <w:t xml:space="preserve"> (</w:t>
+            </w:r>
+            <w:proofErr w:type="spellStart"/>
+            <w:r>
+              <w:rPr>
+                <w:sz w:val="26"/>
+                <w:szCs w:val="26"/>
+                <w:lang w:val="en-US"/>
+              </w:rPr>
+              <w:t>испытательная</w:t>
+            </w:r>
+            <w:proofErr w:type="spellEnd"/>
+            <w:r>
+              <w:rPr>
+                <w:sz w:val="26"/>
+                <w:szCs w:val="26"/>
+                <w:lang w:val="en-US"/>
+              </w:rPr>
+              <w:t>)</w:t>
+            </w:r>
+          </w:p>
+        </w:tc>
+        <w:tc>
+          <w:tcPr>
+            <w:tcW w:w="1782" w:type="dxa"/>
+            <w:vAlign w:val="center"/>
+          </w:tcPr>
+          <w:p>
+            <w:pPr>
+              <w:pStyle w:val="2"/>
+              <w:tabs>
+                <w:tab w:val="clear" w:pos="1270"/>
+              </w:tabs>
+              <w:rPr>
+                <w:sz w:val="26"/>
+                <w:szCs w:val="26"/>
+                <w:lang w:val="en-US"/>
+              </w:rPr>
+            </w:pPr>
+            <w:r>
+              <w:rPr>
+                <w:sz w:val="26"/>
+                <w:szCs w:val="26"/>
+              </w:rPr>
+              <w:t>УПУ-22</w:t>
+            </w:r>
+          </w:p>
+        </w:tc>
+        <w:tc>
+          <w:tcPr>
+            <w:tcW w:w="1719" w:type="dxa"/>
+            <w:vAlign w:val="center"/>
+          </w:tcPr>
+          <w:p>
+            <w:pPr>
+              <w:jc w:val="center"/>
+              <w:rPr>
+                <w:sz w:val="26"/>
+                <w:szCs w:val="26"/>
+              </w:rPr>
+            </w:pPr>
+            <w:r>
+              <w:rPr>
+                <w:sz w:val="26"/>
+                <w:szCs w:val="26"/>
+              </w:rPr>
+              <w:t>80</w:t>
+            </w:r>
+          </w:p>
+        </w:tc>
+        <w:tc>
+          <w:tcPr>
+            <w:tcW w:w="2217" w:type="dxa"/>
+            <w:vAlign w:val="center"/>
+          </w:tcPr>
+          <w:p>
+            <w:pPr>
+              <w:jc w:val="center"/>
+              <w:rPr>
+                <w:sz w:val="26"/>
+                <w:szCs w:val="26"/>
+                <w:highlight w:val="yellow"/>
+              </w:rPr>
+            </w:pPr>
+            <w:r>
+              <w:rPr>
+                <w:sz w:val="26"/>
+                <w:szCs w:val="26"/>
+                <w:highlight w:val="yellow"/>
+              </w:rPr>
+              <w:t>05</w:t>
+            </w:r>
+            <w:r>
+              <w:rPr>
+                <w:sz w:val="26"/>
+                <w:szCs w:val="26"/>
+                <w:highlight w:val="yellow"/>
+              </w:rPr>
+              <w:t>.06.2</w:t>
+            </w:r>
+            <w:r>
+              <w:rPr>
+                <w:sz w:val="26"/>
+                <w:szCs w:val="26"/>
+                <w:highlight w:val="yellow"/>
+              </w:rPr>
+              <w:t>6</w:t>
+            </w:r>
+            <w:r>
+              <w:rPr>
+                <w:sz w:val="26"/>
+                <w:szCs w:val="26"/>
+                <w:highlight w:val="yellow"/>
+              </w:rPr>
+              <w:t>-</w:t>
+            </w:r>
+            <w:r>
+              <w:rPr>
+                <w:sz w:val="26"/>
+                <w:szCs w:val="26"/>
+                <w:highlight w:val="yellow"/>
+              </w:rPr>
+              <w:t>05</w:t>
+            </w:r>
+            <w:r>
+              <w:rPr>
+                <w:sz w:val="26"/>
+                <w:szCs w:val="26"/>
+                <w:highlight w:val="yellow"/>
+              </w:rPr>
+              <w:t>.</w:t>
+            </w:r>
+            <w:r>
+              <w:rPr>
+                <w:sz w:val="26"/>
+                <w:szCs w:val="26"/>
+                <w:highlight w:val="yellow"/>
+              </w:rPr>
+              <w:t>0</w:t>
+            </w:r>
+            <w:r>
+              <w:rPr>
+                <w:sz w:val="26"/>
+                <w:szCs w:val="26"/>
+                <w:highlight w:val="yellow"/>
+              </w:rPr>
+              <w:t>6</w:t>
+            </w:r>
+            <w:r>
+              <w:rPr>
+                <w:sz w:val="26"/>
+                <w:szCs w:val="26"/>
+                <w:highlight w:val="yellow"/>
+              </w:rPr>
+              <w:t>.2</w:t>
+            </w:r>
+            <w:r>
+              <w:rPr>
+                <w:sz w:val="26"/>
+                <w:szCs w:val="26"/>
+                <w:highlight w:val="yellow"/>
+              </w:rPr>
+              <w:t>7</w:t>
+            </w:r>
+          </w:p>
+        </w:tc>
+      </w:tr>
+      <w:tr>
+        <w:trPr>
+          <w:jc w:val="center"/>
+        </w:trPr>
+        <w:tc>
+          <w:tcPr>
+            <w:tcW w:w="567" w:type="dxa"/>
+            <w:vAlign w:val="center"/>
+          </w:tcPr>
+          <w:p>
+            <w:pPr>
+              <w:jc w:val="center"/>
+              <w:rPr>
+                <w:sz w:val="26"/>
+                <w:szCs w:val="26"/>
+                <w:lang w:val="en-US"/>
+              </w:rPr>
+            </w:pPr>
+            <w:r>
+              <w:rPr>
+                <w:sz w:val="26"/>
+                <w:szCs w:val="26"/>
+                <w:lang w:val="en-US"/>
+              </w:rPr>
+              <w:t>2</w:t>
+            </w:r>
+          </w:p>
+        </w:tc>
+        <w:tc>
+          <w:tcPr>
+            <w:tcW w:w="3627" w:type="dxa"/>
+            <w:vAlign w:val="center"/>
+          </w:tcPr>
+          <w:p>
+            <w:pPr>
+              <w:rPr>
+                <w:sz w:val="26"/>
+                <w:szCs w:val="26"/>
+                <w:lang w:val="en-US"/>
+              </w:rPr>
+            </w:pPr>
+            <w:proofErr w:type="spellStart"/>
+            <w:r>
+              <w:rPr>
+                <w:sz w:val="26"/>
+                <w:szCs w:val="26"/>
+              </w:rPr>
+              <w:t>Мегаомметр</w:t>
+            </w:r>
+            <w:proofErr w:type="spellEnd"/>
+          </w:p>
+        </w:tc>
+        <w:tc>
+          <w:tcPr>
+            <w:tcW w:w="1782" w:type="dxa"/>
+            <w:vAlign w:val="center"/>
+          </w:tcPr>
+          <w:p>
+            <w:pPr>
+              <w:jc w:val="center"/>
+              <w:rPr>
+                <w:sz w:val="26"/>
+                <w:szCs w:val="26"/>
+                <w:lang w:val="en-US"/>
+              </w:rPr>
+            </w:pPr>
+            <w:r>
+              <w:rPr>
+                <w:sz w:val="26"/>
+                <w:szCs w:val="26"/>
+              </w:rPr>
+              <w:t>М 4100/</w:t>
+            </w:r>
+            <w:r>
+              <w:rPr>
+                <w:sz w:val="26"/>
+                <w:szCs w:val="26"/>
+              </w:rPr>
+              <w:t>2</w:t>
+            </w:r>
+          </w:p>
+        </w:tc>
+        <w:tc>
+          <w:tcPr>
+            <w:tcW w:w="1719" w:type="dxa"/>
+            <w:vAlign w:val="center"/>
+          </w:tcPr>
+          <w:p>
+            <w:pPr>
+              <w:jc w:val="center"/>
+              <w:rPr>
+                <w:sz w:val="26"/>
+                <w:szCs w:val="26"/>
+              </w:rPr>
+            </w:pPr>
+            <w:r>
+              <w:rPr>
+                <w:sz w:val="26"/>
+                <w:szCs w:val="26"/>
+              </w:rPr>
+              <w:t>528956</w:t>
+            </w:r>
+          </w:p>
+        </w:tc>
+        <w:tc>
+          <w:tcPr>
+            <w:tcW w:w="2217" w:type="dxa"/>
+            <w:vAlign w:val="center"/>
+          </w:tcPr>
+          <w:p>
+            <w:pPr>
+              <w:jc w:val="center"/>
+              <w:rPr>
+                <w:sz w:val="26"/>
+                <w:szCs w:val="26"/>
+                <w:highlight w:val="yellow"/>
+              </w:rPr>
+            </w:pPr>
+            <w:r>
+              <w:rPr>
+                <w:sz w:val="26"/>
+                <w:szCs w:val="26"/>
+                <w:highlight w:val="yellow"/>
+              </w:rPr>
+              <w:t>15</w:t>
+            </w:r>
+            <w:r>
+              <w:rPr>
+                <w:sz w:val="26"/>
+                <w:szCs w:val="26"/>
+                <w:highlight w:val="yellow"/>
+              </w:rPr>
+              <w:t>.</w:t>
+            </w:r>
+            <w:r>
+              <w:rPr>
+                <w:sz w:val="26"/>
+                <w:szCs w:val="26"/>
+                <w:highlight w:val="yellow"/>
+              </w:rPr>
+              <w:t>01.</w:t>
+            </w:r>
+            <w:r>
+              <w:rPr>
+                <w:sz w:val="26"/>
+                <w:szCs w:val="26"/>
+                <w:highlight w:val="yellow"/>
+              </w:rPr>
+              <w:t>2</w:t>
+            </w:r>
+            <w:r>
+              <w:rPr>
+                <w:sz w:val="26"/>
+                <w:szCs w:val="26"/>
+                <w:highlight w:val="yellow"/>
+              </w:rPr>
+              <w:t>6</w:t>
+            </w:r>
+            <w:r>
+              <w:rPr>
+                <w:sz w:val="26"/>
+                <w:szCs w:val="26"/>
+                <w:highlight w:val="yellow"/>
+              </w:rPr>
+              <w:t>-</w:t>
+            </w:r>
+            <w:r>
+              <w:rPr>
+                <w:sz w:val="26"/>
+                <w:szCs w:val="26"/>
+                <w:highlight w:val="yellow"/>
+              </w:rPr>
+              <w:t>14.01</w:t>
+            </w:r>
+            <w:r>
+              <w:rPr>
+                <w:sz w:val="26"/>
+                <w:szCs w:val="26"/>
+                <w:highlight w:val="yellow"/>
+              </w:rPr>
+              <w:t>.2</w:t>
+            </w:r>
+            <w:r>
+              <w:rPr>
+                <w:sz w:val="26"/>
+                <w:szCs w:val="26"/>
+                <w:highlight w:val="yellow"/>
+              </w:rPr>
+              <w:t>7</w:t>
+            </w:r>
+          </w:p>
+        </w:tc>
+      </w:tr>
+      <w:tr>
+        <w:trPr>
+          <w:jc w:val="center"/>
+        </w:trPr>
+        <w:tc>
+          <w:tcPr>
+            <w:tcW w:w="567" w:type="dxa"/>
+            <w:vAlign w:val="center"/>
+          </w:tcPr>
+          <w:p>
+            <w:pPr>
+              <w:jc w:val="center"/>
+              <w:rPr>
+                <w:sz w:val="26"/>
+                <w:szCs w:val="26"/>
+              </w:rPr>
+            </w:pPr>
+            <w:r>
+              <w:rPr>
+                <w:sz w:val="26"/>
+                <w:szCs w:val="26"/>
+              </w:rPr>
+              <w:t>3</w:t>
+            </w:r>
+          </w:p>
+        </w:tc>
+        <w:tc>
+          <w:tcPr>
+            <w:tcW w:w="3627" w:type="dxa"/>
+            <w:vAlign w:val="center"/>
+          </w:tcPr>
+          <w:p>
+            <w:pPr>
+              <w:rPr>
+                <w:sz w:val="26"/>
+                <w:szCs w:val="26"/>
+              </w:rPr>
+            </w:pPr>
+            <w:r>
+              <w:rPr>
+                <w:sz w:val="26"/>
+                <w:szCs w:val="26"/>
+              </w:rPr>
+              <w:t>Автотрансформатор</w:t>
+            </w:r>
+          </w:p>
+        </w:tc>
+        <w:tc>
+          <w:tcPr>
+            <w:tcW w:w="1782" w:type="dxa"/>
+            <w:vAlign w:val="center"/>
+          </w:tcPr>
+          <w:p>
+            <w:pPr>
+              <w:jc w:val="center"/>
+              <w:rPr>
+                <w:sz w:val="26"/>
+                <w:szCs w:val="26"/>
+              </w:rPr>
+            </w:pPr>
+            <w:r>
+              <w:rPr>
+                <w:sz w:val="26"/>
+                <w:szCs w:val="26"/>
+              </w:rPr>
+              <w:t>ЛАТР-1м</w:t>
+            </w:r>
+          </w:p>
+        </w:tc>
+        <w:tc>
+          <w:tcPr>
+            <w:tcW w:w="1719" w:type="dxa"/>
+            <w:vAlign w:val="center"/>
+          </w:tcPr>
+          <w:p>
+            <w:pPr>
+              <w:jc w:val="center"/>
+              <w:rPr>
+                <w:sz w:val="26"/>
+                <w:szCs w:val="26"/>
+              </w:rPr>
+            </w:pPr>
+            <w:r>
+              <w:rPr>
+                <w:sz w:val="26"/>
+                <w:szCs w:val="26"/>
+              </w:rPr>
+              <w:t>2159</w:t>
+            </w:r>
+          </w:p>
+        </w:tc>
+        <w:tc>
+          <w:tcPr>
+            <w:tcW w:w="2217" w:type="dxa"/>
+            <w:vAlign w:val="center"/>
+          </w:tcPr>
+          <w:p>
+            <w:pPr>
+              <w:jc w:val="center"/>
+              <w:rPr>
+                <w:sz w:val="26"/>
+                <w:szCs w:val="26"/>
+                <w:highlight w:val="yellow"/>
+              </w:rPr>
+            </w:pPr>
+            <w:r>
+              <w:rPr>
+                <w:sz w:val="26"/>
+                <w:szCs w:val="26"/>
+                <w:highlight w:val="yellow"/>
+              </w:rPr>
+              <w:t>–</w:t>
+            </w:r>
+          </w:p>
+        </w:tc>
+      </w:tr>
+      <w:tr>
+        <w:trPr>
+          <w:jc w:val="center"/>
+        </w:trPr>
+        <w:tc>
+          <w:tcPr>
+            <w:tcW w:w="567" w:type="dxa"/>
+            <w:vAlign w:val="center"/>
+          </w:tcPr>
+          <w:p>
+            <w:pPr>
+              <w:jc w:val="center"/>
+              <w:rPr>
+                <w:sz w:val="26"/>
+                <w:szCs w:val="26"/>
+              </w:rPr>
+            </w:pPr>
+            <w:r>
+              <w:rPr>
+                <w:sz w:val="26"/>
+                <w:szCs w:val="26"/>
+              </w:rPr>
+              <w:t>4</w:t>
+            </w:r>
+          </w:p>
+        </w:tc>
+        <w:tc>
+          <w:tcPr>
+            <w:tcW w:w="3627" w:type="dxa"/>
+            <w:vAlign w:val="center"/>
+          </w:tcPr>
+          <w:p>
+            <w:pPr>
+              <w:rPr>
+                <w:sz w:val="26"/>
+                <w:szCs w:val="26"/>
+              </w:rPr>
+            </w:pPr>
+            <w:r>
+              <w:rPr>
+                <w:sz w:val="26"/>
+                <w:szCs w:val="26"/>
+              </w:rPr>
+              <w:t>Мультиметр цифровой</w:t>
+            </w:r>
+          </w:p>
+        </w:tc>
+        <w:tc>
+          <w:tcPr>
+            <w:tcW w:w="1782" w:type="dxa"/>
+            <w:vAlign w:val="center"/>
+          </w:tcPr>
+          <w:p>
+            <w:pPr>
+              <w:jc w:val="center"/>
+              <w:rPr>
+                <w:sz w:val="26"/>
+                <w:szCs w:val="26"/>
+              </w:rPr>
+            </w:pPr>
+            <w:r>
+              <w:rPr>
+                <w:sz w:val="26"/>
+                <w:szCs w:val="26"/>
+                <w:lang w:val="en-US"/>
+              </w:rPr>
+              <w:t>UTV</w:t>
+            </w:r>
+            <w:r>
+              <w:rPr>
+                <w:sz w:val="26"/>
+                <w:szCs w:val="26"/>
+              </w:rPr>
+              <w:t>139</w:t>
+            </w:r>
+            <w:r>
+              <w:rPr>
+                <w:sz w:val="26"/>
+                <w:szCs w:val="26"/>
+                <w:lang w:val="en-US"/>
+              </w:rPr>
+              <w:t>B</w:t>
+            </w:r>
+          </w:p>
+        </w:tc>
+        <w:tc>
+          <w:tcPr>
+            <w:tcW w:w="1719" w:type="dxa"/>
+            <w:vAlign w:val="center"/>
+          </w:tcPr>
+          <w:p>
+            <w:pPr>
+              <w:jc w:val="center"/>
+              <w:rPr>
+                <w:sz w:val="26"/>
+                <w:szCs w:val="26"/>
+              </w:rPr>
+            </w:pPr>
+            <w:r>
+              <w:rPr>
+                <w:sz w:val="26"/>
+                <w:szCs w:val="26"/>
+              </w:rPr>
+              <w:t>6130030640</w:t>
+            </w:r>
+          </w:p>
+        </w:tc>
+        <w:tc>
+          <w:tcPr>
+            <w:tcW w:w="2217" w:type="dxa"/>
+            <w:vAlign w:val="center"/>
+          </w:tcPr>
+          <w:p>
+            <w:pPr>
+              <w:jc w:val="center"/>
+              <w:rPr>
+                <w:sz w:val="26"/>
+                <w:szCs w:val="26"/>
+                <w:highlight w:val="yellow"/>
+              </w:rPr>
+            </w:pPr>
+            <w:r>
+              <w:rPr>
+                <w:sz w:val="26"/>
+                <w:szCs w:val="26"/>
+                <w:highlight w:val="yellow"/>
+              </w:rPr>
+              <w:t>09</w:t>
+            </w:r>
+            <w:r>
+              <w:rPr>
+                <w:sz w:val="26"/>
+                <w:szCs w:val="26"/>
+                <w:highlight w:val="yellow"/>
+              </w:rPr>
+              <w:t>.</w:t>
+            </w:r>
+            <w:r>
+              <w:rPr>
+                <w:sz w:val="26"/>
+                <w:szCs w:val="26"/>
+                <w:highlight w:val="yellow"/>
+              </w:rPr>
+              <w:t>04.2</w:t>
+            </w:r>
+            <w:r>
+              <w:rPr>
+                <w:sz w:val="26"/>
+                <w:szCs w:val="26"/>
+                <w:highlight w:val="yellow"/>
+              </w:rPr>
+              <w:t>5</w:t>
+            </w:r>
+            <w:r>
+              <w:rPr>
+                <w:sz w:val="26"/>
+                <w:szCs w:val="26"/>
+                <w:highlight w:val="yellow"/>
+              </w:rPr>
+              <w:t>-</w:t>
+            </w:r>
+            <w:r>
+              <w:rPr>
+                <w:sz w:val="26"/>
+                <w:szCs w:val="26"/>
+                <w:highlight w:val="yellow"/>
+              </w:rPr>
+              <w:t>09.</w:t>
+            </w:r>
+            <w:r>
+              <w:rPr>
+                <w:sz w:val="26"/>
+                <w:szCs w:val="26"/>
+                <w:highlight w:val="yellow"/>
+              </w:rPr>
+              <w:t>04</w:t>
+            </w:r>
+            <w:r>
+              <w:rPr>
+                <w:sz w:val="26"/>
+                <w:szCs w:val="26"/>
+                <w:highlight w:val="yellow"/>
+              </w:rPr>
+              <w:t>.27</w:t>
+            </w:r>
+          </w:p>
+        </w:tc>
+      </w:tr>
+      <w:tr>
+        <w:trPr>
+          <w:jc w:val="center"/>
+        </w:trPr>
+        <w:tc>
+          <w:tcPr>
+            <w:tcW w:w="567" w:type="dxa"/>
+            <w:vAlign w:val="center"/>
+          </w:tcPr>
+          <w:p>
+            <w:pPr>
+              <w:jc w:val="center"/>
+              <w:rPr>
+                <w:sz w:val="26"/>
+                <w:szCs w:val="26"/>
+              </w:rPr>
+            </w:pPr>
+            <w:r>
+              <w:rPr>
+                <w:sz w:val="26"/>
+                <w:szCs w:val="26"/>
+              </w:rPr>
+              <w:t>5</w:t>
+            </w:r>
+          </w:p>
+        </w:tc>
+        <w:tc>
+          <w:tcPr>
+            <w:tcW w:w="3627" w:type="dxa"/>
+            <w:vAlign w:val="center"/>
+          </w:tcPr>
+          <w:p>
+            <w:pPr>
+              <w:tabs>
+                <w:tab w:val="left" w:pos="1050"/>
+              </w:tabs>
+              <w:rPr>
+                <w:sz w:val="26"/>
+                <w:szCs w:val="26"/>
+              </w:rPr>
+            </w:pPr>
+            <w:r>
+              <w:rPr>
+                <w:sz w:val="26"/>
+                <w:szCs w:val="26"/>
+              </w:rPr>
+              <w:t>Весы платформенные</w:t>
+            </w:r>
+          </w:p>
+        </w:tc>
+        <w:tc>
+          <w:tcPr>
+            <w:tcW w:w="1782" w:type="dxa"/>
+            <w:vAlign w:val="center"/>
+          </w:tcPr>
+          <w:p>
+            <w:pPr>
+              <w:ind w:right="-252"/>
+              <w:rPr>
+                <w:sz w:val="24"/>
+                <w:szCs w:val="24"/>
+              </w:rPr>
+            </w:pPr>
+            <w:r>
+              <w:rPr>
+                <w:sz w:val="24"/>
+                <w:szCs w:val="24"/>
+              </w:rPr>
+              <w:t>РП-100Ш13-М1</w:t>
+            </w:r>
+          </w:p>
+        </w:tc>
+        <w:tc>
+          <w:tcPr>
+            <w:tcW w:w="1719" w:type="dxa"/>
+            <w:vAlign w:val="center"/>
+          </w:tcPr>
+          <w:p>
+            <w:pPr>
+              <w:jc w:val="center"/>
+              <w:rPr>
+                <w:sz w:val="26"/>
+                <w:szCs w:val="26"/>
+              </w:rPr>
+            </w:pPr>
+            <w:r>
+              <w:rPr>
+                <w:sz w:val="26"/>
+                <w:szCs w:val="26"/>
+              </w:rPr>
+              <w:t>61183</w:t>
+            </w:r>
+          </w:p>
+        </w:tc>
+        <w:tc>
+          <w:tcPr>
+            <w:tcW w:w="2217" w:type="dxa"/>
+            <w:vAlign w:val="center"/>
+          </w:tcPr>
+          <w:p>
+            <w:pPr>
+              <w:jc w:val="center"/>
+              <w:rPr>
+                <w:sz w:val="26"/>
+                <w:szCs w:val="26"/>
+                <w:highlight w:val="yellow"/>
+              </w:rPr>
+            </w:pPr>
+            <w:r>
+              <w:rPr>
+                <w:sz w:val="26"/>
+                <w:szCs w:val="26"/>
+                <w:highlight w:val="yellow"/>
+              </w:rPr>
+              <w:t>12.02</w:t>
+            </w:r>
+            <w:r>
+              <w:rPr>
+                <w:sz w:val="26"/>
+                <w:szCs w:val="26"/>
+                <w:highlight w:val="yellow"/>
+              </w:rPr>
+              <w:t>.2</w:t>
+            </w:r>
+            <w:r>
+              <w:rPr>
+                <w:sz w:val="26"/>
+                <w:szCs w:val="26"/>
+                <w:highlight w:val="yellow"/>
+              </w:rPr>
+              <w:t>6</w:t>
+            </w:r>
+            <w:r>
+              <w:rPr>
+                <w:sz w:val="26"/>
+                <w:szCs w:val="26"/>
+                <w:highlight w:val="yellow"/>
+              </w:rPr>
+              <w:t>-</w:t>
+            </w:r>
+            <w:r>
+              <w:rPr>
+                <w:sz w:val="26"/>
+                <w:szCs w:val="26"/>
+                <w:highlight w:val="yellow"/>
+              </w:rPr>
+              <w:t>11.0</w:t>
+            </w:r>
+            <w:r>
+              <w:rPr>
+                <w:sz w:val="26"/>
+                <w:szCs w:val="26"/>
+                <w:highlight w:val="yellow"/>
+              </w:rPr>
+              <w:t>2.2</w:t>
+            </w:r>
+            <w:r>
+              <w:rPr>
+                <w:sz w:val="26"/>
+                <w:szCs w:val="26"/>
+                <w:highlight w:val="yellow"/>
+              </w:rPr>
+              <w:t>7</w:t>
+            </w:r>
+          </w:p>
+        </w:tc>
+      </w:tr>
+      <w:tr>
+        <w:trPr>
+          <w:jc w:val="center"/>
+        </w:trPr>
+        <w:tc>
+          <w:tcPr>
+            <w:tcW w:w="567" w:type="dxa"/>
+            <w:vAlign w:val="center"/>
+          </w:tcPr>
+          <w:p>
+            <w:pPr>
+              <w:jc w:val="center"/>
+              <w:rPr>
+                <w:sz w:val="26"/>
+                <w:szCs w:val="26"/>
+              </w:rPr>
+            </w:pPr>
+            <w:r>
+              <w:rPr>
+                <w:sz w:val="26"/>
+                <w:szCs w:val="26"/>
+              </w:rPr>
+              <w:t>6</w:t>
+            </w:r>
+          </w:p>
+        </w:tc>
+        <w:tc>
+          <w:tcPr>
+            <w:tcW w:w="3627" w:type="dxa"/>
+            <w:vAlign w:val="center"/>
+          </w:tcPr>
+          <w:p>
+            <w:pPr>
+              <w:tabs>
+                <w:tab w:val="left" w:pos="1050"/>
+              </w:tabs>
+              <w:rPr>
+                <w:sz w:val="26"/>
+                <w:szCs w:val="26"/>
+              </w:rPr>
+            </w:pPr>
+            <w:r>
+              <w:rPr>
+                <w:sz w:val="26"/>
+                <w:szCs w:val="26"/>
+              </w:rPr>
+              <w:t>Линейка металлическая</w:t>
+            </w:r>
+          </w:p>
+        </w:tc>
+        <w:tc>
+          <w:tcPr>
+            <w:tcW w:w="1782" w:type="dxa"/>
+            <w:vAlign w:val="center"/>
+          </w:tcPr>
+          <w:p>
+            <w:pPr>
+              <w:jc w:val="center"/>
+              <w:rPr>
+                <w:sz w:val="26"/>
+                <w:szCs w:val="26"/>
+              </w:rPr>
+            </w:pPr>
+            <w:r>
+              <w:rPr>
+                <w:sz w:val="26"/>
+                <w:szCs w:val="26"/>
+              </w:rPr>
+              <w:t>ЛМ</w:t>
+            </w:r>
+          </w:p>
+        </w:tc>
+        <w:tc>
+          <w:tcPr>
+            <w:tcW w:w="1719" w:type="dxa"/>
+            <w:vAlign w:val="center"/>
+          </w:tcPr>
+          <w:p>
+            <w:pPr>
+              <w:jc w:val="center"/>
+              <w:rPr>
+                <w:sz w:val="26"/>
+                <w:szCs w:val="26"/>
+              </w:rPr>
+            </w:pPr>
+            <w:r>
+              <w:rPr>
+                <w:sz w:val="26"/>
+                <w:szCs w:val="26"/>
+              </w:rPr>
+              <w:t>11</w:t>
+            </w:r>
+          </w:p>
+        </w:tc>
+        <w:tc>
+          <w:tcPr>
+            <w:tcW w:w="2217" w:type="dxa"/>
+            <w:vAlign w:val="center"/>
+          </w:tcPr>
+          <w:p>
+            <w:pPr>
+              <w:jc w:val="center"/>
+              <w:rPr>
+                <w:sz w:val="26"/>
+                <w:szCs w:val="26"/>
+                <w:highlight w:val="yellow"/>
+              </w:rPr>
+            </w:pPr>
+            <w:r>
+              <w:rPr>
+                <w:sz w:val="26"/>
+                <w:szCs w:val="26"/>
+                <w:highlight w:val="yellow"/>
+              </w:rPr>
+              <w:t>02</w:t>
+            </w:r>
+            <w:r>
+              <w:rPr>
+                <w:sz w:val="26"/>
+                <w:szCs w:val="26"/>
+                <w:highlight w:val="yellow"/>
+              </w:rPr>
+              <w:t>.0</w:t>
+            </w:r>
+            <w:r>
+              <w:rPr>
+                <w:sz w:val="26"/>
+                <w:szCs w:val="26"/>
+                <w:highlight w:val="yellow"/>
+              </w:rPr>
+              <w:t>3</w:t>
+            </w:r>
+            <w:r>
+              <w:rPr>
+                <w:sz w:val="26"/>
+                <w:szCs w:val="26"/>
+                <w:highlight w:val="yellow"/>
+              </w:rPr>
+              <w:t>.2</w:t>
+            </w:r>
+            <w:r>
+              <w:rPr>
+                <w:sz w:val="26"/>
+                <w:szCs w:val="26"/>
+                <w:highlight w:val="yellow"/>
+              </w:rPr>
+              <w:t>6</w:t>
+            </w:r>
+            <w:r>
+              <w:rPr>
+                <w:sz w:val="26"/>
+                <w:szCs w:val="26"/>
+                <w:highlight w:val="yellow"/>
+              </w:rPr>
+              <w:t>-</w:t>
+            </w:r>
+            <w:r>
+              <w:rPr>
+                <w:sz w:val="26"/>
+                <w:szCs w:val="26"/>
+                <w:highlight w:val="yellow"/>
+              </w:rPr>
+              <w:t>01</w:t>
+            </w:r>
+            <w:r>
+              <w:rPr>
+                <w:sz w:val="26"/>
+                <w:szCs w:val="26"/>
+                <w:highlight w:val="yellow"/>
+              </w:rPr>
+              <w:t>.</w:t>
+            </w:r>
+            <w:r>
+              <w:rPr>
+                <w:sz w:val="26"/>
+                <w:szCs w:val="26"/>
+                <w:highlight w:val="yellow"/>
+              </w:rPr>
+              <w:t>0</w:t>
+            </w:r>
+            <w:r>
+              <w:rPr>
+                <w:sz w:val="26"/>
+                <w:szCs w:val="26"/>
+                <w:highlight w:val="yellow"/>
+              </w:rPr>
+              <w:t>3</w:t>
+            </w:r>
+            <w:r>
+              <w:rPr>
+                <w:sz w:val="26"/>
+                <w:szCs w:val="26"/>
+                <w:highlight w:val="yellow"/>
+              </w:rPr>
+              <w:t>.2</w:t>
+            </w:r>
+            <w:r>
+              <w:rPr>
+                <w:sz w:val="26"/>
+                <w:szCs w:val="26"/>
+                <w:highlight w:val="yellow"/>
+              </w:rPr>
+              <w:t>7</w:t>
+            </w:r>
+          </w:p>
+        </w:tc>
+      </w:tr>
+      <w:tr>
+        <w:trPr>
+          <w:jc w:val="center"/>
+        </w:trPr>
+        <w:tc>
+          <w:tcPr>
+            <w:tcW w:w="567" w:type="dxa"/>
+            <w:vAlign w:val="center"/>
+          </w:tcPr>
+          <w:p>
+            <w:pPr>
+              <w:jc w:val="center"/>
+              <w:rPr>
+                <w:sz w:val="26"/>
+                <w:szCs w:val="26"/>
+              </w:rPr>
+            </w:pPr>
+            <w:r>
+              <w:rPr>
+                <w:sz w:val="26"/>
+                <w:szCs w:val="26"/>
+              </w:rPr>
+              <w:t>7</w:t>
+            </w:r>
+          </w:p>
+        </w:tc>
+        <w:tc>
+          <w:tcPr>
+            <w:tcW w:w="3627" w:type="dxa"/>
+            <w:vAlign w:val="center"/>
+          </w:tcPr>
+          <w:p>
+            <w:pPr>
+              <w:tabs>
+                <w:tab w:val="left" w:pos="1050"/>
+              </w:tabs>
+              <w:rPr>
+                <w:sz w:val="26"/>
+                <w:szCs w:val="26"/>
+              </w:rPr>
+            </w:pPr>
+            <w:r>
+              <w:rPr>
+                <w:sz w:val="26"/>
+                <w:szCs w:val="26"/>
+              </w:rPr>
+              <w:t>Секундомер механический</w:t>
+            </w:r>
+          </w:p>
+        </w:tc>
+        <w:tc>
+          <w:tcPr>
+            <w:tcW w:w="1782" w:type="dxa"/>
+            <w:vAlign w:val="center"/>
+          </w:tcPr>
+          <w:p>
+            <w:pPr>
+              <w:jc w:val="center"/>
+              <w:rPr>
+                <w:sz w:val="26"/>
+                <w:szCs w:val="26"/>
+                <w:lang w:val="be-BY"/>
+              </w:rPr>
+            </w:pPr>
+            <w:r>
+              <w:rPr>
+                <w:sz w:val="26"/>
+                <w:szCs w:val="26"/>
+                <w:lang w:val="be-BY"/>
+              </w:rPr>
+              <w:t>СОСпр</w:t>
+            </w:r>
+          </w:p>
+        </w:tc>
+        <w:tc>
+          <w:tcPr>
+            <w:tcW w:w="1719" w:type="dxa"/>
+            <w:vAlign w:val="center"/>
+          </w:tcPr>
+          <w:p>
+            <w:pPr>
+              <w:pStyle w:val="a3"/>
+              <w:jc w:val="center"/>
+              <w:rPr>
+                <w:rFonts w:ascii="Times New Roman" w:hAnsi="Times New Roman"/>
+                <w:sz w:val="26"/>
+                <w:szCs w:val="26"/>
+              </w:rPr>
+            </w:pPr>
+            <w:r>
+              <w:rPr>
+                <w:rFonts w:ascii="Times New Roman" w:hAnsi="Times New Roman"/>
+                <w:sz w:val="26"/>
+                <w:szCs w:val="26"/>
+              </w:rPr>
+              <w:t>1379</w:t>
+            </w:r>
+          </w:p>
+        </w:tc>
+        <w:tc>
+          <w:tcPr>
+            <w:tcW w:w="2217" w:type="dxa"/>
+            <w:vAlign w:val="center"/>
+          </w:tcPr>
+          <w:p>
+            <w:pPr>
+              <w:pStyle w:val="a3"/>
+              <w:ind w:right="3"/>
+              <w:jc w:val="center"/>
+              <w:rPr>
+                <w:rFonts w:ascii="Times New Roman" w:hAnsi="Times New Roman"/>
+                <w:sz w:val="26"/>
+                <w:szCs w:val="26"/>
+                <w:highlight w:val="yellow"/>
+              </w:rPr>
+            </w:pPr>
+            <w:r>
+              <w:rPr>
+                <w:rFonts w:ascii="Times New Roman" w:hAnsi="Times New Roman"/>
+                <w:sz w:val="26"/>
+                <w:szCs w:val="26"/>
+                <w:highlight w:val="yellow"/>
+              </w:rPr>
+              <w:t>16.02</w:t>
+            </w:r>
+            <w:r>
+              <w:rPr>
+                <w:rFonts w:ascii="Times New Roman" w:hAnsi="Times New Roman"/>
+                <w:sz w:val="26"/>
+                <w:szCs w:val="26"/>
+                <w:highlight w:val="yellow"/>
+              </w:rPr>
+              <w:t>.2</w:t>
+            </w:r>
+            <w:r>
+              <w:rPr>
+                <w:rFonts w:ascii="Times New Roman" w:hAnsi="Times New Roman"/>
+                <w:sz w:val="26"/>
+                <w:szCs w:val="26"/>
+                <w:highlight w:val="yellow"/>
+              </w:rPr>
+              <w:t>6</w:t>
+            </w:r>
+            <w:r>
+              <w:rPr>
+                <w:rFonts w:ascii="Times New Roman" w:hAnsi="Times New Roman"/>
+                <w:sz w:val="26"/>
+                <w:szCs w:val="26"/>
+                <w:highlight w:val="yellow"/>
+              </w:rPr>
+              <w:t>-</w:t>
+            </w:r>
+            <w:r>
+              <w:rPr>
+                <w:rFonts w:ascii="Times New Roman" w:hAnsi="Times New Roman"/>
+                <w:sz w:val="26"/>
+                <w:szCs w:val="26"/>
+                <w:highlight w:val="yellow"/>
+              </w:rPr>
+              <w:t>15.02</w:t>
+            </w:r>
+            <w:r>
+              <w:rPr>
+                <w:rFonts w:ascii="Times New Roman" w:hAnsi="Times New Roman"/>
+                <w:sz w:val="26"/>
+                <w:szCs w:val="26"/>
+                <w:highlight w:val="yellow"/>
+              </w:rPr>
+              <w:t>.2</w:t>
+            </w:r>
+            <w:r>
+              <w:rPr>
+                <w:rFonts w:ascii="Times New Roman" w:hAnsi="Times New Roman"/>
+                <w:sz w:val="26"/>
+                <w:szCs w:val="26"/>
+                <w:highlight w:val="yellow"/>
+              </w:rPr>
+              <w:t>7</w:t>
+            </w:r>
+          </w:p>
+        </w:tc>
+      </w:tr>
+      <w:tr>
+        <w:trPr>
+          <w:jc w:val="center"/>
+        </w:trPr>
+        <w:tc>
+          <w:tcPr>
+            <w:tcW w:w="567" w:type="dxa"/>
+            <w:vAlign w:val="center"/>
+          </w:tcPr>
+          <w:p>
+            <w:pPr>
+              <w:jc w:val="center"/>
+              <w:rPr>
+                <w:sz w:val="26"/>
+                <w:szCs w:val="26"/>
+              </w:rPr>
+            </w:pPr>
+            <w:r>
+              <w:rPr>
+                <w:sz w:val="26"/>
+                <w:szCs w:val="26"/>
+              </w:rPr>
+              <w:t>8</w:t>
+            </w:r>
+          </w:p>
+        </w:tc>
+        <w:tc>
+          <w:tcPr>
+            <w:tcW w:w="3627" w:type="dxa"/>
+            <w:vAlign w:val="center"/>
+          </w:tcPr>
+          <w:p>
+            <w:pPr>
+              <w:rPr>
+                <w:sz w:val="26"/>
+                <w:szCs w:val="26"/>
+                <w:highlight w:val="yellow"/>
+              </w:rPr>
+            </w:pPr>
+            <w:r>
+              <w:rPr>
+                <w:sz w:val="26"/>
+                <w:szCs w:val="26"/>
+                <w:highlight w:val="yellow"/>
+              </w:rPr>
+              <w:t>Барометр-анероид</w:t>
+            </w:r>
+          </w:p>
+        </w:tc>
+        <w:tc>
+          <w:tcPr>
+            <w:tcW w:w="1782" w:type="dxa"/>
+          </w:tcPr>
+          <w:p>
+            <w:pPr>
+              <w:jc w:val="center"/>
+              <w:rPr>
+                <w:sz w:val="26"/>
+                <w:szCs w:val="26"/>
+                <w:highlight w:val="yellow"/>
+              </w:rPr>
+            </w:pPr>
+            <w:r>
+              <w:rPr>
+                <w:sz w:val="26"/>
+                <w:szCs w:val="26"/>
+                <w:highlight w:val="yellow"/>
+              </w:rPr>
+              <w:t>БАММ-1</w:t>
+            </w:r>
+          </w:p>
+        </w:tc>
+        <w:tc>
+          <w:tcPr>
+            <w:tcW w:w="1719" w:type="dxa"/>
+          </w:tcPr>
+          <w:p>
+            <w:pPr>
+              <w:jc w:val="center"/>
+              <w:rPr>
+                <w:sz w:val="26"/>
+                <w:szCs w:val="26"/>
+                <w:highlight w:val="yellow"/>
+              </w:rPr>
+            </w:pPr>
+            <w:r>
+              <w:rPr>
+                <w:sz w:val="26"/>
+                <w:szCs w:val="26"/>
+                <w:highlight w:val="yellow"/>
+              </w:rPr>
+              <w:t>401</w:t>
+            </w:r>
+          </w:p>
+        </w:tc>
+        <w:tc>
+          <w:tcPr>
+            <w:tcW w:w="2217" w:type="dxa"/>
+          </w:tcPr>
+          <w:p>
+            <w:pPr>
+              <w:jc w:val="center"/>
+              <w:rPr>
+                <w:sz w:val="26"/>
+                <w:szCs w:val="26"/>
+                <w:highlight w:val="yellow"/>
+              </w:rPr>
+            </w:pPr>
+            <w:r>
+              <w:rPr>
+                <w:sz w:val="26"/>
+                <w:szCs w:val="26"/>
+                <w:highlight w:val="yellow"/>
+              </w:rPr>
+              <w:t>10.11.25-09.11</w:t>
+            </w:r>
+            <w:r>
+              <w:rPr>
+                <w:sz w:val="26"/>
+                <w:szCs w:val="26"/>
+                <w:highlight w:val="yellow"/>
+              </w:rPr>
+              <w:t>.26</w:t>
+            </w:r>
+          </w:p>
+        </w:tc>
+      </w:tr>
+      <w:tr>
+        <w:trPr>
+          <w:trHeight w:val="691"/>
+          <w:jc w:val="center"/>
+        </w:trPr>
+        <w:tc>
+          <w:tcPr>
+            <w:tcW w:w="567" w:type="dxa"/>
+            <w:vAlign w:val="center"/>
+          </w:tcPr>
+          <w:p>
+            <w:pPr>
+              <w:jc w:val="center"/>
+              <w:rPr>
+                <w:sz w:val="26"/>
+                <w:szCs w:val="26"/>
+              </w:rPr>
+            </w:pPr>
+            <w:r>
+              <w:rPr>
+                <w:sz w:val="26"/>
+                <w:szCs w:val="26"/>
+              </w:rPr>
+              <w:t>9</w:t>
+            </w:r>
+          </w:p>
+        </w:tc>
+        <w:tc>
+          <w:tcPr>
+            <w:tcW w:w="3627" w:type="dxa"/>
+            <w:vAlign w:val="center"/>
+          </w:tcPr>
+          <w:p>
+            <w:pPr>
+              <w:tabs>
+                <w:tab w:val="left" w:pos="1050"/>
+              </w:tabs>
+              <w:rPr>
+                <w:sz w:val="26"/>
+                <w:szCs w:val="26"/>
+              </w:rPr>
+            </w:pPr>
+            <w:r>
+              <w:rPr>
+                <w:sz w:val="26"/>
+                <w:szCs w:val="26"/>
+              </w:rPr>
+              <w:t xml:space="preserve">Комбинированный прибор </w:t>
+            </w:r>
+          </w:p>
+        </w:tc>
+        <w:tc>
+          <w:tcPr>
+            <w:tcW w:w="1782" w:type="dxa"/>
+            <w:vAlign w:val="center"/>
+          </w:tcPr>
+          <w:p>
+            <w:pPr>
+              <w:jc w:val="center"/>
+              <w:rPr>
+                <w:sz w:val="26"/>
+                <w:szCs w:val="26"/>
+              </w:rPr>
+            </w:pPr>
+            <w:proofErr w:type="spellStart"/>
+            <w:r>
+              <w:rPr>
+                <w:sz w:val="26"/>
+                <w:szCs w:val="26"/>
+                <w:lang w:val="en-US"/>
+              </w:rPr>
+              <w:t>Testo</w:t>
+            </w:r>
+            <w:proofErr w:type="spellEnd"/>
+            <w:r>
+              <w:rPr>
+                <w:sz w:val="26"/>
+                <w:szCs w:val="26"/>
+              </w:rPr>
+              <w:t xml:space="preserve"> 625</w:t>
+            </w:r>
+          </w:p>
+        </w:tc>
+        <w:tc>
+          <w:tcPr>
+            <w:tcW w:w="1719" w:type="dxa"/>
+            <w:vAlign w:val="center"/>
+          </w:tcPr>
+          <w:p>
+            <w:pPr>
+              <w:jc w:val="center"/>
+              <w:rPr>
+                <w:sz w:val="26"/>
+                <w:szCs w:val="26"/>
+              </w:rPr>
+            </w:pPr>
+            <w:r>
+              <w:rPr>
+                <w:sz w:val="26"/>
+                <w:szCs w:val="26"/>
+              </w:rPr>
+              <w:t>61064548/709</w:t>
+            </w:r>
+          </w:p>
+        </w:tc>
+        <w:tc>
+          <w:tcPr>
+            <w:tcW w:w="2217" w:type="dxa"/>
+            <w:vAlign w:val="center"/>
+          </w:tcPr>
+          <w:p>
+            <w:pPr>
+              <w:jc w:val="center"/>
+              <w:rPr>
+                <w:sz w:val="26"/>
+                <w:szCs w:val="26"/>
+                <w:highlight w:val="yellow"/>
+              </w:rPr>
+            </w:pPr>
+            <w:r>
+              <w:rPr>
+                <w:sz w:val="26"/>
+                <w:szCs w:val="26"/>
+                <w:highlight w:val="yellow"/>
+              </w:rPr>
+              <w:t>23.04</w:t>
+            </w:r>
+            <w:r>
+              <w:rPr>
+                <w:sz w:val="26"/>
+                <w:szCs w:val="26"/>
+                <w:highlight w:val="yellow"/>
+              </w:rPr>
+              <w:t>.2</w:t>
+            </w:r>
+            <w:r>
+              <w:rPr>
+                <w:sz w:val="26"/>
+                <w:szCs w:val="26"/>
+                <w:highlight w:val="yellow"/>
+              </w:rPr>
+              <w:t>6</w:t>
+            </w:r>
+            <w:r>
+              <w:rPr>
+                <w:sz w:val="26"/>
+                <w:szCs w:val="26"/>
+                <w:highlight w:val="yellow"/>
+              </w:rPr>
+              <w:t>-</w:t>
+            </w:r>
+            <w:r>
+              <w:rPr>
+                <w:sz w:val="26"/>
+                <w:szCs w:val="26"/>
+                <w:highlight w:val="yellow"/>
+              </w:rPr>
+              <w:t>23.04</w:t>
+            </w:r>
+            <w:r>
+              <w:rPr>
+                <w:sz w:val="26"/>
+                <w:szCs w:val="26"/>
+                <w:highlight w:val="yellow"/>
+              </w:rPr>
+              <w:t>.2</w:t>
+            </w:r>
+            <w:r>
+              <w:rPr>
+                <w:sz w:val="26"/>
+                <w:szCs w:val="26"/>
+                <w:highlight w:val="yellow"/>
+              </w:rPr>
+              <w:t>7</w:t>
             </w:r>
           </w:p>
         </w:tc>
@@ -2435,101 +4731,9 @@
     </w:tbl>
     <w:p>
       <w:pPr>
-        <w:rPr>
-          <w:rFonts w:cs="Times New Roman"/>
-          <w:szCs w:val="26"/>
-        </w:rPr>
-      </w:pPr>
-    </w:p>
-    <w:tbl>
-      <w:tblPr>
-        <w:tblStyle w:val="a7"/>
-        <w:tblW w:w="0" w:type="auto"/>
-        <w:tblLook w:val="04A0" w:firstRow="1" w:lastRow="0" w:firstColumn="1" w:lastColumn="0" w:noHBand="0" w:noVBand="1"/>
-      </w:tblPr>
-      <w:tblGrid>
-        <w:gridCol w:w="1982"/>
-        <w:gridCol w:w="1982"/>
-        <w:gridCol w:w="1982"/>
-        <w:gridCol w:w="1983"/>
-        <w:gridCol w:w="1983"/>
-      </w:tblGrid>
-      <w:tr>
-        <w:tc>
-          <w:tcPr>
-            <w:tcW w:w="1982" w:type="dxa"/>
-          </w:tcPr>
-          <w:p>
-            <w:pPr>
-              <w:rPr>
-                <w:szCs w:val="26"/>
-              </w:rPr>
-            </w:pPr>
-          </w:p>
-        </w:tc>
-        <w:tc>
-          <w:tcPr>
-            <w:tcW w:w="1982" w:type="dxa"/>
-          </w:tcPr>
-          <w:p>
-            <w:pPr>
-              <w:rPr>
-                <w:szCs w:val="26"/>
-              </w:rPr>
-            </w:pPr>
-          </w:p>
-        </w:tc>
-        <w:tc>
-          <w:tcPr>
-            <w:tcW w:w="1982" w:type="dxa"/>
-          </w:tcPr>
-          <w:p>
-            <w:pPr>
-              <w:rPr>
-                <w:szCs w:val="26"/>
-              </w:rPr>
-            </w:pPr>
-          </w:p>
-        </w:tc>
-        <w:tc>
-          <w:tcPr>
-            <w:tcW w:w="1983" w:type="dxa"/>
-          </w:tcPr>
-          <w:p>
-            <w:pPr>
-              <w:rPr>
-                <w:szCs w:val="26"/>
-              </w:rPr>
-            </w:pPr>
-          </w:p>
-        </w:tc>
-        <w:tc>
-          <w:tcPr>
-            <w:tcW w:w="1983" w:type="dxa"/>
-          </w:tcPr>
-          <w:p>
-            <w:pPr>
-              <w:rPr>
-                <w:szCs w:val="26"/>
-              </w:rPr>
-            </w:pPr>
-          </w:p>
-        </w:tc>
-      </w:tr>
-    </w:tbl>
-    <w:p>
-      <w:pPr>
-        <w:rPr>
-          <w:rFonts w:cs="Times New Roman"/>
-          <w:szCs w:val="26"/>
-        </w:rPr>
-      </w:pPr>
-    </w:p>
-    <w:p>
-      <w:pPr>
-        <w:rPr>
-          <w:rFonts w:cs="Times New Roman"/>
-          <w:szCs w:val="26"/>
+        <w:ind w:left="1985"/>
+        <w:rPr>
+          <w:sz w:val="24"/>
         </w:rPr>
       </w:pPr>
     </w:p>
@@ -2539,10 +4743,25 @@
           <w:tab w:val="left" w:pos="1270"/>
         </w:tabs>
         <w:rPr>
-          <w:rFonts w:cs="Times New Roman"/>
-          <w:szCs w:val="26"/>
-        </w:rPr>
-      </w:pPr>
+          <w:sz w:val="26"/>
+        </w:rPr>
+      </w:pPr>
+    </w:p>
+    <w:p>
+      <w:pPr>
+        <w:tabs>
+          <w:tab w:val="left" w:pos="5670"/>
+        </w:tabs>
+        <w:rPr>
+          <w:sz w:val="26"/>
+        </w:rPr>
+      </w:pPr>
+      <w:r>
+        <w:rPr>
+          <w:sz w:val="26"/>
+        </w:rPr>
+        <w:tab/>
+      </w:r>
     </w:p>
     <w:p>
       <w:pPr>
@@ -2550,14 +4769,52 @@
           <w:tab w:val="left" w:pos="1270"/>
         </w:tabs>
         <w:rPr>
-          <w:rFonts w:cs="Times New Roman"/>
-          <w:szCs w:val="26"/>
-        </w:rPr>
-      </w:pPr>
-      <w:r>
-        <w:rPr>
-          <w:rFonts w:cs="Times New Roman"/>
-          <w:szCs w:val="26"/>
+          <w:sz w:val="26"/>
+        </w:rPr>
+      </w:pPr>
+    </w:p>
+    <w:p>
+      <w:pPr>
+        <w:tabs>
+          <w:tab w:val="left" w:pos="1270"/>
+        </w:tabs>
+        <w:rPr>
+          <w:sz w:val="26"/>
+        </w:rPr>
+      </w:pPr>
+    </w:p>
+    <w:p>
+      <w:pPr>
+        <w:tabs>
+          <w:tab w:val="left" w:pos="1270"/>
+        </w:tabs>
+        <w:rPr>
+          <w:sz w:val="26"/>
+        </w:rPr>
+      </w:pPr>
+    </w:p>
+    <w:p>
+      <w:pPr>
+        <w:tabs>
+          <w:tab w:val="left" w:pos="1270"/>
+        </w:tabs>
+        <w:rPr>
+          <w:sz w:val="26"/>
+        </w:rPr>
+      </w:pPr>
+    </w:p>
+    <w:p>
+      <w:pPr>
+        <w:tabs>
+          <w:tab w:val="left" w:pos="1270"/>
+        </w:tabs>
+        <w:rPr>
+          <w:sz w:val="26"/>
+        </w:rPr>
+      </w:pPr>
+      <w:r>
+        <w:rPr>
+          <w:sz w:val="26"/>
         </w:rPr>
         <w:t>МЕСТО ШТАМПА</w:t>
       </w:r>
@@ -2565,12 +4822,13 @@
     <w:p>
       <w:pPr>
         <w:rPr>
-          <w:rFonts w:cs="Times New Roman"/>
-          <w:szCs w:val="26"/>
+          <w:sz w:val="26"/>
+          <w:szCs w:val="26"/>
+          <w:highlight w:val="yellow"/>
         </w:rPr>
         <w:sectPr>
           <w:pgSz w:w="11907" w:h="16840" w:code="9"/>
-          <w:pgMar w:top="568" w:right="567" w:bottom="1418" w:left="1418" w:header="0" w:footer="0" w:gutter="0"/>
+          <w:pgMar w:top="1134" w:right="567" w:bottom="1418" w:left="1418" w:header="0" w:footer="0" w:gutter="0"/>
           <w:cols w:space="720"/>
           <w:noEndnote/>
         </w:sectPr>
@@ -2579,48 +4837,66 @@
     <w:p>
       <w:pPr>
         <w:ind w:firstLine="11907"/>
-        <w:jc w:val="both"/>
-        <w:rPr>
-          <w:rFonts w:cs="Times New Roman"/>
-          <w:szCs w:val="26"/>
-        </w:rPr>
-      </w:pPr>
-      <w:bookmarkStart w:id="1" w:name="Table_Equipment"/>
-      <w:bookmarkStart w:id="2" w:name="ItemStart"/>
-      <w:bookmarkStart w:id="3" w:name="ItemEnd"/>
-      <w:bookmarkStart w:id="4" w:name="_GoBack"/>
-      <w:bookmarkEnd w:id="1"/>
+        <w:rPr>
+          <w:sz w:val="26"/>
+          <w:szCs w:val="26"/>
+        </w:rPr>
+      </w:pPr>
+      <w:r>
+        <w:rPr>
+          <w:sz w:val="26"/>
+          <w:szCs w:val="26"/>
+          <w:lang w:val="be-BY"/>
+        </w:rPr>
+        <w:lastRenderedPageBreak/>
+        <w:t xml:space="preserve">Протокол № </w:t>
+      </w:r>
+      <w:r>
+        <w:rPr>
+          <w:sz w:val="26"/>
+          <w:szCs w:val="26"/>
+        </w:rPr>
+        <w:t>{{</w:t>
+      </w:r>
+      <w:proofErr w:type="spellStart"/>
+      <w:r>
+        <w:rPr>
+          <w:sz w:val="26"/>
+          <w:szCs w:val="26"/>
+        </w:rPr>
+        <w:t>Номер_протокола</w:t>
+      </w:r>
+      <w:proofErr w:type="spellEnd"/>
+      <w:r>
+        <w:rPr>
+          <w:sz w:val="26"/>
+          <w:szCs w:val="26"/>
+        </w:rPr>
+        <w:t>}}</w:t>
+      </w:r>
     </w:p>
     <w:p>
       <w:pPr>
         <w:ind w:firstLine="11907"/>
         <w:jc w:val="both"/>
         <w:rPr>
-          <w:rFonts w:cs="Times New Roman"/>
-          <w:szCs w:val="26"/>
-        </w:rPr>
-      </w:pPr>
-      <w:r>
-        <w:rPr>
-          <w:rFonts w:cs="Times New Roman"/>
-          <w:szCs w:val="26"/>
-        </w:rPr>
-        <w:t xml:space="preserve">Протокол № </w:t>
-      </w:r>
-      <w:r>
-        <w:t>{{</w:t>
-      </w:r>
-      <w:proofErr w:type="spellStart"/>
-      <w:r>
-        <w:rPr>
-          <w:rFonts w:cs="Times New Roman"/>
-          <w:szCs w:val="26"/>
-        </w:rPr>
-        <w:t>Номер_протокола</w:t>
-      </w:r>
-      <w:proofErr w:type="spellEnd"/>
-      <w:r>
-        <w:t>}}</w:t>
+          <w:sz w:val="26"/>
+          <w:szCs w:val="26"/>
+        </w:rPr>
+      </w:pPr>
+      <w:r>
+        <w:rPr>
+          <w:sz w:val="26"/>
+          <w:szCs w:val="26"/>
+        </w:rPr>
+        <w:t xml:space="preserve">Лист </w:t>
+      </w:r>
+      <w:r>
+        <w:rPr>
+          <w:sz w:val="26"/>
+          <w:szCs w:val="26"/>
+        </w:rPr>
+        <w:t>4</w:t>
       </w:r>
     </w:p>
     <w:p>
@@ -2628,48 +4904,37 @@
         <w:ind w:firstLine="11907"/>
         <w:jc w:val="both"/>
         <w:rPr>
-          <w:rFonts w:cs="Times New Roman"/>
-          <w:szCs w:val="26"/>
-          <w:highlight w:val="yellow"/>
-        </w:rPr>
-      </w:pPr>
-      <w:r>
-        <w:rPr>
-          <w:rFonts w:cs="Times New Roman"/>
-          <w:szCs w:val="26"/>
-          <w:highlight w:val="yellow"/>
-        </w:rPr>
-        <w:t>Лист 4</w:t>
-      </w:r>
-    </w:p>
-    <w:p>
-      <w:pPr>
-        <w:ind w:firstLine="11907"/>
-        <w:jc w:val="both"/>
-        <w:rPr>
-          <w:rFonts w:cs="Times New Roman"/>
-          <w:szCs w:val="26"/>
-        </w:rPr>
-      </w:pPr>
-      <w:r>
-        <w:rPr>
-          <w:rFonts w:cs="Times New Roman"/>
-          <w:szCs w:val="26"/>
-          <w:highlight w:val="yellow"/>
-        </w:rPr>
-        <w:t>Всего листов 8</w:t>
-      </w:r>
-    </w:p>
-    <w:p>
-      <w:pPr>
-        <w:rPr>
-          <w:rFonts w:cs="Times New Roman"/>
-          <w:szCs w:val="26"/>
-        </w:rPr>
-      </w:pPr>
-      <w:r>
-        <w:rPr>
-          <w:rFonts w:cs="Times New Roman"/>
+          <w:sz w:val="26"/>
+          <w:szCs w:val="26"/>
+        </w:rPr>
+      </w:pPr>
+      <w:r>
+        <w:rPr>
+          <w:sz w:val="26"/>
+          <w:szCs w:val="26"/>
+        </w:rPr>
+        <w:t xml:space="preserve">Всего листов </w:t>
+      </w:r>
+      <w:r>
+        <w:rPr>
+          <w:sz w:val="26"/>
+          <w:szCs w:val="26"/>
+        </w:rPr>
+        <w:t>6</w:t>
+      </w:r>
+    </w:p>
+    <w:p>
+      <w:pPr>
+        <w:rPr>
+          <w:sz w:val="26"/>
+          <w:szCs w:val="26"/>
+        </w:rPr>
+      </w:pPr>
+      <w:bookmarkStart w:id="0" w:name="ItemStart"/>
+      <w:bookmarkStart w:id="1" w:name="ItemEnd"/>
+      <w:r>
+        <w:rPr>
+          <w:sz w:val="26"/>
           <w:szCs w:val="26"/>
         </w:rPr>
         <w:t xml:space="preserve">РЕЗУЛЬТАТЫ ИСПЫТАНИЙ </w:t>
@@ -2680,31 +4945,31 @@
         <w:pStyle w:val="a3"/>
         <w:ind w:right="-143"/>
         <w:rPr>
-          <w:rFonts w:ascii="Times New Roman" w:hAnsi="Times New Roman" w:cs="Times New Roman"/>
-          <w:sz w:val="26"/>
-          <w:szCs w:val="26"/>
-        </w:rPr>
-      </w:pPr>
-      <w:r>
-        <w:rPr>
-          <w:rFonts w:ascii="Times New Roman" w:hAnsi="Times New Roman" w:cs="Times New Roman"/>
-          <w:sz w:val="26"/>
-          <w:szCs w:val="26"/>
-        </w:rPr>
-        <w:t xml:space="preserve">(Изделие </w:t>
-      </w:r>
-      <w:r>
-        <w:rPr>
-          <w:rFonts w:ascii="Times New Roman" w:hAnsi="Times New Roman" w:cs="Times New Roman"/>
-          <w:sz w:val="26"/>
-          <w:szCs w:val="26"/>
-        </w:rPr>
-        <w:t>{{</w:t>
+          <w:rFonts w:ascii="Times New Roman" w:hAnsi="Times New Roman"/>
+          <w:sz w:val="26"/>
+          <w:szCs w:val="26"/>
+        </w:rPr>
+      </w:pPr>
+      <w:r>
+        <w:rPr>
+          <w:rFonts w:ascii="Times New Roman" w:hAnsi="Times New Roman"/>
+          <w:sz w:val="26"/>
+          <w:szCs w:val="26"/>
+        </w:rPr>
+        <w:t>(</w:t>
+      </w:r>
+      <w:r>
+        <w:rPr>
+          <w:rFonts w:ascii="Times New Roman" w:hAnsi="Times New Roman"/>
+          <w:sz w:val="26"/>
+          <w:szCs w:val="26"/>
+        </w:rPr>
+        <w:t>Изделие {{</w:t>
       </w:r>
       <w:proofErr w:type="spellStart"/>
       <w:r>
         <w:rPr>
-          <w:rFonts w:ascii="Times New Roman" w:hAnsi="Times New Roman" w:cs="Times New Roman"/>
+          <w:rFonts w:ascii="Times New Roman" w:hAnsi="Times New Roman"/>
           <w:sz w:val="26"/>
           <w:szCs w:val="26"/>
         </w:rPr>
@@ -2713,49 +4978,44 @@
       <w:proofErr w:type="spellEnd"/>
       <w:r>
         <w:rPr>
-          <w:rFonts w:ascii="Times New Roman" w:hAnsi="Times New Roman" w:cs="Times New Roman"/>
-          <w:sz w:val="26"/>
-          <w:szCs w:val="26"/>
-        </w:rPr>
-        <w:t xml:space="preserve">}} </w:t>
-      </w:r>
-      <w:r>
-        <w:rPr>
-          <w:rFonts w:ascii="Times New Roman" w:hAnsi="Times New Roman" w:cs="Times New Roman"/>
-          <w:sz w:val="26"/>
-          <w:szCs w:val="26"/>
-        </w:rPr>
-        <w:t>зав №</w:t>
-      </w:r>
-      <w:r>
-        <w:rPr>
-          <w:rFonts w:ascii="Times New Roman" w:hAnsi="Times New Roman" w:cs="Times New Roman"/>
-          <w:sz w:val="26"/>
-          <w:szCs w:val="26"/>
-        </w:rPr>
-        <w:t>{{</w:t>
+          <w:rFonts w:ascii="Times New Roman" w:hAnsi="Times New Roman"/>
+          <w:sz w:val="26"/>
+          <w:szCs w:val="26"/>
+        </w:rPr>
+        <w:t xml:space="preserve">}} зав </w:t>
+      </w:r>
+      <w:r>
+        <w:rPr>
+          <w:rFonts w:ascii="Times New Roman" w:hAnsi="Times New Roman"/>
+          <w:sz w:val="26"/>
+          <w:szCs w:val="26"/>
+          <w:highlight w:val="yellow"/>
+        </w:rPr>
+        <w:t>№{{</w:t>
       </w:r>
       <w:proofErr w:type="spellStart"/>
       <w:r>
         <w:rPr>
-          <w:rFonts w:ascii="Times New Roman" w:hAnsi="Times New Roman" w:cs="Times New Roman"/>
-          <w:sz w:val="26"/>
-          <w:szCs w:val="26"/>
+          <w:rFonts w:ascii="Times New Roman" w:hAnsi="Times New Roman"/>
+          <w:sz w:val="26"/>
+          <w:szCs w:val="26"/>
+          <w:highlight w:val="yellow"/>
         </w:rPr>
         <w:t>Номер_изделия</w:t>
       </w:r>
       <w:proofErr w:type="spellEnd"/>
       <w:r>
         <w:rPr>
-          <w:rFonts w:ascii="Times New Roman" w:hAnsi="Times New Roman" w:cs="Times New Roman"/>
-          <w:sz w:val="26"/>
-          <w:szCs w:val="26"/>
+          <w:rFonts w:ascii="Times New Roman" w:hAnsi="Times New Roman"/>
+          <w:sz w:val="26"/>
+          <w:szCs w:val="26"/>
+          <w:highlight w:val="yellow"/>
         </w:rPr>
         <w:t>}}</w:t>
       </w:r>
       <w:r>
         <w:rPr>
-          <w:rFonts w:ascii="Times New Roman" w:hAnsi="Times New Roman" w:cs="Times New Roman"/>
+          <w:rFonts w:ascii="Times New Roman" w:hAnsi="Times New Roman"/>
           <w:sz w:val="26"/>
           <w:szCs w:val="26"/>
         </w:rPr>
@@ -2764,24 +5024,36 @@
     </w:p>
     <w:tbl>
       <w:tblPr>
-        <w:tblStyle w:val="a7"/>
-        <w:tblW w:w="0" w:type="auto"/>
+        <w:tblW w:w="14740" w:type="dxa"/>
+        <w:tblInd w:w="-289" w:type="dxa"/>
+        <w:tblBorders>
+          <w:top w:val="single" w:sz="4" w:space="0" w:color="auto"/>
+          <w:left w:val="single" w:sz="4" w:space="0" w:color="auto"/>
+          <w:bottom w:val="single" w:sz="4" w:space="0" w:color="auto"/>
+          <w:right w:val="single" w:sz="4" w:space="0" w:color="auto"/>
+          <w:insideH w:val="single" w:sz="4" w:space="0" w:color="auto"/>
+          <w:insideV w:val="single" w:sz="4" w:space="0" w:color="auto"/>
+        </w:tblBorders>
         <w:tblLayout w:type="fixed"/>
-        <w:tblLook w:val="04A0" w:firstRow="1" w:lastRow="0" w:firstColumn="1" w:lastColumn="0" w:noHBand="0" w:noVBand="1"/>
+        <w:tblLook w:val="01E0" w:firstRow="1" w:lastRow="1" w:firstColumn="1" w:lastColumn="1" w:noHBand="0" w:noVBand="0"/>
       </w:tblPr>
       <w:tblGrid>
-        <w:gridCol w:w="567"/>
-        <w:gridCol w:w="3964"/>
-        <w:gridCol w:w="1521"/>
-        <w:gridCol w:w="1327"/>
-        <w:gridCol w:w="2309"/>
-        <w:gridCol w:w="3490"/>
-        <w:gridCol w:w="1100"/>
+        <w:gridCol w:w="568"/>
+        <w:gridCol w:w="3402"/>
+        <w:gridCol w:w="1412"/>
+        <w:gridCol w:w="1134"/>
+        <w:gridCol w:w="3407"/>
+        <w:gridCol w:w="3822"/>
+        <w:gridCol w:w="995"/>
       </w:tblGrid>
       <w:tr>
-        <w:tc>
-          <w:tcPr>
-            <w:tcW w:w="567" w:type="dxa"/>
+        <w:trPr>
+          <w:cantSplit/>
+          <w:trHeight w:val="425"/>
+        </w:trPr>
+        <w:tc>
+          <w:tcPr>
+            <w:tcW w:w="568" w:type="dxa"/>
             <w:vMerge w:val="restart"/>
             <w:vAlign w:val="center"/>
           </w:tcPr>
@@ -2791,14 +5063,14 @@
                 <w:tab w:val="left" w:pos="1270"/>
               </w:tabs>
               <w:rPr>
-                <w:sz w:val="26"/>
-                <w:szCs w:val="26"/>
-              </w:rPr>
-            </w:pPr>
-            <w:r>
-              <w:rPr>
-                <w:sz w:val="26"/>
-                <w:szCs w:val="26"/>
+                <w:sz w:val="22"/>
+                <w:szCs w:val="22"/>
+              </w:rPr>
+            </w:pPr>
+            <w:r>
+              <w:rPr>
+                <w:sz w:val="22"/>
+                <w:szCs w:val="22"/>
               </w:rPr>
               <w:t>№</w:t>
             </w:r>
@@ -2809,14 +5081,14 @@
                 <w:tab w:val="left" w:pos="1270"/>
               </w:tabs>
               <w:rPr>
-                <w:sz w:val="26"/>
-                <w:szCs w:val="26"/>
-              </w:rPr>
-            </w:pPr>
-            <w:r>
-              <w:rPr>
-                <w:sz w:val="26"/>
-                <w:szCs w:val="26"/>
+                <w:sz w:val="22"/>
+                <w:szCs w:val="22"/>
+              </w:rPr>
+            </w:pPr>
+            <w:r>
+              <w:rPr>
+                <w:sz w:val="22"/>
+                <w:szCs w:val="22"/>
               </w:rPr>
               <w:t>п/п</w:t>
             </w:r>
@@ -2824,8 +5096,9 @@
         </w:tc>
         <w:tc>
           <w:tcPr>
-            <w:tcW w:w="3964" w:type="dxa"/>
+            <w:tcW w:w="3402" w:type="dxa"/>
             <w:vMerge w:val="restart"/>
+            <w:shd w:val="clear" w:color="auto" w:fill="auto"/>
             <w:vAlign w:val="center"/>
           </w:tcPr>
           <w:p>
@@ -2835,14 +5108,14 @@
               </w:tabs>
               <w:jc w:val="center"/>
               <w:rPr>
-                <w:sz w:val="26"/>
-                <w:szCs w:val="26"/>
-              </w:rPr>
-            </w:pPr>
-            <w:r>
-              <w:rPr>
-                <w:sz w:val="26"/>
-                <w:szCs w:val="26"/>
+                <w:sz w:val="22"/>
+                <w:szCs w:val="22"/>
+              </w:rPr>
+            </w:pPr>
+            <w:r>
+              <w:rPr>
+                <w:sz w:val="22"/>
+                <w:szCs w:val="22"/>
               </w:rPr>
               <w:t>Наименование объекта испытаний (показателей, характеристик)</w:t>
             </w:r>
@@ -2850,33 +5123,8 @@
         </w:tc>
         <w:tc>
           <w:tcPr>
-            <w:tcW w:w="2848" w:type="dxa"/>
+            <w:tcW w:w="2546" w:type="dxa"/>
             <w:gridSpan w:val="2"/>
-          </w:tcPr>
-          <w:p>
-            <w:pPr>
-              <w:pStyle w:val="a3"/>
-              <w:ind w:right="-143"/>
-              <w:rPr>
-                <w:rFonts w:ascii="Times New Roman" w:hAnsi="Times New Roman"/>
-                <w:sz w:val="26"/>
-                <w:szCs w:val="26"/>
-              </w:rPr>
-            </w:pPr>
-            <w:r>
-              <w:rPr>
-                <w:rFonts w:ascii="Times New Roman" w:hAnsi="Times New Roman"/>
-                <w:sz w:val="26"/>
-                <w:szCs w:val="26"/>
-              </w:rPr>
-              <w:t>Номер пункта ТНПА, устанавливающего</w:t>
-            </w:r>
-          </w:p>
-        </w:tc>
-        <w:tc>
-          <w:tcPr>
-            <w:tcW w:w="2309" w:type="dxa"/>
-            <w:vMerge w:val="restart"/>
             <w:vAlign w:val="center"/>
           </w:tcPr>
           <w:p>
@@ -2886,23 +5134,24 @@
               </w:tabs>
               <w:jc w:val="center"/>
               <w:rPr>
-                <w:sz w:val="26"/>
-                <w:szCs w:val="26"/>
-              </w:rPr>
-            </w:pPr>
-            <w:r>
-              <w:rPr>
-                <w:sz w:val="26"/>
-                <w:szCs w:val="26"/>
-              </w:rPr>
-              <w:t>Нормированное значение показателей, установленных в ТНПА</w:t>
-            </w:r>
-          </w:p>
-        </w:tc>
-        <w:tc>
-          <w:tcPr>
-            <w:tcW w:w="3490" w:type="dxa"/>
+                <w:sz w:val="22"/>
+                <w:szCs w:val="22"/>
+              </w:rPr>
+            </w:pPr>
+            <w:r>
+              <w:rPr>
+                <w:sz w:val="22"/>
+                <w:szCs w:val="22"/>
+              </w:rPr>
+              <w:t>Номер пункта ТНПА, устанавливающего</w:t>
+            </w:r>
+          </w:p>
+        </w:tc>
+        <w:tc>
+          <w:tcPr>
+            <w:tcW w:w="3407" w:type="dxa"/>
             <w:vMerge w:val="restart"/>
+            <w:shd w:val="clear" w:color="auto" w:fill="auto"/>
             <w:vAlign w:val="center"/>
           </w:tcPr>
           <w:p>
@@ -2912,23 +5161,24 @@
               </w:tabs>
               <w:jc w:val="center"/>
               <w:rPr>
-                <w:sz w:val="26"/>
-                <w:szCs w:val="26"/>
-              </w:rPr>
-            </w:pPr>
-            <w:r>
-              <w:rPr>
-                <w:sz w:val="26"/>
-                <w:szCs w:val="26"/>
-              </w:rPr>
-              <w:t>Фактические значения показателей</w:t>
-            </w:r>
-          </w:p>
-        </w:tc>
-        <w:tc>
-          <w:tcPr>
-            <w:tcW w:w="1100" w:type="dxa"/>
+                <w:sz w:val="22"/>
+                <w:szCs w:val="22"/>
+              </w:rPr>
+            </w:pPr>
+            <w:r>
+              <w:rPr>
+                <w:sz w:val="22"/>
+                <w:szCs w:val="22"/>
+              </w:rPr>
+              <w:t>Нормированное значение показателей, установленных в ТНПА</w:t>
+            </w:r>
+          </w:p>
+        </w:tc>
+        <w:tc>
+          <w:tcPr>
+            <w:tcW w:w="3822" w:type="dxa"/>
             <w:vMerge w:val="restart"/>
+            <w:shd w:val="clear" w:color="auto" w:fill="auto"/>
             <w:vAlign w:val="center"/>
           </w:tcPr>
           <w:p>
@@ -2938,59 +5188,24 @@
               </w:tabs>
               <w:jc w:val="center"/>
               <w:rPr>
-                <w:sz w:val="26"/>
-                <w:szCs w:val="26"/>
-              </w:rPr>
-            </w:pPr>
-            <w:r>
-              <w:rPr>
-                <w:sz w:val="26"/>
-                <w:szCs w:val="26"/>
-              </w:rPr>
-              <w:t>Вывод о соответствии требованиям ТНПА</w:t>
-            </w:r>
-          </w:p>
-        </w:tc>
-      </w:tr>
-      <w:tr>
-        <w:tc>
-          <w:tcPr>
-            <w:tcW w:w="567" w:type="dxa"/>
-            <w:vMerge/>
-          </w:tcPr>
-          <w:p>
-            <w:pPr>
-              <w:pStyle w:val="a3"/>
-              <w:ind w:right="-143"/>
-              <w:rPr>
-                <w:rFonts w:ascii="Times New Roman" w:hAnsi="Times New Roman"/>
-                <w:sz w:val="26"/>
-                <w:szCs w:val="26"/>
-              </w:rPr>
-            </w:pPr>
-          </w:p>
-        </w:tc>
-        <w:tc>
-          <w:tcPr>
-            <w:tcW w:w="3964" w:type="dxa"/>
-            <w:vMerge/>
-          </w:tcPr>
-          <w:p>
-            <w:pPr>
-              <w:pStyle w:val="a3"/>
-              <w:ind w:right="-143"/>
-              <w:rPr>
-                <w:rFonts w:ascii="Times New Roman" w:hAnsi="Times New Roman"/>
-                <w:sz w:val="26"/>
-                <w:szCs w:val="26"/>
-              </w:rPr>
-            </w:pPr>
-          </w:p>
-        </w:tc>
-        <w:tc>
-          <w:tcPr>
-            <w:tcW w:w="2848" w:type="dxa"/>
-            <w:gridSpan w:val="2"/>
+                <w:sz w:val="22"/>
+                <w:szCs w:val="22"/>
+              </w:rPr>
+            </w:pPr>
+            <w:r>
+              <w:rPr>
+                <w:sz w:val="22"/>
+                <w:szCs w:val="22"/>
+              </w:rPr>
+              <w:t>Фактические значения показателей</w:t>
+            </w:r>
+          </w:p>
+        </w:tc>
+        <w:tc>
+          <w:tcPr>
+            <w:tcW w:w="995" w:type="dxa"/>
+            <w:vMerge w:val="restart"/>
+            <w:shd w:val="clear" w:color="auto" w:fill="auto"/>
             <w:vAlign w:val="center"/>
           </w:tcPr>
           <w:p>
@@ -2998,138 +5213,67 @@
               <w:tabs>
                 <w:tab w:val="left" w:pos="1270"/>
               </w:tabs>
-              <w:ind w:left="-106" w:right="-254" w:hanging="142"/>
-              <w:jc w:val="center"/>
-              <w:rPr>
-                <w:sz w:val="26"/>
-                <w:szCs w:val="26"/>
-              </w:rPr>
-            </w:pPr>
-            <w:r>
-              <w:rPr>
-                <w:sz w:val="26"/>
-                <w:szCs w:val="26"/>
-                <w:highlight w:val="yellow"/>
-              </w:rPr>
-              <w:t>СЮДА ТУ</w:t>
-            </w:r>
-          </w:p>
-        </w:tc>
-        <w:tc>
-          <w:tcPr>
-            <w:tcW w:w="2309" w:type="dxa"/>
-            <w:vMerge/>
-          </w:tcPr>
-          <w:p>
-            <w:pPr>
-              <w:pStyle w:val="a3"/>
-              <w:ind w:right="-143"/>
-              <w:rPr>
-                <w:rFonts w:ascii="Times New Roman" w:hAnsi="Times New Roman"/>
-                <w:sz w:val="26"/>
-                <w:szCs w:val="26"/>
-              </w:rPr>
-            </w:pPr>
-          </w:p>
-        </w:tc>
-        <w:tc>
-          <w:tcPr>
-            <w:tcW w:w="3490" w:type="dxa"/>
-            <w:vMerge/>
-          </w:tcPr>
-          <w:p>
-            <w:pPr>
-              <w:pStyle w:val="a3"/>
-              <w:ind w:right="-143"/>
-              <w:rPr>
-                <w:rFonts w:ascii="Times New Roman" w:hAnsi="Times New Roman"/>
-                <w:sz w:val="26"/>
-                <w:szCs w:val="26"/>
-              </w:rPr>
-            </w:pPr>
-          </w:p>
-        </w:tc>
-        <w:tc>
-          <w:tcPr>
-            <w:tcW w:w="1100" w:type="dxa"/>
-            <w:vMerge/>
-          </w:tcPr>
-          <w:p>
-            <w:pPr>
-              <w:pStyle w:val="a3"/>
-              <w:ind w:right="-143"/>
-              <w:rPr>
-                <w:rFonts w:ascii="Times New Roman" w:hAnsi="Times New Roman"/>
-                <w:sz w:val="26"/>
-                <w:szCs w:val="26"/>
-              </w:rPr>
-            </w:pPr>
+              <w:jc w:val="center"/>
+              <w:rPr>
+                <w:sz w:val="22"/>
+                <w:szCs w:val="22"/>
+              </w:rPr>
+            </w:pPr>
+            <w:r>
+              <w:rPr>
+                <w:sz w:val="22"/>
+                <w:szCs w:val="22"/>
+              </w:rPr>
+              <w:t>Вывод о соответствии требованиям ТНПА</w:t>
+            </w:r>
           </w:p>
         </w:tc>
       </w:tr>
       <w:tr>
-        <w:tc>
-          <w:tcPr>
-            <w:tcW w:w="567" w:type="dxa"/>
+        <w:trPr>
+          <w:cantSplit/>
+          <w:trHeight w:val="150"/>
+        </w:trPr>
+        <w:tc>
+          <w:tcPr>
+            <w:tcW w:w="568" w:type="dxa"/>
             <w:vMerge/>
-          </w:tcPr>
-          <w:p>
-            <w:pPr>
-              <w:pStyle w:val="a3"/>
-              <w:ind w:right="-143"/>
-              <w:rPr>
-                <w:rFonts w:ascii="Times New Roman" w:hAnsi="Times New Roman"/>
-                <w:sz w:val="26"/>
-                <w:szCs w:val="26"/>
-              </w:rPr>
-            </w:pPr>
-          </w:p>
-        </w:tc>
-        <w:tc>
-          <w:tcPr>
-            <w:tcW w:w="3964" w:type="dxa"/>
-            <w:vMerge/>
-          </w:tcPr>
-          <w:p>
-            <w:pPr>
-              <w:pStyle w:val="a3"/>
-              <w:ind w:right="-143"/>
-              <w:rPr>
-                <w:rFonts w:ascii="Times New Roman" w:hAnsi="Times New Roman"/>
-                <w:sz w:val="26"/>
-                <w:szCs w:val="26"/>
-              </w:rPr>
-            </w:pPr>
-          </w:p>
-        </w:tc>
-        <w:tc>
-          <w:tcPr>
-            <w:tcW w:w="1521" w:type="dxa"/>
-            <w:vAlign w:val="center"/>
           </w:tcPr>
           <w:p>
             <w:pPr>
               <w:tabs>
                 <w:tab w:val="left" w:pos="1270"/>
               </w:tabs>
-              <w:ind w:right="-103"/>
-              <w:rPr>
-                <w:sz w:val="26"/>
-                <w:szCs w:val="26"/>
-              </w:rPr>
-            </w:pPr>
-            <w:r>
-              <w:rPr>
-                <w:sz w:val="26"/>
-                <w:szCs w:val="26"/>
-              </w:rPr>
-              <w:t>требования</w:t>
-            </w:r>
-          </w:p>
-        </w:tc>
-        <w:tc>
-          <w:tcPr>
-            <w:tcW w:w="1327" w:type="dxa"/>
+              <w:rPr>
+                <w:sz w:val="22"/>
+                <w:szCs w:val="22"/>
+              </w:rPr>
+            </w:pPr>
+          </w:p>
+        </w:tc>
+        <w:tc>
+          <w:tcPr>
+            <w:tcW w:w="3402" w:type="dxa"/>
+            <w:vMerge/>
+            <w:shd w:val="clear" w:color="auto" w:fill="auto"/>
+            <w:vAlign w:val="center"/>
+          </w:tcPr>
+          <w:p>
+            <w:pPr>
+              <w:tabs>
+                <w:tab w:val="left" w:pos="1270"/>
+              </w:tabs>
+              <w:rPr>
+                <w:sz w:val="22"/>
+                <w:szCs w:val="22"/>
+              </w:rPr>
+            </w:pPr>
+          </w:p>
+        </w:tc>
+        <w:tc>
+          <w:tcPr>
+            <w:tcW w:w="2546" w:type="dxa"/>
+            <w:gridSpan w:val="2"/>
             <w:vAlign w:val="center"/>
           </w:tcPr>
           <w:p>
@@ -3138,94 +5282,282 @@
                 <w:tab w:val="left" w:pos="1270"/>
               </w:tabs>
               <w:ind w:right="-104"/>
-              <w:jc w:val="center"/>
-              <w:rPr>
-                <w:sz w:val="26"/>
-                <w:szCs w:val="26"/>
-              </w:rPr>
-            </w:pPr>
-            <w:r>
-              <w:rPr>
-                <w:sz w:val="26"/>
-                <w:szCs w:val="26"/>
-              </w:rPr>
-              <w:t>методы</w:t>
-            </w:r>
-          </w:p>
-        </w:tc>
-        <w:tc>
-          <w:tcPr>
-            <w:tcW w:w="2309" w:type="dxa"/>
+              <w:rPr>
+                <w:sz w:val="22"/>
+                <w:szCs w:val="22"/>
+              </w:rPr>
+            </w:pPr>
+            <w:r>
+              <w:rPr>
+                <w:sz w:val="22"/>
+                <w:szCs w:val="22"/>
+              </w:rPr>
+              <w:t>{{</w:t>
+            </w:r>
+            <w:proofErr w:type="spellStart"/>
+            <w:r>
+              <w:rPr>
+                <w:sz w:val="22"/>
+                <w:szCs w:val="22"/>
+              </w:rPr>
+              <w:t>Имя_изделия</w:t>
+            </w:r>
+            <w:proofErr w:type="spellEnd"/>
+            <w:r>
+              <w:rPr>
+                <w:sz w:val="22"/>
+                <w:szCs w:val="22"/>
+              </w:rPr>
+              <w:t xml:space="preserve">}} </w:t>
+            </w:r>
+            <w:r>
+              <w:rPr>
+                <w:sz w:val="22"/>
+                <w:szCs w:val="22"/>
+              </w:rPr>
+              <w:t>ТУ</w:t>
+            </w:r>
+          </w:p>
+        </w:tc>
+        <w:tc>
+          <w:tcPr>
+            <w:tcW w:w="3407" w:type="dxa"/>
             <w:vMerge/>
-          </w:tcPr>
-          <w:p>
-            <w:pPr>
-              <w:pStyle w:val="a3"/>
-              <w:ind w:right="-143"/>
-              <w:rPr>
-                <w:rFonts w:ascii="Times New Roman" w:hAnsi="Times New Roman"/>
-                <w:sz w:val="26"/>
-                <w:szCs w:val="26"/>
-              </w:rPr>
-            </w:pPr>
-          </w:p>
-        </w:tc>
-        <w:tc>
-          <w:tcPr>
-            <w:tcW w:w="3490" w:type="dxa"/>
+            <w:vAlign w:val="center"/>
+          </w:tcPr>
+          <w:p>
+            <w:pPr>
+              <w:tabs>
+                <w:tab w:val="left" w:pos="1270"/>
+              </w:tabs>
+              <w:rPr>
+                <w:sz w:val="22"/>
+                <w:szCs w:val="22"/>
+              </w:rPr>
+            </w:pPr>
+          </w:p>
+        </w:tc>
+        <w:tc>
+          <w:tcPr>
+            <w:tcW w:w="3822" w:type="dxa"/>
             <w:vMerge/>
-          </w:tcPr>
-          <w:p>
-            <w:pPr>
-              <w:pStyle w:val="a3"/>
-              <w:ind w:right="-143"/>
-              <w:rPr>
-                <w:rFonts w:ascii="Times New Roman" w:hAnsi="Times New Roman"/>
-                <w:sz w:val="26"/>
-                <w:szCs w:val="26"/>
-              </w:rPr>
-            </w:pPr>
-          </w:p>
-        </w:tc>
-        <w:tc>
-          <w:tcPr>
-            <w:tcW w:w="1100" w:type="dxa"/>
+            <w:vAlign w:val="center"/>
+          </w:tcPr>
+          <w:p>
+            <w:pPr>
+              <w:tabs>
+                <w:tab w:val="left" w:pos="1270"/>
+              </w:tabs>
+              <w:rPr>
+                <w:sz w:val="22"/>
+                <w:szCs w:val="22"/>
+              </w:rPr>
+            </w:pPr>
+          </w:p>
+        </w:tc>
+        <w:tc>
+          <w:tcPr>
+            <w:tcW w:w="995" w:type="dxa"/>
             <w:vMerge/>
-          </w:tcPr>
-          <w:p>
-            <w:pPr>
-              <w:pStyle w:val="a3"/>
-              <w:ind w:right="-143"/>
-              <w:rPr>
-                <w:rFonts w:ascii="Times New Roman" w:hAnsi="Times New Roman"/>
-                <w:sz w:val="26"/>
-                <w:szCs w:val="26"/>
+            <w:vAlign w:val="center"/>
+          </w:tcPr>
+          <w:p>
+            <w:pPr>
+              <w:tabs>
+                <w:tab w:val="left" w:pos="1270"/>
+              </w:tabs>
+              <w:rPr>
+                <w:sz w:val="22"/>
+                <w:szCs w:val="22"/>
               </w:rPr>
             </w:pPr>
           </w:p>
         </w:tc>
       </w:tr>
       <w:tr>
-        <w:tc>
-          <w:tcPr>
-            <w:tcW w:w="567" w:type="dxa"/>
-          </w:tcPr>
-          <w:p>
-            <w:pPr>
-              <w:pStyle w:val="a3"/>
-              <w:ind w:right="-143"/>
-              <w:jc w:val="center"/>
-              <w:rPr>
-                <w:rFonts w:ascii="Times New Roman" w:hAnsi="Times New Roman"/>
-                <w:sz w:val="26"/>
-                <w:szCs w:val="26"/>
-              </w:rPr>
-            </w:pPr>
-            <w:r>
-              <w:rPr>
-                <w:rFonts w:ascii="Times New Roman" w:hAnsi="Times New Roman"/>
-                <w:sz w:val="26"/>
-                <w:szCs w:val="26"/>
+        <w:trPr>
+          <w:cantSplit/>
+          <w:trHeight w:val="150"/>
+        </w:trPr>
+        <w:tc>
+          <w:tcPr>
+            <w:tcW w:w="568" w:type="dxa"/>
+            <w:vMerge/>
+          </w:tcPr>
+          <w:p>
+            <w:pPr>
+              <w:tabs>
+                <w:tab w:val="left" w:pos="1270"/>
+              </w:tabs>
+              <w:rPr>
+                <w:sz w:val="22"/>
+                <w:szCs w:val="22"/>
+              </w:rPr>
+            </w:pPr>
+          </w:p>
+        </w:tc>
+        <w:tc>
+          <w:tcPr>
+            <w:tcW w:w="3402" w:type="dxa"/>
+            <w:vMerge/>
+            <w:shd w:val="clear" w:color="auto" w:fill="auto"/>
+            <w:vAlign w:val="center"/>
+          </w:tcPr>
+          <w:p>
+            <w:pPr>
+              <w:tabs>
+                <w:tab w:val="left" w:pos="1270"/>
+              </w:tabs>
+              <w:rPr>
+                <w:sz w:val="22"/>
+                <w:szCs w:val="22"/>
+              </w:rPr>
+            </w:pPr>
+          </w:p>
+        </w:tc>
+        <w:tc>
+          <w:tcPr>
+            <w:tcW w:w="1412" w:type="dxa"/>
+            <w:vAlign w:val="center"/>
+          </w:tcPr>
+          <w:p>
+            <w:pPr>
+              <w:tabs>
+                <w:tab w:val="left" w:pos="1270"/>
+              </w:tabs>
+              <w:ind w:right="-79"/>
+              <w:rPr>
+                <w:sz w:val="22"/>
+                <w:szCs w:val="22"/>
+              </w:rPr>
+            </w:pPr>
+            <w:r>
+              <w:rPr>
+                <w:sz w:val="22"/>
+                <w:szCs w:val="22"/>
+              </w:rPr>
+              <w:t>требо</w:t>
+            </w:r>
+            <w:r>
+              <w:rPr>
+                <w:sz w:val="22"/>
+                <w:szCs w:val="22"/>
+              </w:rPr>
+              <w:t>вания</w:t>
+            </w:r>
+          </w:p>
+        </w:tc>
+        <w:tc>
+          <w:tcPr>
+            <w:tcW w:w="1134" w:type="dxa"/>
+            <w:shd w:val="clear" w:color="auto" w:fill="auto"/>
+            <w:vAlign w:val="center"/>
+          </w:tcPr>
+          <w:p>
+            <w:pPr>
+              <w:tabs>
+                <w:tab w:val="left" w:pos="1270"/>
+              </w:tabs>
+              <w:ind w:right="-104"/>
+              <w:jc w:val="center"/>
+              <w:rPr>
+                <w:sz w:val="22"/>
+                <w:szCs w:val="22"/>
+              </w:rPr>
+            </w:pPr>
+            <w:r>
+              <w:rPr>
+                <w:sz w:val="22"/>
+                <w:szCs w:val="22"/>
+              </w:rPr>
+              <w:t>методы</w:t>
+            </w:r>
+          </w:p>
+        </w:tc>
+        <w:tc>
+          <w:tcPr>
+            <w:tcW w:w="3407" w:type="dxa"/>
+            <w:vMerge/>
+            <w:shd w:val="clear" w:color="auto" w:fill="auto"/>
+            <w:vAlign w:val="center"/>
+          </w:tcPr>
+          <w:p>
+            <w:pPr>
+              <w:tabs>
+                <w:tab w:val="left" w:pos="1270"/>
+              </w:tabs>
+              <w:rPr>
+                <w:sz w:val="22"/>
+                <w:szCs w:val="22"/>
+                <w:lang w:val="en-US"/>
+              </w:rPr>
+            </w:pPr>
+          </w:p>
+        </w:tc>
+        <w:tc>
+          <w:tcPr>
+            <w:tcW w:w="3822" w:type="dxa"/>
+            <w:vMerge/>
+            <w:shd w:val="clear" w:color="auto" w:fill="auto"/>
+            <w:vAlign w:val="center"/>
+          </w:tcPr>
+          <w:p>
+            <w:pPr>
+              <w:tabs>
+                <w:tab w:val="left" w:pos="1270"/>
+              </w:tabs>
+              <w:rPr>
+                <w:sz w:val="22"/>
+                <w:szCs w:val="22"/>
+                <w:lang w:val="en-US"/>
+              </w:rPr>
+            </w:pPr>
+          </w:p>
+        </w:tc>
+        <w:tc>
+          <w:tcPr>
+            <w:tcW w:w="995" w:type="dxa"/>
+            <w:vMerge/>
+            <w:shd w:val="clear" w:color="auto" w:fill="auto"/>
+            <w:vAlign w:val="center"/>
+          </w:tcPr>
+          <w:p>
+            <w:pPr>
+              <w:tabs>
+                <w:tab w:val="left" w:pos="1270"/>
+              </w:tabs>
+              <w:rPr>
+                <w:sz w:val="22"/>
+                <w:szCs w:val="22"/>
+                <w:lang w:val="en-US"/>
+              </w:rPr>
+            </w:pPr>
+          </w:p>
+        </w:tc>
+      </w:tr>
+      <w:tr>
+        <w:trPr>
+          <w:trHeight w:val="314"/>
+        </w:trPr>
+        <w:tc>
+          <w:tcPr>
+            <w:tcW w:w="568" w:type="dxa"/>
+            <w:vAlign w:val="center"/>
+          </w:tcPr>
+          <w:p>
+            <w:pPr>
+              <w:jc w:val="center"/>
+              <w:rPr>
+                <w:sz w:val="22"/>
+                <w:szCs w:val="22"/>
+                <w:lang w:val="en-US"/>
+              </w:rPr>
+            </w:pPr>
+            <w:r>
+              <w:rPr>
+                <w:sz w:val="22"/>
+                <w:szCs w:val="22"/>
+                <w:lang w:val="en-US"/>
               </w:rPr>
               <w:t>1</w:t>
             </w:r>
@@ -3233,24 +5565,23 @@
         </w:tc>
         <w:tc>
           <w:tcPr>
-            <w:tcW w:w="3964" w:type="dxa"/>
-          </w:tcPr>
-          <w:p>
-            <w:pPr>
-              <w:pStyle w:val="a3"/>
-              <w:ind w:right="-143"/>
-              <w:jc w:val="center"/>
-              <w:rPr>
-                <w:rFonts w:ascii="Times New Roman" w:hAnsi="Times New Roman"/>
-                <w:sz w:val="26"/>
-                <w:szCs w:val="26"/>
-              </w:rPr>
-            </w:pPr>
-            <w:r>
-              <w:rPr>
-                <w:rFonts w:ascii="Times New Roman" w:hAnsi="Times New Roman"/>
-                <w:sz w:val="26"/>
-                <w:szCs w:val="26"/>
+            <w:tcW w:w="3402" w:type="dxa"/>
+            <w:vAlign w:val="center"/>
+          </w:tcPr>
+          <w:p>
+            <w:pPr>
+              <w:jc w:val="center"/>
+              <w:rPr>
+                <w:sz w:val="22"/>
+                <w:szCs w:val="22"/>
+                <w:lang w:val="en-US"/>
+              </w:rPr>
+            </w:pPr>
+            <w:r>
+              <w:rPr>
+                <w:sz w:val="22"/>
+                <w:szCs w:val="22"/>
+                <w:lang w:val="en-US"/>
               </w:rPr>
               <w:t>2</w:t>
             </w:r>
@@ -3258,24 +5589,23 @@
         </w:tc>
         <w:tc>
           <w:tcPr>
-            <w:tcW w:w="1521" w:type="dxa"/>
-          </w:tcPr>
-          <w:p>
-            <w:pPr>
-              <w:pStyle w:val="a3"/>
-              <w:ind w:right="-143"/>
-              <w:jc w:val="center"/>
-              <w:rPr>
-                <w:rFonts w:ascii="Times New Roman" w:hAnsi="Times New Roman"/>
-                <w:sz w:val="26"/>
-                <w:szCs w:val="26"/>
-              </w:rPr>
-            </w:pPr>
-            <w:r>
-              <w:rPr>
-                <w:rFonts w:ascii="Times New Roman" w:hAnsi="Times New Roman"/>
-                <w:sz w:val="26"/>
-                <w:szCs w:val="26"/>
+            <w:tcW w:w="1412" w:type="dxa"/>
+            <w:vAlign w:val="center"/>
+          </w:tcPr>
+          <w:p>
+            <w:pPr>
+              <w:jc w:val="center"/>
+              <w:rPr>
+                <w:sz w:val="22"/>
+                <w:szCs w:val="22"/>
+                <w:lang w:val="en-US"/>
+              </w:rPr>
+            </w:pPr>
+            <w:r>
+              <w:rPr>
+                <w:sz w:val="22"/>
+                <w:szCs w:val="22"/>
+                <w:lang w:val="en-US"/>
               </w:rPr>
               <w:t>3</w:t>
             </w:r>
@@ -3283,24 +5613,23 @@
         </w:tc>
         <w:tc>
           <w:tcPr>
-            <w:tcW w:w="1327" w:type="dxa"/>
-          </w:tcPr>
-          <w:p>
-            <w:pPr>
-              <w:pStyle w:val="a3"/>
-              <w:ind w:right="-143"/>
-              <w:jc w:val="center"/>
-              <w:rPr>
-                <w:rFonts w:ascii="Times New Roman" w:hAnsi="Times New Roman"/>
-                <w:sz w:val="26"/>
-                <w:szCs w:val="26"/>
-              </w:rPr>
-            </w:pPr>
-            <w:r>
-              <w:rPr>
-                <w:rFonts w:ascii="Times New Roman" w:hAnsi="Times New Roman"/>
-                <w:sz w:val="26"/>
-                <w:szCs w:val="26"/>
+            <w:tcW w:w="1134" w:type="dxa"/>
+            <w:vAlign w:val="center"/>
+          </w:tcPr>
+          <w:p>
+            <w:pPr>
+              <w:jc w:val="center"/>
+              <w:rPr>
+                <w:sz w:val="22"/>
+                <w:szCs w:val="22"/>
+                <w:lang w:val="en-US"/>
+              </w:rPr>
+            </w:pPr>
+            <w:r>
+              <w:rPr>
+                <w:sz w:val="22"/>
+                <w:szCs w:val="22"/>
+                <w:lang w:val="en-US"/>
               </w:rPr>
               <w:t>4</w:t>
             </w:r>
@@ -3308,24 +5637,23 @@
         </w:tc>
         <w:tc>
           <w:tcPr>
-            <w:tcW w:w="2309" w:type="dxa"/>
-          </w:tcPr>
-          <w:p>
-            <w:pPr>
-              <w:pStyle w:val="a3"/>
-              <w:ind w:right="-143"/>
-              <w:jc w:val="center"/>
-              <w:rPr>
-                <w:rFonts w:ascii="Times New Roman" w:hAnsi="Times New Roman"/>
-                <w:sz w:val="26"/>
-                <w:szCs w:val="26"/>
-              </w:rPr>
-            </w:pPr>
-            <w:r>
-              <w:rPr>
-                <w:rFonts w:ascii="Times New Roman" w:hAnsi="Times New Roman"/>
-                <w:sz w:val="26"/>
-                <w:szCs w:val="26"/>
+            <w:tcW w:w="3407" w:type="dxa"/>
+            <w:vAlign w:val="center"/>
+          </w:tcPr>
+          <w:p>
+            <w:pPr>
+              <w:jc w:val="center"/>
+              <w:rPr>
+                <w:sz w:val="22"/>
+                <w:szCs w:val="22"/>
+                <w:lang w:val="en-US"/>
+              </w:rPr>
+            </w:pPr>
+            <w:r>
+              <w:rPr>
+                <w:sz w:val="22"/>
+                <w:szCs w:val="22"/>
+                <w:lang w:val="en-US"/>
               </w:rPr>
               <w:t>5</w:t>
             </w:r>
@@ -3333,24 +5661,26 @@
         </w:tc>
         <w:tc>
           <w:tcPr>
-            <w:tcW w:w="3490" w:type="dxa"/>
-          </w:tcPr>
-          <w:p>
-            <w:pPr>
-              <w:pStyle w:val="a3"/>
-              <w:ind w:right="-143"/>
-              <w:jc w:val="center"/>
-              <w:rPr>
-                <w:rFonts w:ascii="Times New Roman" w:hAnsi="Times New Roman"/>
-                <w:sz w:val="26"/>
-                <w:szCs w:val="26"/>
-              </w:rPr>
-            </w:pPr>
-            <w:r>
-              <w:rPr>
-                <w:rFonts w:ascii="Times New Roman" w:hAnsi="Times New Roman"/>
-                <w:sz w:val="26"/>
-                <w:szCs w:val="26"/>
+            <w:tcW w:w="3822" w:type="dxa"/>
+            <w:vAlign w:val="center"/>
+          </w:tcPr>
+          <w:p>
+            <w:pPr>
+              <w:tabs>
+                <w:tab w:val="left" w:pos="500"/>
+              </w:tabs>
+              <w:jc w:val="center"/>
+              <w:rPr>
+                <w:sz w:val="22"/>
+                <w:szCs w:val="22"/>
+                <w:lang w:val="en-US"/>
+              </w:rPr>
+            </w:pPr>
+            <w:r>
+              <w:rPr>
+                <w:sz w:val="22"/>
+                <w:szCs w:val="22"/>
+                <w:lang w:val="en-US"/>
               </w:rPr>
               <w:t>6</w:t>
             </w:r>
@@ -3358,66 +5688,1370 @@
         </w:tc>
         <w:tc>
           <w:tcPr>
-            <w:tcW w:w="1100" w:type="dxa"/>
-          </w:tcPr>
-          <w:p>
-            <w:pPr>
-              <w:pStyle w:val="a3"/>
-              <w:ind w:right="-143"/>
-              <w:jc w:val="center"/>
-              <w:rPr>
-                <w:rFonts w:ascii="Times New Roman" w:hAnsi="Times New Roman"/>
-                <w:sz w:val="26"/>
-                <w:szCs w:val="26"/>
-              </w:rPr>
-            </w:pPr>
-            <w:r>
-              <w:rPr>
-                <w:rFonts w:ascii="Times New Roman" w:hAnsi="Times New Roman"/>
-                <w:sz w:val="26"/>
-                <w:szCs w:val="26"/>
+            <w:tcW w:w="995" w:type="dxa"/>
+            <w:vAlign w:val="center"/>
+          </w:tcPr>
+          <w:p>
+            <w:pPr>
+              <w:jc w:val="center"/>
+              <w:rPr>
+                <w:sz w:val="22"/>
+                <w:szCs w:val="22"/>
+                <w:lang w:val="en-US"/>
+              </w:rPr>
+            </w:pPr>
+            <w:r>
+              <w:rPr>
+                <w:sz w:val="22"/>
+                <w:szCs w:val="22"/>
+                <w:lang w:val="en-US"/>
               </w:rPr>
               <w:t>7</w:t>
+            </w:r>
+          </w:p>
+        </w:tc>
+      </w:tr>
+      <w:tr>
+        <w:trPr>
+          <w:trHeight w:val="189"/>
+        </w:trPr>
+        <w:tc>
+          <w:tcPr>
+            <w:tcW w:w="568" w:type="dxa"/>
+            <w:vAlign w:val="center"/>
+          </w:tcPr>
+          <w:p>
+            <w:pPr>
+              <w:jc w:val="center"/>
+              <w:rPr>
+                <w:sz w:val="22"/>
+                <w:szCs w:val="22"/>
+                <w:lang w:val="en-US"/>
+              </w:rPr>
+            </w:pPr>
+            <w:r>
+              <w:rPr>
+                <w:sz w:val="22"/>
+                <w:szCs w:val="22"/>
+                <w:lang w:val="en-US"/>
+              </w:rPr>
+              <w:t>1</w:t>
+            </w:r>
+          </w:p>
+        </w:tc>
+        <w:tc>
+          <w:tcPr>
+            <w:tcW w:w="3402" w:type="dxa"/>
+            <w:vAlign w:val="center"/>
+          </w:tcPr>
+          <w:p>
+            <w:pPr>
+              <w:tabs>
+                <w:tab w:val="left" w:pos="8505"/>
+              </w:tabs>
+              <w:rPr>
+                <w:sz w:val="22"/>
+                <w:szCs w:val="22"/>
+              </w:rPr>
+            </w:pPr>
+            <w:r>
+              <w:rPr>
+                <w:sz w:val="22"/>
+                <w:szCs w:val="22"/>
+              </w:rPr>
+              <w:t>Проверка переходного сопротивления</w:t>
+            </w:r>
+          </w:p>
+        </w:tc>
+        <w:tc>
+          <w:tcPr>
+            <w:tcW w:w="1412" w:type="dxa"/>
+            <w:shd w:val="clear" w:color="auto" w:fill="auto"/>
+            <w:vAlign w:val="center"/>
+          </w:tcPr>
+          <w:p>
+            <w:pPr>
+              <w:tabs>
+                <w:tab w:val="left" w:pos="8505"/>
+              </w:tabs>
+              <w:jc w:val="center"/>
+              <w:rPr>
+                <w:sz w:val="22"/>
+                <w:szCs w:val="22"/>
+              </w:rPr>
+            </w:pPr>
+            <w:r>
+              <w:rPr>
+                <w:sz w:val="22"/>
+                <w:szCs w:val="22"/>
+              </w:rPr>
+              <w:t>п.2.2</w:t>
+            </w:r>
+          </w:p>
+        </w:tc>
+        <w:tc>
+          <w:tcPr>
+            <w:tcW w:w="1134" w:type="dxa"/>
+            <w:vAlign w:val="center"/>
+          </w:tcPr>
+          <w:p>
+            <w:pPr>
+              <w:jc w:val="center"/>
+              <w:rPr>
+                <w:sz w:val="22"/>
+                <w:szCs w:val="22"/>
+              </w:rPr>
+            </w:pPr>
+            <w:r>
+              <w:rPr>
+                <w:sz w:val="22"/>
+                <w:szCs w:val="22"/>
+              </w:rPr>
+              <w:t>п.</w:t>
+            </w:r>
+            <w:r>
+              <w:rPr>
+                <w:sz w:val="22"/>
+                <w:szCs w:val="22"/>
+                <w:lang w:val="en-US"/>
+              </w:rPr>
+              <w:t xml:space="preserve"> </w:t>
+            </w:r>
+            <w:r>
+              <w:rPr>
+                <w:sz w:val="22"/>
+                <w:szCs w:val="22"/>
+              </w:rPr>
+              <w:t>4.7.2</w:t>
+            </w:r>
+          </w:p>
+        </w:tc>
+        <w:tc>
+          <w:tcPr>
+            <w:tcW w:w="3407" w:type="dxa"/>
+            <w:vAlign w:val="center"/>
+          </w:tcPr>
+          <w:p>
+            <w:pPr>
+              <w:tabs>
+                <w:tab w:val="left" w:pos="8505"/>
+              </w:tabs>
+              <w:jc w:val="center"/>
+              <w:rPr>
+                <w:sz w:val="22"/>
+                <w:szCs w:val="22"/>
+              </w:rPr>
+            </w:pPr>
+            <w:r>
+              <w:rPr>
+                <w:sz w:val="22"/>
+                <w:szCs w:val="22"/>
+              </w:rPr>
+              <w:t>Не более 0,1 Ом</w:t>
+            </w:r>
+          </w:p>
+        </w:tc>
+        <w:tc>
+          <w:tcPr>
+            <w:tcW w:w="3822" w:type="dxa"/>
+            <w:vAlign w:val="center"/>
+          </w:tcPr>
+          <w:p>
+            <w:pPr>
+              <w:tabs>
+                <w:tab w:val="left" w:pos="500"/>
+                <w:tab w:val="left" w:pos="8505"/>
+              </w:tabs>
+              <w:jc w:val="center"/>
+              <w:rPr>
+                <w:sz w:val="22"/>
+                <w:szCs w:val="22"/>
+              </w:rPr>
+            </w:pPr>
+            <w:r>
+              <w:rPr>
+                <w:sz w:val="22"/>
+                <w:szCs w:val="22"/>
+              </w:rPr>
+              <w:t xml:space="preserve">Кабель 1: </w:t>
+            </w:r>
+            <w:r>
+              <w:rPr>
+                <w:sz w:val="22"/>
+                <w:szCs w:val="22"/>
+                <w:lang w:val="en-US"/>
+              </w:rPr>
+              <w:t>0,0</w:t>
+            </w:r>
+            <w:r>
+              <w:rPr>
+                <w:sz w:val="22"/>
+                <w:szCs w:val="22"/>
+              </w:rPr>
+              <w:t>56</w:t>
+            </w:r>
+            <w:r>
+              <w:rPr>
+                <w:sz w:val="22"/>
+                <w:szCs w:val="22"/>
+              </w:rPr>
+              <w:t xml:space="preserve"> Ом</w:t>
+            </w:r>
+          </w:p>
+          <w:p>
+            <w:pPr>
+              <w:tabs>
+                <w:tab w:val="left" w:pos="500"/>
+                <w:tab w:val="left" w:pos="8505"/>
+              </w:tabs>
+              <w:jc w:val="center"/>
+              <w:rPr>
+                <w:sz w:val="22"/>
+                <w:szCs w:val="22"/>
+              </w:rPr>
+            </w:pPr>
+            <w:r>
+              <w:rPr>
+                <w:sz w:val="22"/>
+                <w:szCs w:val="22"/>
+              </w:rPr>
+              <w:t xml:space="preserve">Кабель 2: </w:t>
+            </w:r>
+            <w:r>
+              <w:rPr>
+                <w:sz w:val="22"/>
+                <w:szCs w:val="22"/>
+                <w:lang w:val="en-US"/>
+              </w:rPr>
+              <w:t>0,0</w:t>
+            </w:r>
+            <w:r>
+              <w:rPr>
+                <w:sz w:val="22"/>
+                <w:szCs w:val="22"/>
+              </w:rPr>
+              <w:t>52</w:t>
+            </w:r>
+            <w:r>
+              <w:rPr>
+                <w:sz w:val="22"/>
+                <w:szCs w:val="22"/>
+              </w:rPr>
+              <w:t xml:space="preserve"> Ом</w:t>
+            </w:r>
+          </w:p>
+        </w:tc>
+        <w:tc>
+          <w:tcPr>
+            <w:tcW w:w="995" w:type="dxa"/>
+            <w:vAlign w:val="center"/>
+          </w:tcPr>
+          <w:p>
+            <w:pPr>
+              <w:rPr>
+                <w:sz w:val="22"/>
+                <w:szCs w:val="22"/>
+              </w:rPr>
+            </w:pPr>
+            <w:r>
+              <w:rPr>
+                <w:sz w:val="22"/>
+                <w:szCs w:val="22"/>
+              </w:rPr>
+              <w:t>Соотв.</w:t>
+            </w:r>
+          </w:p>
+        </w:tc>
+      </w:tr>
+      <w:tr>
+        <w:trPr>
+          <w:trHeight w:val="296"/>
+        </w:trPr>
+        <w:tc>
+          <w:tcPr>
+            <w:tcW w:w="568" w:type="dxa"/>
+            <w:vAlign w:val="center"/>
+          </w:tcPr>
+          <w:p>
+            <w:pPr>
+              <w:jc w:val="center"/>
+              <w:rPr>
+                <w:sz w:val="22"/>
+                <w:szCs w:val="22"/>
+              </w:rPr>
+            </w:pPr>
+            <w:r>
+              <w:rPr>
+                <w:sz w:val="22"/>
+                <w:szCs w:val="22"/>
+              </w:rPr>
+              <w:t>2</w:t>
+            </w:r>
+          </w:p>
+        </w:tc>
+        <w:tc>
+          <w:tcPr>
+            <w:tcW w:w="3402" w:type="dxa"/>
+            <w:vAlign w:val="center"/>
+          </w:tcPr>
+          <w:p>
+            <w:pPr>
+              <w:tabs>
+                <w:tab w:val="left" w:pos="8505"/>
+              </w:tabs>
+              <w:ind w:right="-109"/>
+              <w:rPr>
+                <w:sz w:val="22"/>
+                <w:szCs w:val="22"/>
+              </w:rPr>
+            </w:pPr>
+            <w:r>
+              <w:rPr>
+                <w:sz w:val="22"/>
+                <w:szCs w:val="22"/>
+              </w:rPr>
+              <w:t>Проверка электрического сопротивления изоляции</w:t>
+            </w:r>
+          </w:p>
+        </w:tc>
+        <w:tc>
+          <w:tcPr>
+            <w:tcW w:w="1412" w:type="dxa"/>
+            <w:shd w:val="clear" w:color="auto" w:fill="auto"/>
+            <w:vAlign w:val="center"/>
+          </w:tcPr>
+          <w:p>
+            <w:pPr>
+              <w:tabs>
+                <w:tab w:val="left" w:pos="8505"/>
+              </w:tabs>
+              <w:jc w:val="center"/>
+              <w:rPr>
+                <w:sz w:val="22"/>
+                <w:szCs w:val="22"/>
+              </w:rPr>
+            </w:pPr>
+            <w:r>
+              <w:rPr>
+                <w:sz w:val="22"/>
+                <w:szCs w:val="22"/>
+              </w:rPr>
+              <w:t>п.2.3</w:t>
+            </w:r>
+          </w:p>
+        </w:tc>
+        <w:tc>
+          <w:tcPr>
+            <w:tcW w:w="1134" w:type="dxa"/>
+            <w:vAlign w:val="center"/>
+          </w:tcPr>
+          <w:p>
+            <w:pPr>
+              <w:jc w:val="center"/>
+              <w:rPr>
+                <w:sz w:val="22"/>
+                <w:szCs w:val="22"/>
+              </w:rPr>
+            </w:pPr>
+            <w:r>
+              <w:rPr>
+                <w:sz w:val="22"/>
+                <w:szCs w:val="22"/>
+              </w:rPr>
+              <w:t>п.</w:t>
+            </w:r>
+            <w:r>
+              <w:rPr>
+                <w:sz w:val="22"/>
+                <w:szCs w:val="22"/>
+                <w:lang w:val="en-US"/>
+              </w:rPr>
+              <w:t xml:space="preserve"> </w:t>
+            </w:r>
+            <w:r>
+              <w:rPr>
+                <w:sz w:val="22"/>
+                <w:szCs w:val="22"/>
+              </w:rPr>
+              <w:t>4.7.3</w:t>
+            </w:r>
+          </w:p>
+        </w:tc>
+        <w:tc>
+          <w:tcPr>
+            <w:tcW w:w="3407" w:type="dxa"/>
+            <w:vAlign w:val="center"/>
+          </w:tcPr>
+          <w:p>
+            <w:pPr>
+              <w:tabs>
+                <w:tab w:val="left" w:pos="8505"/>
+              </w:tabs>
+              <w:jc w:val="center"/>
+              <w:rPr>
+                <w:sz w:val="22"/>
+                <w:szCs w:val="22"/>
+              </w:rPr>
+            </w:pPr>
+            <w:r>
+              <w:rPr>
+                <w:sz w:val="22"/>
+                <w:szCs w:val="22"/>
+              </w:rPr>
+              <w:t>Не менее 20 МОм</w:t>
+            </w:r>
+          </w:p>
+        </w:tc>
+        <w:tc>
+          <w:tcPr>
+            <w:tcW w:w="3822" w:type="dxa"/>
+            <w:vAlign w:val="center"/>
+          </w:tcPr>
+          <w:p>
+            <w:pPr>
+              <w:tabs>
+                <w:tab w:val="left" w:pos="500"/>
+                <w:tab w:val="left" w:pos="8505"/>
+              </w:tabs>
+              <w:jc w:val="center"/>
+              <w:rPr>
+                <w:sz w:val="22"/>
+                <w:szCs w:val="22"/>
+              </w:rPr>
+            </w:pPr>
+            <w:r>
+              <w:rPr>
+                <w:sz w:val="22"/>
+                <w:szCs w:val="22"/>
+              </w:rPr>
+              <w:t>Кабель 1: &gt;50 МОм</w:t>
+            </w:r>
+          </w:p>
+          <w:p>
+            <w:pPr>
+              <w:tabs>
+                <w:tab w:val="left" w:pos="500"/>
+                <w:tab w:val="left" w:pos="8505"/>
+              </w:tabs>
+              <w:jc w:val="center"/>
+              <w:rPr>
+                <w:sz w:val="22"/>
+                <w:szCs w:val="22"/>
+              </w:rPr>
+            </w:pPr>
+            <w:r>
+              <w:rPr>
+                <w:sz w:val="22"/>
+                <w:szCs w:val="22"/>
+              </w:rPr>
+              <w:t>Кабель 2: &gt;50 МОм</w:t>
+            </w:r>
+          </w:p>
+          <w:p>
+            <w:pPr>
+              <w:tabs>
+                <w:tab w:val="left" w:pos="500"/>
+                <w:tab w:val="left" w:pos="8505"/>
+              </w:tabs>
+              <w:rPr>
+                <w:sz w:val="22"/>
+                <w:szCs w:val="22"/>
+              </w:rPr>
+            </w:pPr>
+            <w:r>
+              <w:rPr>
+                <w:sz w:val="22"/>
+                <w:szCs w:val="22"/>
+              </w:rPr>
+              <w:t xml:space="preserve">При расширенной неопределенности 2.9 МОм, что соответствует уровню доверия 95% при коэффициенте охвата </w:t>
+            </w:r>
+            <w:r>
+              <w:rPr>
+                <w:sz w:val="22"/>
+                <w:szCs w:val="22"/>
+                <w:lang w:val="en-US"/>
+              </w:rPr>
+              <w:t>k</w:t>
+            </w:r>
+            <w:r>
+              <w:rPr>
+                <w:sz w:val="22"/>
+                <w:szCs w:val="22"/>
+              </w:rPr>
+              <w:t>=2, при допущении нормального распределения</w:t>
+            </w:r>
+          </w:p>
+        </w:tc>
+        <w:tc>
+          <w:tcPr>
+            <w:tcW w:w="995" w:type="dxa"/>
+            <w:vAlign w:val="center"/>
+          </w:tcPr>
+          <w:p>
+            <w:pPr>
+              <w:rPr>
+                <w:sz w:val="22"/>
+                <w:szCs w:val="22"/>
+              </w:rPr>
+            </w:pPr>
+            <w:r>
+              <w:rPr>
+                <w:sz w:val="22"/>
+                <w:szCs w:val="22"/>
+              </w:rPr>
+              <w:t>Соотв.</w:t>
+            </w:r>
+          </w:p>
+        </w:tc>
+      </w:tr>
+      <w:tr>
+        <w:trPr>
+          <w:trHeight w:val="1382"/>
+        </w:trPr>
+        <w:tc>
+          <w:tcPr>
+            <w:tcW w:w="568" w:type="dxa"/>
+            <w:vAlign w:val="center"/>
+          </w:tcPr>
+          <w:p>
+            <w:pPr>
+              <w:jc w:val="center"/>
+              <w:rPr>
+                <w:sz w:val="22"/>
+                <w:szCs w:val="22"/>
+              </w:rPr>
+            </w:pPr>
+            <w:r>
+              <w:rPr>
+                <w:sz w:val="22"/>
+                <w:szCs w:val="22"/>
+              </w:rPr>
+              <w:t>3</w:t>
+            </w:r>
+          </w:p>
+        </w:tc>
+        <w:tc>
+          <w:tcPr>
+            <w:tcW w:w="3402" w:type="dxa"/>
+            <w:vAlign w:val="center"/>
+          </w:tcPr>
+          <w:p>
+            <w:pPr>
+              <w:tabs>
+                <w:tab w:val="left" w:pos="8505"/>
+              </w:tabs>
+              <w:rPr>
+                <w:sz w:val="22"/>
+                <w:szCs w:val="22"/>
+              </w:rPr>
+            </w:pPr>
+            <w:r>
+              <w:rPr>
+                <w:sz w:val="22"/>
+                <w:szCs w:val="22"/>
+              </w:rPr>
+              <w:t>Проверка электрической прочности изоляции</w:t>
+            </w:r>
+          </w:p>
+        </w:tc>
+        <w:tc>
+          <w:tcPr>
+            <w:tcW w:w="1412" w:type="dxa"/>
+            <w:shd w:val="clear" w:color="auto" w:fill="auto"/>
+            <w:vAlign w:val="center"/>
+          </w:tcPr>
+          <w:p>
+            <w:pPr>
+              <w:tabs>
+                <w:tab w:val="left" w:pos="8505"/>
+              </w:tabs>
+              <w:jc w:val="center"/>
+              <w:rPr>
+                <w:sz w:val="22"/>
+                <w:szCs w:val="22"/>
+              </w:rPr>
+            </w:pPr>
+            <w:r>
+              <w:rPr>
+                <w:sz w:val="22"/>
+                <w:szCs w:val="22"/>
+              </w:rPr>
+              <w:t>п.2.4</w:t>
+            </w:r>
+          </w:p>
+        </w:tc>
+        <w:tc>
+          <w:tcPr>
+            <w:tcW w:w="1134" w:type="dxa"/>
+            <w:vAlign w:val="center"/>
+          </w:tcPr>
+          <w:p>
+            <w:pPr>
+              <w:jc w:val="center"/>
+              <w:rPr>
+                <w:sz w:val="22"/>
+                <w:szCs w:val="22"/>
+                <w:lang w:val="en-US"/>
+              </w:rPr>
+            </w:pPr>
+            <w:r>
+              <w:rPr>
+                <w:sz w:val="22"/>
+                <w:szCs w:val="22"/>
+              </w:rPr>
+              <w:t xml:space="preserve">п. </w:t>
+            </w:r>
+            <w:r>
+              <w:rPr>
+                <w:sz w:val="22"/>
+                <w:szCs w:val="22"/>
+                <w:lang w:val="en-US"/>
+              </w:rPr>
+              <w:t>4.7.4</w:t>
+            </w:r>
+          </w:p>
+        </w:tc>
+        <w:tc>
+          <w:tcPr>
+            <w:tcW w:w="3407" w:type="dxa"/>
+            <w:vAlign w:val="center"/>
+          </w:tcPr>
+          <w:p>
+            <w:pPr>
+              <w:tabs>
+                <w:tab w:val="left" w:pos="8505"/>
+              </w:tabs>
+              <w:rPr>
+                <w:sz w:val="22"/>
+                <w:szCs w:val="22"/>
+              </w:rPr>
+            </w:pPr>
+            <w:r>
+              <w:rPr>
+                <w:sz w:val="22"/>
+                <w:szCs w:val="22"/>
+              </w:rPr>
+              <w:t>Изделие считается выдержавшим испытание, если при подаче постоянного испытательного напряжения 1500 В, 50 Гц не было пробоя и поверхностного перекрытия изоляции.</w:t>
+            </w:r>
+          </w:p>
+        </w:tc>
+        <w:tc>
+          <w:tcPr>
+            <w:tcW w:w="3822" w:type="dxa"/>
+            <w:vAlign w:val="center"/>
+          </w:tcPr>
+          <w:p>
+            <w:pPr>
+              <w:tabs>
+                <w:tab w:val="left" w:pos="8505"/>
+              </w:tabs>
+              <w:rPr>
+                <w:sz w:val="22"/>
+                <w:szCs w:val="22"/>
+              </w:rPr>
+            </w:pPr>
+            <w:r>
+              <w:rPr>
+                <w:sz w:val="22"/>
+                <w:szCs w:val="22"/>
+              </w:rPr>
+              <w:t xml:space="preserve">Изделие выдержало испытание, </w:t>
+            </w:r>
+            <w:proofErr w:type="gramStart"/>
+            <w:r>
+              <w:rPr>
+                <w:sz w:val="22"/>
+                <w:szCs w:val="22"/>
+              </w:rPr>
+              <w:t>т.к</w:t>
+            </w:r>
+            <w:proofErr w:type="gramEnd"/>
+            <w:r>
+              <w:rPr>
+                <w:sz w:val="22"/>
+                <w:szCs w:val="22"/>
+              </w:rPr>
+              <w:t xml:space="preserve"> при подаче постоянного испытательного напряжения 1500 В, 50 Гц не было пробоя и поверхностного перекрытия изоляции.</w:t>
+            </w:r>
+          </w:p>
+        </w:tc>
+        <w:tc>
+          <w:tcPr>
+            <w:tcW w:w="995" w:type="dxa"/>
+            <w:vAlign w:val="center"/>
+          </w:tcPr>
+          <w:p>
+            <w:pPr>
+              <w:rPr>
+                <w:sz w:val="22"/>
+                <w:szCs w:val="22"/>
+              </w:rPr>
+            </w:pPr>
+            <w:r>
+              <w:rPr>
+                <w:sz w:val="22"/>
+                <w:szCs w:val="22"/>
+              </w:rPr>
+              <w:t>Соотв.</w:t>
+            </w:r>
+          </w:p>
+        </w:tc>
+      </w:tr>
+      <w:tr>
+        <w:trPr>
+          <w:trHeight w:val="1066"/>
+        </w:trPr>
+        <w:tc>
+          <w:tcPr>
+            <w:tcW w:w="568" w:type="dxa"/>
+            <w:vAlign w:val="center"/>
+          </w:tcPr>
+          <w:p>
+            <w:pPr>
+              <w:jc w:val="center"/>
+              <w:rPr>
+                <w:sz w:val="22"/>
+                <w:szCs w:val="22"/>
+              </w:rPr>
+            </w:pPr>
+            <w:r>
+              <w:rPr>
+                <w:sz w:val="22"/>
+                <w:szCs w:val="22"/>
+              </w:rPr>
+              <w:t>4</w:t>
+            </w:r>
+          </w:p>
+        </w:tc>
+        <w:tc>
+          <w:tcPr>
+            <w:tcW w:w="3402" w:type="dxa"/>
+            <w:vAlign w:val="center"/>
+          </w:tcPr>
+          <w:p>
+            <w:pPr>
+              <w:tabs>
+                <w:tab w:val="left" w:pos="8505"/>
+              </w:tabs>
+              <w:rPr>
+                <w:sz w:val="22"/>
+                <w:szCs w:val="22"/>
+              </w:rPr>
+            </w:pPr>
+            <w:r>
+              <w:rPr>
+                <w:sz w:val="22"/>
+                <w:szCs w:val="22"/>
+              </w:rPr>
+              <w:t xml:space="preserve">Проверка работоспособности при отклонениях электропитания </w:t>
+            </w:r>
+          </w:p>
+          <w:p>
+            <w:pPr>
+              <w:tabs>
+                <w:tab w:val="left" w:pos="8505"/>
+              </w:tabs>
+              <w:rPr>
+                <w:sz w:val="22"/>
+                <w:szCs w:val="22"/>
+              </w:rPr>
+            </w:pPr>
+            <w:r>
+              <w:rPr>
+                <w:sz w:val="22"/>
+                <w:szCs w:val="22"/>
+              </w:rPr>
+              <w:t xml:space="preserve">187 В – 0.5 ч </w:t>
+            </w:r>
+          </w:p>
+          <w:p>
+            <w:pPr>
+              <w:tabs>
+                <w:tab w:val="left" w:pos="8505"/>
+              </w:tabs>
+              <w:rPr>
+                <w:sz w:val="22"/>
+                <w:szCs w:val="22"/>
+              </w:rPr>
+            </w:pPr>
+            <w:r>
+              <w:rPr>
+                <w:sz w:val="22"/>
+                <w:szCs w:val="22"/>
+              </w:rPr>
+              <w:t>220 В – 1.0 ч</w:t>
+            </w:r>
+          </w:p>
+          <w:p>
+            <w:pPr>
+              <w:tabs>
+                <w:tab w:val="left" w:pos="8505"/>
+              </w:tabs>
+              <w:rPr>
+                <w:sz w:val="22"/>
+                <w:szCs w:val="22"/>
+              </w:rPr>
+            </w:pPr>
+            <w:r>
+              <w:rPr>
+                <w:sz w:val="22"/>
+                <w:szCs w:val="22"/>
+              </w:rPr>
+              <w:t>242 В – 0.5 ч</w:t>
+            </w:r>
+          </w:p>
+        </w:tc>
+        <w:tc>
+          <w:tcPr>
+            <w:tcW w:w="1412" w:type="dxa"/>
+            <w:shd w:val="clear" w:color="auto" w:fill="auto"/>
+            <w:vAlign w:val="center"/>
+          </w:tcPr>
+          <w:p>
+            <w:pPr>
+              <w:tabs>
+                <w:tab w:val="left" w:pos="8505"/>
+              </w:tabs>
+              <w:jc w:val="center"/>
+              <w:rPr>
+                <w:sz w:val="22"/>
+                <w:szCs w:val="22"/>
+              </w:rPr>
+            </w:pPr>
+            <w:r>
+              <w:rPr>
+                <w:sz w:val="22"/>
+                <w:szCs w:val="22"/>
+              </w:rPr>
+              <w:t>п.1.1.28</w:t>
+            </w:r>
+          </w:p>
+        </w:tc>
+        <w:tc>
+          <w:tcPr>
+            <w:tcW w:w="1134" w:type="dxa"/>
+            <w:vAlign w:val="center"/>
+          </w:tcPr>
+          <w:p>
+            <w:pPr>
+              <w:jc w:val="center"/>
+              <w:rPr>
+                <w:sz w:val="22"/>
+                <w:szCs w:val="22"/>
+              </w:rPr>
+            </w:pPr>
+            <w:r>
+              <w:rPr>
+                <w:sz w:val="22"/>
+                <w:szCs w:val="22"/>
+              </w:rPr>
+              <w:t>п.4.2.28</w:t>
+            </w:r>
+          </w:p>
+        </w:tc>
+        <w:tc>
+          <w:tcPr>
+            <w:tcW w:w="3407" w:type="dxa"/>
+          </w:tcPr>
+          <w:p>
+            <w:pPr>
+              <w:tabs>
+                <w:tab w:val="left" w:pos="8505"/>
+              </w:tabs>
+              <w:rPr>
+                <w:sz w:val="22"/>
+                <w:szCs w:val="22"/>
+              </w:rPr>
+            </w:pPr>
+            <w:r>
+              <w:rPr>
+                <w:sz w:val="22"/>
+                <w:szCs w:val="22"/>
+              </w:rPr>
+              <w:t>Изделие считается выдержавшим испытание, если количество отказов и сбоев не превышает допустимое число.</w:t>
+            </w:r>
+          </w:p>
+        </w:tc>
+        <w:tc>
+          <w:tcPr>
+            <w:tcW w:w="3822" w:type="dxa"/>
+          </w:tcPr>
+          <w:p>
+            <w:pPr>
+              <w:tabs>
+                <w:tab w:val="left" w:pos="8505"/>
+              </w:tabs>
+              <w:rPr>
+                <w:sz w:val="22"/>
+                <w:szCs w:val="22"/>
+              </w:rPr>
+            </w:pPr>
+            <w:r>
+              <w:rPr>
+                <w:sz w:val="22"/>
+                <w:szCs w:val="22"/>
+              </w:rPr>
+              <w:t>Изделие выдержало испытание, т.к. количество отказов и сбоев не превышает допустимого числа.</w:t>
+            </w:r>
+          </w:p>
+        </w:tc>
+        <w:tc>
+          <w:tcPr>
+            <w:tcW w:w="995" w:type="dxa"/>
+            <w:vAlign w:val="center"/>
+          </w:tcPr>
+          <w:p>
+            <w:pPr>
+              <w:rPr>
+                <w:sz w:val="22"/>
+                <w:szCs w:val="22"/>
+              </w:rPr>
+            </w:pPr>
+            <w:r>
+              <w:rPr>
+                <w:sz w:val="22"/>
+                <w:szCs w:val="22"/>
+              </w:rPr>
+              <w:t>Соотв.</w:t>
+            </w:r>
+          </w:p>
+        </w:tc>
+      </w:tr>
+      <w:tr>
+        <w:trPr>
+          <w:trHeight w:val="144"/>
+        </w:trPr>
+        <w:tc>
+          <w:tcPr>
+            <w:tcW w:w="568" w:type="dxa"/>
+            <w:vAlign w:val="center"/>
+          </w:tcPr>
+          <w:p>
+            <w:pPr>
+              <w:jc w:val="center"/>
+              <w:rPr>
+                <w:sz w:val="22"/>
+                <w:szCs w:val="22"/>
+              </w:rPr>
+            </w:pPr>
+            <w:r>
+              <w:rPr>
+                <w:sz w:val="22"/>
+                <w:szCs w:val="22"/>
+              </w:rPr>
+              <w:t>5</w:t>
+            </w:r>
+          </w:p>
+        </w:tc>
+        <w:tc>
+          <w:tcPr>
+            <w:tcW w:w="3402" w:type="dxa"/>
+            <w:vAlign w:val="center"/>
+          </w:tcPr>
+          <w:p>
+            <w:pPr>
+              <w:tabs>
+                <w:tab w:val="left" w:pos="8505"/>
+              </w:tabs>
+              <w:ind w:right="-249"/>
+              <w:rPr>
+                <w:sz w:val="22"/>
+                <w:szCs w:val="22"/>
+              </w:rPr>
+            </w:pPr>
+            <w:r>
+              <w:rPr>
+                <w:sz w:val="22"/>
+                <w:szCs w:val="22"/>
+              </w:rPr>
+              <w:t>Проверка габаритных размеров</w:t>
+            </w:r>
+          </w:p>
+        </w:tc>
+        <w:tc>
+          <w:tcPr>
+            <w:tcW w:w="1412" w:type="dxa"/>
+            <w:shd w:val="clear" w:color="auto" w:fill="auto"/>
+            <w:vAlign w:val="center"/>
+          </w:tcPr>
+          <w:p>
+            <w:pPr>
+              <w:tabs>
+                <w:tab w:val="left" w:pos="8505"/>
+              </w:tabs>
+              <w:jc w:val="center"/>
+              <w:rPr>
+                <w:sz w:val="22"/>
+                <w:szCs w:val="22"/>
+                <w:lang w:val="en-US"/>
+              </w:rPr>
+            </w:pPr>
+            <w:r>
+              <w:rPr>
+                <w:sz w:val="22"/>
+                <w:szCs w:val="22"/>
+              </w:rPr>
+              <w:t>п.1.1.</w:t>
+            </w:r>
+            <w:r>
+              <w:rPr>
+                <w:sz w:val="22"/>
+                <w:szCs w:val="22"/>
+                <w:lang w:val="en-US"/>
+              </w:rPr>
+              <w:t>34</w:t>
+            </w:r>
+          </w:p>
+        </w:tc>
+        <w:tc>
+          <w:tcPr>
+            <w:tcW w:w="1134" w:type="dxa"/>
+            <w:vAlign w:val="center"/>
+          </w:tcPr>
+          <w:p>
+            <w:pPr>
+              <w:jc w:val="center"/>
+              <w:rPr>
+                <w:sz w:val="22"/>
+                <w:szCs w:val="22"/>
+              </w:rPr>
+            </w:pPr>
+            <w:r>
+              <w:rPr>
+                <w:sz w:val="22"/>
+                <w:szCs w:val="22"/>
+              </w:rPr>
+              <w:t>п.4.2.36</w:t>
+            </w:r>
+          </w:p>
+        </w:tc>
+        <w:tc>
+          <w:tcPr>
+            <w:tcW w:w="3407" w:type="dxa"/>
+            <w:vAlign w:val="center"/>
+          </w:tcPr>
+          <w:p>
+            <w:pPr>
+              <w:tabs>
+                <w:tab w:val="left" w:pos="8505"/>
+              </w:tabs>
+              <w:jc w:val="center"/>
+              <w:rPr>
+                <w:sz w:val="22"/>
+                <w:szCs w:val="22"/>
+                <w:highlight w:val="yellow"/>
+              </w:rPr>
+            </w:pPr>
+            <w:r>
+              <w:rPr>
+                <w:sz w:val="22"/>
+                <w:szCs w:val="22"/>
+              </w:rPr>
+              <w:t>Не более 84</w:t>
+            </w:r>
+            <w:r>
+              <w:rPr>
+                <w:sz w:val="22"/>
+                <w:szCs w:val="22"/>
+              </w:rPr>
+              <w:t>0х485х45</w:t>
+            </w:r>
+            <w:r>
+              <w:rPr>
+                <w:sz w:val="22"/>
+                <w:szCs w:val="22"/>
+              </w:rPr>
+              <w:t xml:space="preserve"> мм</w:t>
+            </w:r>
+          </w:p>
+        </w:tc>
+        <w:tc>
+          <w:tcPr>
+            <w:tcW w:w="3822" w:type="dxa"/>
+            <w:vAlign w:val="center"/>
+          </w:tcPr>
+          <w:p>
+            <w:pPr>
+              <w:tabs>
+                <w:tab w:val="left" w:pos="8505"/>
+              </w:tabs>
+              <w:jc w:val="center"/>
+              <w:rPr>
+                <w:color w:val="FF0000"/>
+                <w:sz w:val="22"/>
+                <w:szCs w:val="22"/>
+              </w:rPr>
+            </w:pPr>
+            <w:r>
+              <w:rPr>
+                <w:sz w:val="22"/>
+                <w:szCs w:val="22"/>
+              </w:rPr>
+              <w:t>814</w:t>
+            </w:r>
+            <w:r>
+              <w:rPr>
+                <w:sz w:val="22"/>
+                <w:szCs w:val="22"/>
+              </w:rPr>
+              <w:t xml:space="preserve"> х 482</w:t>
+            </w:r>
+            <w:r>
+              <w:rPr>
+                <w:sz w:val="22"/>
+                <w:szCs w:val="22"/>
+              </w:rPr>
+              <w:t xml:space="preserve"> х </w:t>
+            </w:r>
+            <w:r>
+              <w:rPr>
+                <w:sz w:val="22"/>
+                <w:szCs w:val="22"/>
+              </w:rPr>
+              <w:t>42</w:t>
+            </w:r>
+            <w:r>
+              <w:rPr>
+                <w:sz w:val="22"/>
+                <w:szCs w:val="22"/>
+              </w:rPr>
+              <w:t xml:space="preserve"> мм (±0,0701мм)</w:t>
+            </w:r>
+          </w:p>
+        </w:tc>
+        <w:tc>
+          <w:tcPr>
+            <w:tcW w:w="995" w:type="dxa"/>
+            <w:vAlign w:val="center"/>
+          </w:tcPr>
+          <w:p>
+            <w:pPr>
+              <w:rPr>
+                <w:sz w:val="22"/>
+                <w:szCs w:val="22"/>
+              </w:rPr>
+            </w:pPr>
+            <w:r>
+              <w:rPr>
+                <w:sz w:val="22"/>
+                <w:szCs w:val="22"/>
+              </w:rPr>
+              <w:t>Соотв.</w:t>
+            </w:r>
+          </w:p>
+        </w:tc>
+      </w:tr>
+      <w:tr>
+        <w:trPr>
+          <w:trHeight w:val="70"/>
+        </w:trPr>
+        <w:tc>
+          <w:tcPr>
+            <w:tcW w:w="568" w:type="dxa"/>
+            <w:vAlign w:val="center"/>
+          </w:tcPr>
+          <w:p>
+            <w:pPr>
+              <w:jc w:val="center"/>
+              <w:rPr>
+                <w:sz w:val="22"/>
+                <w:szCs w:val="22"/>
+              </w:rPr>
+            </w:pPr>
+            <w:r>
+              <w:rPr>
+                <w:sz w:val="22"/>
+                <w:szCs w:val="22"/>
+              </w:rPr>
+              <w:t>6</w:t>
+            </w:r>
+          </w:p>
+        </w:tc>
+        <w:tc>
+          <w:tcPr>
+            <w:tcW w:w="3402" w:type="dxa"/>
+            <w:vAlign w:val="center"/>
+          </w:tcPr>
+          <w:p>
+            <w:pPr>
+              <w:tabs>
+                <w:tab w:val="left" w:pos="8505"/>
+              </w:tabs>
+              <w:rPr>
+                <w:sz w:val="22"/>
+                <w:szCs w:val="22"/>
+              </w:rPr>
+            </w:pPr>
+            <w:r>
+              <w:rPr>
+                <w:sz w:val="22"/>
+                <w:szCs w:val="22"/>
+              </w:rPr>
+              <w:t>Проверка массы</w:t>
+            </w:r>
+          </w:p>
+        </w:tc>
+        <w:tc>
+          <w:tcPr>
+            <w:tcW w:w="1412" w:type="dxa"/>
+            <w:shd w:val="clear" w:color="auto" w:fill="auto"/>
+            <w:vAlign w:val="center"/>
+          </w:tcPr>
+          <w:p>
+            <w:pPr>
+              <w:tabs>
+                <w:tab w:val="left" w:pos="8505"/>
+              </w:tabs>
+              <w:jc w:val="center"/>
+              <w:rPr>
+                <w:sz w:val="22"/>
+                <w:szCs w:val="22"/>
+                <w:lang w:val="en-US"/>
+              </w:rPr>
+            </w:pPr>
+            <w:r>
+              <w:rPr>
+                <w:sz w:val="22"/>
+                <w:szCs w:val="22"/>
+              </w:rPr>
+              <w:t>п.1.1.</w:t>
+            </w:r>
+            <w:r>
+              <w:rPr>
+                <w:sz w:val="22"/>
+                <w:szCs w:val="22"/>
+                <w:lang w:val="en-US"/>
+              </w:rPr>
+              <w:t>34</w:t>
+            </w:r>
+          </w:p>
+        </w:tc>
+        <w:tc>
+          <w:tcPr>
+            <w:tcW w:w="1134" w:type="dxa"/>
+            <w:vAlign w:val="center"/>
+          </w:tcPr>
+          <w:p>
+            <w:pPr>
+              <w:jc w:val="center"/>
+              <w:rPr>
+                <w:sz w:val="22"/>
+                <w:szCs w:val="22"/>
+                <w:lang w:val="en-US"/>
+              </w:rPr>
+            </w:pPr>
+            <w:r>
+              <w:rPr>
+                <w:sz w:val="22"/>
+                <w:szCs w:val="22"/>
+              </w:rPr>
+              <w:t>п.4.2.</w:t>
+            </w:r>
+            <w:r>
+              <w:rPr>
+                <w:sz w:val="22"/>
+                <w:szCs w:val="22"/>
+                <w:lang w:val="en-US"/>
+              </w:rPr>
+              <w:t>36</w:t>
+            </w:r>
+          </w:p>
+        </w:tc>
+        <w:tc>
+          <w:tcPr>
+            <w:tcW w:w="3407" w:type="dxa"/>
+            <w:vAlign w:val="center"/>
+          </w:tcPr>
+          <w:p>
+            <w:pPr>
+              <w:tabs>
+                <w:tab w:val="left" w:pos="8505"/>
+              </w:tabs>
+              <w:jc w:val="center"/>
+              <w:rPr>
+                <w:sz w:val="22"/>
+                <w:szCs w:val="22"/>
+                <w:highlight w:val="yellow"/>
+              </w:rPr>
+            </w:pPr>
+            <w:r>
+              <w:rPr>
+                <w:sz w:val="22"/>
+                <w:szCs w:val="22"/>
+              </w:rPr>
+              <w:t xml:space="preserve">Не </w:t>
+            </w:r>
+            <w:r>
+              <w:rPr>
+                <w:sz w:val="22"/>
+                <w:szCs w:val="22"/>
+              </w:rPr>
+              <w:t>более 19</w:t>
+            </w:r>
+            <w:r>
+              <w:rPr>
+                <w:sz w:val="22"/>
+                <w:szCs w:val="22"/>
+              </w:rPr>
+              <w:t xml:space="preserve"> кг</w:t>
+            </w:r>
+          </w:p>
+        </w:tc>
+        <w:tc>
+          <w:tcPr>
+            <w:tcW w:w="3822" w:type="dxa"/>
+            <w:vAlign w:val="center"/>
+          </w:tcPr>
+          <w:p>
+            <w:pPr>
+              <w:tabs>
+                <w:tab w:val="left" w:pos="8505"/>
+              </w:tabs>
+              <w:jc w:val="center"/>
+              <w:rPr>
+                <w:sz w:val="22"/>
+                <w:szCs w:val="22"/>
+              </w:rPr>
+            </w:pPr>
+            <w:r>
+              <w:rPr>
+                <w:sz w:val="22"/>
+                <w:szCs w:val="22"/>
+              </w:rPr>
+              <w:t>15</w:t>
+            </w:r>
+            <w:r>
+              <w:rPr>
+                <w:sz w:val="22"/>
+                <w:szCs w:val="22"/>
+              </w:rPr>
+              <w:t>.5 кг (±0,0409)</w:t>
+            </w:r>
+          </w:p>
+        </w:tc>
+        <w:tc>
+          <w:tcPr>
+            <w:tcW w:w="995" w:type="dxa"/>
+            <w:vAlign w:val="center"/>
+          </w:tcPr>
+          <w:p>
+            <w:pPr>
+              <w:rPr>
+                <w:sz w:val="22"/>
+                <w:szCs w:val="22"/>
+              </w:rPr>
+            </w:pPr>
+            <w:r>
+              <w:rPr>
+                <w:sz w:val="22"/>
+                <w:szCs w:val="22"/>
+              </w:rPr>
+              <w:t>Соотв.</w:t>
             </w:r>
           </w:p>
         </w:tc>
       </w:tr>
     </w:tbl>
-    <w:p>
-      <w:pPr>
-        <w:pStyle w:val="a3"/>
-        <w:ind w:right="-143"/>
-        <w:rPr>
-          <w:rFonts w:ascii="Times New Roman" w:hAnsi="Times New Roman" w:cs="Times New Roman"/>
-          <w:sz w:val="26"/>
-          <w:szCs w:val="26"/>
-        </w:rPr>
-      </w:pPr>
-      <w:bookmarkStart w:id="5" w:name="Table_Results"/>
-      <w:bookmarkEnd w:id="5"/>
-    </w:p>
-    <w:p>
-      <w:pPr>
-        <w:pStyle w:val="a3"/>
-        <w:ind w:right="-143"/>
-        <w:rPr>
-          <w:rFonts w:ascii="Times New Roman" w:hAnsi="Times New Roman" w:cs="Times New Roman"/>
-          <w:sz w:val="26"/>
-          <w:szCs w:val="26"/>
-        </w:rPr>
-      </w:pPr>
-    </w:p>
-    <w:p>
-      <w:pPr>
-        <w:pStyle w:val="a3"/>
-        <w:ind w:right="-143"/>
-        <w:rPr>
-          <w:rFonts w:ascii="Times New Roman" w:hAnsi="Times New Roman" w:cs="Times New Roman"/>
-          <w:sz w:val="26"/>
-          <w:szCs w:val="26"/>
-        </w:rPr>
-      </w:pPr>
-    </w:p>
     <w:tbl>
       <w:tblPr>
         <w:tblStyle w:val="a7"/>
@@ -3433,48 +7067,32 @@
         <w:tblLook w:val="04A0" w:firstRow="1" w:lastRow="0" w:firstColumn="1" w:lastColumn="0" w:noHBand="0" w:noVBand="1"/>
       </w:tblPr>
       <w:tblGrid>
-        <w:gridCol w:w="12233"/>
-        <w:gridCol w:w="2045"/>
+        <w:gridCol w:w="12232"/>
+        <w:gridCol w:w="2046"/>
       </w:tblGrid>
       <w:tr>
         <w:tc>
           <w:tcPr>
-            <w:tcW w:w="12233" w:type="dxa"/>
+            <w:tcW w:w="12232" w:type="dxa"/>
           </w:tcPr>
           <w:p>
             <w:pPr>
               <w:tabs>
                 <w:tab w:val="left" w:pos="8505"/>
               </w:tabs>
-              <w:rPr>
-                <w:sz w:val="26"/>
-                <w:szCs w:val="26"/>
-              </w:rPr>
-            </w:pPr>
-            <w:r>
-              <w:rPr>
-                <w:sz w:val="26"/>
-                <w:szCs w:val="26"/>
-              </w:rPr>
-              <w:t xml:space="preserve">Испытания </w:t>
-            </w:r>
-            <w:proofErr w:type="spellStart"/>
-            <w:r>
-              <w:rPr>
-                <w:sz w:val="26"/>
-                <w:szCs w:val="26"/>
-              </w:rPr>
-              <w:t>пров</w:t>
-            </w:r>
-            <w:r>
-              <w:rPr>
-                <w:sz w:val="26"/>
-                <w:szCs w:val="26"/>
-                <w:lang w:val="en-US"/>
-              </w:rPr>
-              <w:t>одил</w:t>
-            </w:r>
-            <w:proofErr w:type="spellEnd"/>
+              <w:ind w:hanging="83"/>
+              <w:rPr>
+                <w:sz w:val="26"/>
+                <w:szCs w:val="26"/>
+              </w:rPr>
+            </w:pPr>
+            <w:r>
+              <w:rPr>
+                <w:sz w:val="26"/>
+                <w:szCs w:val="26"/>
+              </w:rPr>
+              <w:t>Испытания проводил</w:t>
+            </w:r>
             <w:r>
               <w:rPr>
                 <w:sz w:val="26"/>
@@ -3493,7 +7111,7 @@
         </w:tc>
         <w:tc>
           <w:tcPr>
-            <w:tcW w:w="2045" w:type="dxa"/>
+            <w:tcW w:w="2046" w:type="dxa"/>
           </w:tcPr>
           <w:p>
             <w:pPr>
@@ -3511,7 +7129,7 @@
       <w:tr>
         <w:tc>
           <w:tcPr>
-            <w:tcW w:w="12233" w:type="dxa"/>
+            <w:tcW w:w="12232" w:type="dxa"/>
           </w:tcPr>
           <w:p>
             <w:pPr>
@@ -3528,14 +7146,9 @@
                 <w:sz w:val="26"/>
                 <w:szCs w:val="26"/>
               </w:rPr>
-              <w:t>Инженер 2 категории</w:t>
-            </w:r>
-          </w:p>
-        </w:tc>
-        <w:tc>
-          <w:tcPr>
-            <w:tcW w:w="2045" w:type="dxa"/>
-          </w:tcPr>
+              <w:t>Инженер 1 категории</w:t>
+            </w:r>
+          </w:p>
           <w:p>
             <w:pPr>
               <w:tabs>
@@ -3551,29 +7164,26 @@
                 <w:sz w:val="26"/>
                 <w:szCs w:val="26"/>
               </w:rPr>
-              <w:t>С.А</w:t>
-            </w:r>
-            <w:r>
-              <w:rPr>
-                <w:sz w:val="26"/>
-                <w:szCs w:val="26"/>
-              </w:rPr>
-              <w:t xml:space="preserve">. </w:t>
-            </w:r>
-            <w:r>
-              <w:rPr>
-                <w:sz w:val="26"/>
-                <w:szCs w:val="26"/>
-              </w:rPr>
-              <w:t>Невдах</w:t>
-            </w:r>
-          </w:p>
-        </w:tc>
-      </w:tr>
-      <w:tr>
-        <w:tc>
-          <w:tcPr>
-            <w:tcW w:w="12233" w:type="dxa"/>
+              <w:t xml:space="preserve">Ведущий инженер </w:t>
+            </w:r>
+            <w:r>
+              <w:rPr>
+                <w:sz w:val="26"/>
+              </w:rPr>
+              <w:t>Государственного предприятия «НИИ ТЗИ»</w:t>
+            </w:r>
+            <w:r>
+              <w:rPr>
+                <w:sz w:val="26"/>
+                <w:szCs w:val="26"/>
+              </w:rPr>
+              <w:t xml:space="preserve"> </w:t>
+            </w:r>
+          </w:p>
+        </w:tc>
+        <w:tc>
+          <w:tcPr>
+            <w:tcW w:w="2046" w:type="dxa"/>
           </w:tcPr>
           <w:p>
             <w:pPr>
@@ -3590,14 +7200,9 @@
                 <w:sz w:val="26"/>
                 <w:szCs w:val="26"/>
               </w:rPr>
-              <w:t>Инженер 2 категории</w:t>
-            </w:r>
-          </w:p>
-        </w:tc>
-        <w:tc>
-          <w:tcPr>
-            <w:tcW w:w="2045" w:type="dxa"/>
-          </w:tcPr>
+              <w:t>С. А. Невдах</w:t>
+            </w:r>
+          </w:p>
           <w:p>
             <w:pPr>
               <w:tabs>
@@ -3613,17 +7218,8 @@
                 <w:sz w:val="26"/>
                 <w:szCs w:val="26"/>
               </w:rPr>
-              <w:t xml:space="preserve">А.С. </w:t>
-            </w:r>
-            <w:proofErr w:type="spellStart"/>
-            <w:r>
-              <w:rPr>
-                <w:sz w:val="26"/>
-                <w:szCs w:val="26"/>
-              </w:rPr>
-              <w:t>Хломко</w:t>
-            </w:r>
-            <w:proofErr w:type="spellEnd"/>
+              <w:t>А.В. Павлов</w:t>
+            </w:r>
           </w:p>
         </w:tc>
       </w:tr>
@@ -3631,130 +7227,29 @@
     <w:p>
       <w:pPr>
         <w:rPr>
-          <w:rFonts w:cs="Times New Roman"/>
-          <w:szCs w:val="26"/>
-        </w:rPr>
-      </w:pPr>
-    </w:p>
-    <w:p>
-      <w:pPr>
-        <w:rPr>
-          <w:rFonts w:cs="Times New Roman"/>
-          <w:szCs w:val="26"/>
-        </w:rPr>
-      </w:pPr>
-    </w:p>
-    <w:p>
-      <w:pPr>
-        <w:rPr>
-          <w:szCs w:val="26"/>
-        </w:rPr>
-      </w:pPr>
-      <w:r>
-        <w:rPr>
+          <w:sz w:val="26"/>
+          <w:szCs w:val="26"/>
+        </w:rPr>
+      </w:pPr>
+      <w:r>
+        <w:rPr>
+          <w:sz w:val="26"/>
           <w:szCs w:val="26"/>
         </w:rPr>
         <w:t>МЕСТО ШТАМПА</w:t>
       </w:r>
-    </w:p>
-    <w:p>
-      <w:pPr>
-        <w:rPr>
-          <w:szCs w:val="26"/>
-        </w:rPr>
-      </w:pPr>
-    </w:p>
-    <w:p>
-      <w:pPr>
-        <w:rPr>
-          <w:szCs w:val="26"/>
-        </w:rPr>
-      </w:pPr>
-    </w:p>
-    <w:p>
-      <w:pPr>
-        <w:rPr>
-          <w:szCs w:val="26"/>
-        </w:rPr>
-      </w:pPr>
-    </w:p>
-    <w:p>
-      <w:pPr>
-        <w:rPr>
-          <w:szCs w:val="26"/>
-        </w:rPr>
-      </w:pPr>
-    </w:p>
-    <w:p>
-      <w:pPr>
-        <w:rPr>
-          <w:szCs w:val="26"/>
-        </w:rPr>
-      </w:pPr>
-    </w:p>
-    <w:p>
-      <w:pPr>
-        <w:rPr>
-          <w:szCs w:val="26"/>
-        </w:rPr>
-      </w:pPr>
-    </w:p>
-    <w:p>
-      <w:pPr>
-        <w:rPr>
-          <w:szCs w:val="26"/>
-        </w:rPr>
-      </w:pPr>
-    </w:p>
-    <w:p>
-      <w:pPr>
-        <w:rPr>
-          <w:szCs w:val="26"/>
-        </w:rPr>
-      </w:pPr>
-    </w:p>
-    <w:p>
-      <w:pPr>
-        <w:rPr>
-          <w:szCs w:val="26"/>
-        </w:rPr>
-      </w:pPr>
-    </w:p>
-    <w:p>
-      <w:pPr>
-        <w:rPr>
-          <w:szCs w:val="26"/>
-        </w:rPr>
-      </w:pPr>
-    </w:p>
-    <w:p>
-      <w:pPr>
-        <w:rPr>
-          <w:rFonts w:cs="Times New Roman"/>
-          <w:szCs w:val="26"/>
-        </w:rPr>
-      </w:pPr>
-    </w:p>
-    <w:bookmarkEnd w:id="2"/>
-    <w:bookmarkEnd w:id="3"/>
-    <w:bookmarkEnd w:id="4"/>
-    <w:p>
-      <w:pPr>
-        <w:rPr>
-          <w:rFonts w:cs="Times New Roman"/>
-          <w:szCs w:val="26"/>
-        </w:rPr>
-      </w:pPr>
-    </w:p>
-    <w:p>
-      <w:pPr>
-        <w:rPr>
-          <w:rFonts w:cs="Times New Roman"/>
+      <w:bookmarkEnd w:id="0"/>
+      <w:bookmarkEnd w:id="1"/>
+    </w:p>
+    <w:p>
+      <w:pPr>
+        <w:rPr>
+          <w:sz w:val="26"/>
           <w:szCs w:val="26"/>
         </w:rPr>
         <w:sectPr>
           <w:pgSz w:w="16840" w:h="11907" w:orient="landscape" w:code="9"/>
-          <w:pgMar w:top="568" w:right="1134" w:bottom="284" w:left="1418" w:header="0" w:footer="0" w:gutter="0"/>
+          <w:pgMar w:top="568" w:right="1134" w:bottom="567" w:left="1418" w:header="0" w:footer="0" w:gutter="0"/>
           <w:cols w:space="720"/>
           <w:noEndnote/>
         </w:sectPr>
@@ -3766,7 +7261,6 @@
         <w:ind w:left="7080"/>
         <w:jc w:val="left"/>
         <w:rPr>
-          <w:rFonts w:cs="Times New Roman"/>
           <w:sz w:val="26"/>
           <w:szCs w:val="26"/>
           <w:lang w:val="ru-RU"/>
@@ -3774,33 +7268,35 @@
       </w:pPr>
       <w:r>
         <w:rPr>
-          <w:rFonts w:cs="Times New Roman"/>
           <w:sz w:val="26"/>
           <w:szCs w:val="26"/>
           <w:lang w:val="ru-RU"/>
         </w:rPr>
         <w:lastRenderedPageBreak/>
-        <w:t xml:space="preserve">Протокол № </w:t>
-      </w:r>
-      <w:r>
-        <w:rPr>
-          <w:sz w:val="26"/>
-        </w:rPr>
-        <w:t>{{</w:t>
-      </w:r>
-      <w:r>
-        <w:rPr>
-          <w:rFonts w:cs="Times New Roman"/>
-          <w:sz w:val="26"/>
-          <w:szCs w:val="26"/>
-        </w:rPr>
-        <w:t>Номер_протокола</w:t>
-      </w:r>
-      <w:r>
-        <w:rPr>
-          <w:sz w:val="26"/>
-        </w:rPr>
-        <w:t>}}</w:t>
+        <w:t>Протокол</w:t>
+      </w:r>
+      <w:r>
+        <w:rPr>
+          <w:sz w:val="26"/>
+          <w:szCs w:val="26"/>
+          <w:lang w:val="ru-RU"/>
+        </w:rPr>
+        <w:t xml:space="preserve"> </w:t>
+      </w:r>
+      <w:r>
+        <w:rPr>
+          <w:sz w:val="26"/>
+          <w:szCs w:val="26"/>
+          <w:lang w:val="ru-RU"/>
+        </w:rPr>
+        <w:t xml:space="preserve">№ </w:t>
+      </w:r>
+      <w:r>
+        <w:rPr>
+          <w:sz w:val="26"/>
+          <w:szCs w:val="26"/>
+        </w:rPr>
+        <w:t>{{Номер_протокола}}</w:t>
       </w:r>
     </w:p>
     <w:p>
@@ -3809,45 +7305,58 @@
         <w:spacing w:before="0" w:after="0"/>
         <w:ind w:left="7080"/>
         <w:rPr>
-          <w:rFonts w:ascii="Times New Roman" w:hAnsi="Times New Roman" w:cs="Times New Roman"/>
-          <w:sz w:val="26"/>
-          <w:szCs w:val="26"/>
-          <w:highlight w:val="yellow"/>
-        </w:rPr>
-      </w:pPr>
-      <w:r>
-        <w:rPr>
-          <w:rFonts w:ascii="Times New Roman" w:hAnsi="Times New Roman" w:cs="Times New Roman"/>
-          <w:sz w:val="26"/>
-          <w:szCs w:val="26"/>
-          <w:highlight w:val="yellow"/>
-        </w:rPr>
-        <w:t>Лист 8</w:t>
+          <w:rFonts w:ascii="Times New Roman" w:hAnsi="Times New Roman"/>
+          <w:sz w:val="26"/>
+          <w:szCs w:val="26"/>
+        </w:rPr>
+      </w:pPr>
+      <w:r>
+        <w:rPr>
+          <w:rFonts w:ascii="Times New Roman" w:hAnsi="Times New Roman"/>
+          <w:sz w:val="26"/>
+          <w:szCs w:val="26"/>
+        </w:rPr>
+        <w:t xml:space="preserve">Лист </w:t>
+      </w:r>
+      <w:r>
+        <w:rPr>
+          <w:rFonts w:ascii="Times New Roman" w:hAnsi="Times New Roman"/>
+          <w:sz w:val="26"/>
+          <w:szCs w:val="26"/>
+        </w:rPr>
+        <w:t>6</w:t>
       </w:r>
     </w:p>
     <w:p>
       <w:pPr>
         <w:ind w:left="6372" w:firstLine="708"/>
         <w:rPr>
-          <w:rFonts w:cs="Times New Roman"/>
-          <w:szCs w:val="26"/>
-        </w:rPr>
-      </w:pPr>
-      <w:r>
-        <w:rPr>
-          <w:rFonts w:cs="Times New Roman"/>
-          <w:szCs w:val="26"/>
-          <w:highlight w:val="yellow"/>
+          <w:sz w:val="26"/>
+          <w:szCs w:val="26"/>
+        </w:rPr>
+      </w:pPr>
+      <w:r>
+        <w:rPr>
+          <w:sz w:val="26"/>
+          <w:szCs w:val="26"/>
           <w:lang w:val="be-BY"/>
         </w:rPr>
-        <w:t>Всего листов 8</w:t>
+        <w:t xml:space="preserve">Всего листов </w:t>
+      </w:r>
+      <w:r>
+        <w:rPr>
+          <w:sz w:val="26"/>
+          <w:szCs w:val="26"/>
+          <w:lang w:val="be-BY"/>
+        </w:rPr>
+        <w:t>6</w:t>
       </w:r>
     </w:p>
     <w:p>
       <w:pPr>
         <w:jc w:val="center"/>
         <w:rPr>
-          <w:rFonts w:cs="Times New Roman"/>
+          <w:sz w:val="26"/>
           <w:szCs w:val="26"/>
         </w:rPr>
       </w:pPr>
@@ -3856,7 +7365,7 @@
       <w:pPr>
         <w:jc w:val="center"/>
         <w:rPr>
-          <w:rFonts w:cs="Times New Roman"/>
+          <w:sz w:val="26"/>
           <w:szCs w:val="26"/>
         </w:rPr>
       </w:pPr>
@@ -3864,8 +7373,7 @@
     <w:tbl>
       <w:tblPr>
         <w:tblStyle w:val="a7"/>
-        <w:tblW w:w="9782" w:type="dxa"/>
-        <w:tblInd w:w="-284" w:type="dxa"/>
+        <w:tblW w:w="9039" w:type="dxa"/>
         <w:tblBorders>
           <w:top w:val="none" w:sz="0" w:space="0" w:color="auto"/>
           <w:left w:val="none" w:sz="0" w:space="0" w:color="auto"/>
@@ -3877,7 +7385,7 @@
         <w:tblLook w:val="04A0" w:firstRow="1" w:lastRow="0" w:firstColumn="1" w:lastColumn="0" w:noHBand="0" w:noVBand="1"/>
       </w:tblPr>
       <w:tblGrid>
-        <w:gridCol w:w="9782"/>
+        <w:gridCol w:w="9039"/>
       </w:tblGrid>
       <w:tr>
         <w:trPr>
@@ -3885,7 +7393,7 @@
         </w:trPr>
         <w:tc>
           <w:tcPr>
-            <w:tcW w:w="9782" w:type="dxa"/>
+            <w:tcW w:w="9039" w:type="dxa"/>
           </w:tcPr>
           <w:p>
             <w:pPr>
@@ -3911,7 +7419,7 @@
         </w:trPr>
         <w:tc>
           <w:tcPr>
-            <w:tcW w:w="9782" w:type="dxa"/>
+            <w:tcW w:w="9039" w:type="dxa"/>
           </w:tcPr>
           <w:p>
             <w:pPr>
@@ -3930,147 +7438,329 @@
         </w:trPr>
         <w:tc>
           <w:tcPr>
-            <w:tcW w:w="9782" w:type="dxa"/>
-          </w:tcPr>
-          <w:p>
-            <w:r>
-              <w:rPr>
-                <w:sz w:val="26"/>
-                <w:highlight w:val="yellow"/>
-              </w:rPr>
-              <w:t>Образец</w:t>
-            </w:r>
-            <w:r>
-              <w:rPr>
-                <w:sz w:val="26"/>
-              </w:rPr>
-              <w:t xml:space="preserve"> изделия </w:t>
-            </w:r>
-            <w:r>
-              <w:rPr>
-                <w:sz w:val="26"/>
+            <w:tcW w:w="9039" w:type="dxa"/>
+          </w:tcPr>
+          <w:p>
+            <w:pPr>
+              <w:pStyle w:val="a3"/>
+              <w:ind w:right="-111" w:firstLine="851"/>
+              <w:jc w:val="both"/>
+              <w:rPr>
+                <w:rFonts w:ascii="Times New Roman" w:hAnsi="Times New Roman"/>
+                <w:sz w:val="26"/>
+                <w:szCs w:val="26"/>
+              </w:rPr>
+            </w:pPr>
+            <w:r>
+              <w:rPr>
+                <w:rFonts w:ascii="Times New Roman" w:hAnsi="Times New Roman"/>
+                <w:sz w:val="26"/>
+                <w:szCs w:val="26"/>
+              </w:rPr>
+              <w:t>Образцы</w:t>
+            </w:r>
+            <w:r>
+              <w:rPr>
+                <w:rFonts w:ascii="Times New Roman" w:hAnsi="Times New Roman"/>
+                <w:sz w:val="26"/>
+                <w:szCs w:val="26"/>
+              </w:rPr>
+              <w:t xml:space="preserve"> </w:t>
+            </w:r>
+            <w:r>
+              <w:rPr>
+                <w:rFonts w:ascii="Times New Roman" w:hAnsi="Times New Roman"/>
+                <w:sz w:val="26"/>
+                <w:szCs w:val="26"/>
+              </w:rPr>
+              <w:t>издели</w:t>
+            </w:r>
+            <w:r>
+              <w:rPr>
+                <w:rFonts w:ascii="Times New Roman" w:hAnsi="Times New Roman"/>
+                <w:sz w:val="26"/>
+                <w:szCs w:val="26"/>
+              </w:rPr>
+              <w:t>я</w:t>
+            </w:r>
+            <w:r>
+              <w:rPr>
+                <w:rFonts w:ascii="Times New Roman" w:hAnsi="Times New Roman"/>
+                <w:sz w:val="26"/>
+                <w:szCs w:val="26"/>
+              </w:rPr>
+              <w:t xml:space="preserve"> </w:t>
+            </w:r>
+            <w:r>
+              <w:rPr>
+                <w:rFonts w:ascii="Times New Roman" w:hAnsi="Times New Roman"/>
+                <w:sz w:val="26"/>
+                <w:highlight w:val="yellow"/>
               </w:rPr>
               <w:t>{{</w:t>
             </w:r>
             <w:proofErr w:type="spellStart"/>
             <w:r>
               <w:rPr>
-                <w:sz w:val="26"/>
+                <w:rFonts w:ascii="Times New Roman" w:hAnsi="Times New Roman"/>
+                <w:sz w:val="26"/>
+                <w:highlight w:val="yellow"/>
               </w:rPr>
               <w:t>Имя_изделия</w:t>
             </w:r>
             <w:proofErr w:type="spellEnd"/>
             <w:r>
               <w:rPr>
-                <w:sz w:val="26"/>
-              </w:rPr>
-              <w:t xml:space="preserve">}} </w:t>
-            </w:r>
-            <w:r>
-              <w:rPr>
-                <w:sz w:val="26"/>
-              </w:rPr>
-              <w:t>зав №</w:t>
-            </w:r>
-            <w:r>
-              <w:rPr>
-                <w:sz w:val="26"/>
+                <w:rFonts w:ascii="Times New Roman" w:hAnsi="Times New Roman"/>
+                <w:sz w:val="26"/>
+                <w:highlight w:val="yellow"/>
+              </w:rPr>
+              <w:t>}}</w:t>
+            </w:r>
+            <w:r>
+              <w:rPr>
+                <w:rFonts w:ascii="Times New Roman" w:hAnsi="Times New Roman"/>
+                <w:sz w:val="26"/>
+                <w:szCs w:val="26"/>
+              </w:rPr>
+              <w:t xml:space="preserve"> </w:t>
+            </w:r>
+            <w:r>
+              <w:rPr>
+                <w:rFonts w:ascii="Times New Roman" w:hAnsi="Times New Roman"/>
+                <w:sz w:val="26"/>
+              </w:rPr>
+              <w:t>зав №{{</w:t>
+            </w:r>
+            <w:proofErr w:type="spellStart"/>
+            <w:r>
+              <w:rPr>
+                <w:rFonts w:ascii="Times New Roman" w:hAnsi="Times New Roman"/>
+                <w:sz w:val="26"/>
+              </w:rPr>
+              <w:t>Номер_изделия</w:t>
+            </w:r>
+            <w:proofErr w:type="spellEnd"/>
+            <w:r>
+              <w:rPr>
+                <w:rFonts w:ascii="Times New Roman" w:hAnsi="Times New Roman"/>
+                <w:sz w:val="26"/>
+              </w:rPr>
+              <w:t>}}</w:t>
+            </w:r>
+            <w:r>
+              <w:rPr>
+                <w:rFonts w:ascii="Times New Roman" w:hAnsi="Times New Roman"/>
+                <w:sz w:val="26"/>
+                <w:szCs w:val="26"/>
+              </w:rPr>
+              <w:t xml:space="preserve">, </w:t>
+            </w:r>
+            <w:r>
+              <w:rPr>
+                <w:rFonts w:ascii="Times New Roman" w:hAnsi="Times New Roman"/>
+                <w:sz w:val="26"/>
+                <w:szCs w:val="26"/>
+              </w:rPr>
+              <w:t>испытани</w:t>
+            </w:r>
+            <w:r>
+              <w:rPr>
+                <w:rFonts w:ascii="Times New Roman" w:hAnsi="Times New Roman"/>
+                <w:sz w:val="26"/>
+                <w:szCs w:val="26"/>
+              </w:rPr>
+              <w:t xml:space="preserve">я </w:t>
+            </w:r>
+            <w:r>
+              <w:rPr>
+                <w:rFonts w:ascii="Times New Roman" w:hAnsi="Times New Roman"/>
+                <w:sz w:val="26"/>
+                <w:szCs w:val="26"/>
+              </w:rPr>
+              <w:t xml:space="preserve">на </w:t>
+            </w:r>
+            <w:r>
+              <w:rPr>
+                <w:rFonts w:ascii="Times New Roman" w:hAnsi="Times New Roman"/>
+                <w:sz w:val="26"/>
+                <w:szCs w:val="26"/>
+              </w:rPr>
+              <w:t xml:space="preserve">соответствие требованиям </w:t>
+            </w:r>
+            <w:proofErr w:type="spellStart"/>
+            <w:r>
+              <w:rPr>
+                <w:rFonts w:ascii="Times New Roman" w:hAnsi="Times New Roman"/>
+                <w:sz w:val="26"/>
+                <w:szCs w:val="26"/>
+              </w:rPr>
+              <w:t>п</w:t>
+            </w:r>
+            <w:r>
+              <w:rPr>
+                <w:rFonts w:ascii="Times New Roman" w:hAnsi="Times New Roman"/>
+                <w:sz w:val="26"/>
+                <w:szCs w:val="26"/>
+              </w:rPr>
+              <w:t>.</w:t>
+            </w:r>
+            <w:r>
+              <w:rPr>
+                <w:rFonts w:ascii="Times New Roman" w:hAnsi="Times New Roman"/>
+                <w:sz w:val="26"/>
+                <w:szCs w:val="26"/>
+              </w:rPr>
+              <w:t>п</w:t>
+            </w:r>
+            <w:proofErr w:type="spellEnd"/>
+            <w:r>
+              <w:rPr>
+                <w:rFonts w:ascii="Times New Roman" w:hAnsi="Times New Roman"/>
+                <w:sz w:val="26"/>
+                <w:szCs w:val="26"/>
+              </w:rPr>
+              <w:t>.</w:t>
+            </w:r>
+            <w:r>
+              <w:rPr>
+                <w:rFonts w:ascii="Times New Roman" w:hAnsi="Times New Roman"/>
+                <w:sz w:val="26"/>
+                <w:szCs w:val="26"/>
+              </w:rPr>
+              <w:t xml:space="preserve"> 1.1.28, 1.1.34</w:t>
+            </w:r>
+            <w:r>
+              <w:rPr>
+                <w:rFonts w:ascii="Times New Roman" w:hAnsi="Times New Roman"/>
+                <w:sz w:val="26"/>
+                <w:szCs w:val="26"/>
+              </w:rPr>
+              <w:t>, 2.2-2.4</w:t>
+            </w:r>
+            <w:r>
+              <w:rPr>
+                <w:rFonts w:ascii="Times New Roman" w:hAnsi="Times New Roman"/>
+                <w:szCs w:val="24"/>
+              </w:rPr>
+              <w:t xml:space="preserve"> </w:t>
+            </w:r>
+            <w:r>
+              <w:rPr>
+                <w:rFonts w:ascii="Times New Roman" w:hAnsi="Times New Roman"/>
+                <w:sz w:val="26"/>
+                <w:highlight w:val="yellow"/>
               </w:rPr>
               <w:t>{{</w:t>
             </w:r>
             <w:proofErr w:type="spellStart"/>
             <w:r>
               <w:rPr>
-                <w:sz w:val="26"/>
-              </w:rPr>
-              <w:t>Номер_изделия</w:t>
+                <w:rFonts w:ascii="Times New Roman" w:hAnsi="Times New Roman"/>
+                <w:sz w:val="26"/>
+                <w:highlight w:val="yellow"/>
+              </w:rPr>
+              <w:t>Имя_изделия</w:t>
             </w:r>
             <w:proofErr w:type="spellEnd"/>
             <w:r>
               <w:rPr>
-                <w:sz w:val="26"/>
+                <w:rFonts w:ascii="Times New Roman" w:hAnsi="Times New Roman"/>
+                <w:sz w:val="26"/>
+                <w:highlight w:val="yellow"/>
               </w:rPr>
               <w:t>}}</w:t>
             </w:r>
             <w:r>
               <w:rPr>
-                <w:sz w:val="26"/>
+                <w:rFonts w:ascii="Times New Roman" w:hAnsi="Times New Roman"/>
+                <w:szCs w:val="24"/>
+              </w:rPr>
+              <w:t xml:space="preserve"> ТУ</w:t>
+            </w:r>
+            <w:r>
+              <w:rPr>
+                <w:rFonts w:ascii="Times New Roman" w:hAnsi="Times New Roman"/>
+                <w:sz w:val="26"/>
+                <w:szCs w:val="26"/>
               </w:rPr>
               <w:t xml:space="preserve"> </w:t>
             </w:r>
             <w:r>
               <w:rPr>
-                <w:sz w:val="26"/>
-              </w:rPr>
-              <w:t xml:space="preserve">испытания на соответствие требованиям </w:t>
-            </w:r>
-            <w:r>
-              <w:rPr>
-                <w:sz w:val="26"/>
-                <w:highlight w:val="yellow"/>
-              </w:rPr>
-              <w:t>п. 3.4.1</w:t>
-            </w:r>
-            <w:r>
-              <w:rPr>
-                <w:sz w:val="26"/>
-              </w:rPr>
-              <w:t xml:space="preserve"> ТТЗ «</w:t>
-            </w:r>
-            <w:r>
-              <w:rPr>
-                <w:sz w:val="26"/>
-                <w:highlight w:val="yellow"/>
-              </w:rPr>
-              <w:t>Разработка опытного образца машины вычислительной электронной планшетной</w:t>
-            </w:r>
-            <w:r>
-              <w:rPr>
-                <w:sz w:val="26"/>
+                <w:rFonts w:ascii="Times New Roman" w:hAnsi="Times New Roman"/>
+                <w:sz w:val="26"/>
+                <w:szCs w:val="26"/>
+              </w:rPr>
+              <w:t>выдержал</w:t>
+            </w:r>
+            <w:r>
+              <w:rPr>
+                <w:rFonts w:ascii="Times New Roman" w:hAnsi="Times New Roman"/>
+                <w:sz w:val="26"/>
+                <w:szCs w:val="26"/>
+              </w:rPr>
+              <w:t>и</w:t>
+            </w:r>
+            <w:r>
+              <w:rPr>
+                <w:rFonts w:ascii="Times New Roman" w:hAnsi="Times New Roman"/>
+                <w:sz w:val="26"/>
+                <w:szCs w:val="26"/>
+              </w:rPr>
+              <w:t>.</w:t>
+            </w:r>
+          </w:p>
+          <w:p>
+            <w:pPr>
+              <w:pStyle w:val="a3"/>
+              <w:ind w:right="-111" w:firstLine="851"/>
+              <w:jc w:val="both"/>
+              <w:rPr>
+                <w:rFonts w:ascii="Times New Roman" w:hAnsi="Times New Roman"/>
+                <w:sz w:val="26"/>
+                <w:szCs w:val="26"/>
+              </w:rPr>
+            </w:pPr>
+            <w:r>
+              <w:rPr>
+                <w:rFonts w:ascii="Times New Roman" w:hAnsi="Times New Roman"/>
+                <w:sz w:val="26"/>
+                <w:szCs w:val="26"/>
               </w:rPr>
               <w:t xml:space="preserve"> </w:t>
             </w:r>
             <w:r>
               <w:rPr>
-                <w:sz w:val="26"/>
-                <w:highlight w:val="yellow"/>
-              </w:rPr>
-              <w:t>{{</w:t>
-            </w:r>
-            <w:proofErr w:type="spellStart"/>
-            <w:r>
-              <w:rPr>
-                <w:sz w:val="26"/>
-                <w:highlight w:val="yellow"/>
-              </w:rPr>
-              <w:t>Имя_изделия</w:t>
-            </w:r>
-            <w:proofErr w:type="spellEnd"/>
-            <w:r>
-              <w:rPr>
-                <w:sz w:val="26"/>
-                <w:highlight w:val="yellow"/>
-              </w:rPr>
-              <w:t>}}»</w:t>
-            </w:r>
-            <w:r>
-              <w:rPr>
-                <w:sz w:val="26"/>
-              </w:rPr>
-              <w:t xml:space="preserve"> выдержал.</w:t>
-            </w:r>
-            <w:r>
-              <w:rPr>
-                <w:sz w:val="26"/>
-              </w:rPr>
-              <w:br/>
-            </w:r>
-            <w:r>
-              <w:rPr>
-                <w:sz w:val="26"/>
-              </w:rPr>
-              <w:br/>
-              <w:t>Результаты испытаний распространяются только на испытанный образец.</w:t>
+                <w:rFonts w:ascii="Times New Roman" w:hAnsi="Times New Roman"/>
+                <w:sz w:val="26"/>
+                <w:szCs w:val="26"/>
+              </w:rPr>
+              <w:t>Результаты испытаний распр</w:t>
+            </w:r>
+            <w:r>
+              <w:rPr>
+                <w:rFonts w:ascii="Times New Roman" w:hAnsi="Times New Roman"/>
+                <w:sz w:val="26"/>
+                <w:szCs w:val="26"/>
+              </w:rPr>
+              <w:t>остраняются только на испытанны</w:t>
+            </w:r>
+            <w:r>
+              <w:rPr>
+                <w:rFonts w:ascii="Times New Roman" w:hAnsi="Times New Roman"/>
+                <w:sz w:val="26"/>
+                <w:szCs w:val="26"/>
+              </w:rPr>
+              <w:t>е образцы</w:t>
+            </w:r>
+            <w:r>
+              <w:rPr>
+                <w:rFonts w:ascii="Times New Roman" w:hAnsi="Times New Roman"/>
+                <w:sz w:val="26"/>
+                <w:szCs w:val="26"/>
+              </w:rPr>
+              <w:t>.</w:t>
             </w:r>
           </w:p>
         </w:tc>
@@ -4080,8 +7770,9 @@
       <w:pPr>
         <w:jc w:val="center"/>
         <w:rPr>
-          <w:rFonts w:cs="Times New Roman"/>
-          <w:szCs w:val="26"/>
+          <w:sz w:val="26"/>
+          <w:szCs w:val="26"/>
+          <w:highlight w:val="yellow"/>
         </w:rPr>
       </w:pPr>
     </w:p>
@@ -4092,8 +7783,9 @@
         </w:tabs>
         <w:ind w:firstLine="1270"/>
         <w:rPr>
-          <w:rFonts w:cs="Times New Roman"/>
-          <w:szCs w:val="26"/>
+          <w:sz w:val="26"/>
+          <w:szCs w:val="26"/>
+          <w:highlight w:val="yellow"/>
         </w:rPr>
       </w:pPr>
     </w:p>
@@ -4104,8 +7796,9 @@
         </w:tabs>
         <w:ind w:firstLine="1270"/>
         <w:rPr>
-          <w:rFonts w:cs="Times New Roman"/>
-          <w:szCs w:val="26"/>
+          <w:sz w:val="26"/>
+          <w:szCs w:val="26"/>
+          <w:highlight w:val="yellow"/>
         </w:rPr>
       </w:pPr>
     </w:p>
@@ -4116,8 +7809,9 @@
         </w:tabs>
         <w:ind w:firstLine="1270"/>
         <w:rPr>
-          <w:rFonts w:cs="Times New Roman"/>
-          <w:szCs w:val="26"/>
+          <w:sz w:val="26"/>
+          <w:szCs w:val="26"/>
+          <w:highlight w:val="yellow"/>
         </w:rPr>
       </w:pPr>
     </w:p>
@@ -4127,8 +7821,9 @@
           <w:tab w:val="left" w:pos="1270"/>
         </w:tabs>
         <w:rPr>
-          <w:rFonts w:cs="Times New Roman"/>
-          <w:szCs w:val="26"/>
+          <w:sz w:val="26"/>
+          <w:szCs w:val="26"/>
+          <w:highlight w:val="yellow"/>
         </w:rPr>
       </w:pPr>
     </w:p>
@@ -4149,8 +7844,8 @@
       <w:tblGrid>
         <w:gridCol w:w="667"/>
         <w:gridCol w:w="2538"/>
-        <w:gridCol w:w="3883"/>
-        <w:gridCol w:w="3085"/>
+        <w:gridCol w:w="4900"/>
+        <w:gridCol w:w="2068"/>
       </w:tblGrid>
       <w:tr>
         <w:trPr>
@@ -4210,7 +7905,7 @@
       <w:tr>
         <w:tc>
           <w:tcPr>
-            <w:tcW w:w="7088" w:type="dxa"/>
+            <w:tcW w:w="8105" w:type="dxa"/>
             <w:gridSpan w:val="3"/>
           </w:tcPr>
           <w:p>
@@ -4228,37 +7923,52 @@
                 <w:sz w:val="26"/>
                 <w:szCs w:val="26"/>
               </w:rPr>
-              <w:t>Начальник ЛИ</w:t>
-            </w:r>
-          </w:p>
-        </w:tc>
-        <w:tc>
-          <w:tcPr>
-            <w:tcW w:w="3085" w:type="dxa"/>
+              <w:t>Н</w:t>
+            </w:r>
+            <w:r>
+              <w:rPr>
+                <w:sz w:val="26"/>
+                <w:szCs w:val="26"/>
+              </w:rPr>
+              <w:t>ачальник ЛИ</w:t>
+            </w:r>
+          </w:p>
+        </w:tc>
+        <w:tc>
+          <w:tcPr>
+            <w:tcW w:w="2068" w:type="dxa"/>
             <w:vAlign w:val="bottom"/>
           </w:tcPr>
           <w:p>
+            <w:pPr>
+              <w:rPr>
+                <w:sz w:val="26"/>
+                <w:szCs w:val="26"/>
+              </w:rPr>
+            </w:pPr>
+            <w:r>
+              <w:rPr>
+                <w:sz w:val="26"/>
+                <w:szCs w:val="26"/>
+              </w:rPr>
+              <w:t xml:space="preserve">А.Н. </w:t>
+            </w:r>
             <w:proofErr w:type="spellStart"/>
             <w:r>
               <w:rPr>
                 <w:sz w:val="26"/>
+                <w:szCs w:val="26"/>
               </w:rPr>
               <w:t>Асадчий</w:t>
             </w:r>
             <w:proofErr w:type="spellEnd"/>
-            <w:r>
-              <w:rPr>
-                <w:sz w:val="26"/>
-              </w:rPr>
-              <w:t>. А.Н</w:t>
-            </w:r>
           </w:p>
         </w:tc>
       </w:tr>
       <w:tr>
         <w:tc>
           <w:tcPr>
-            <w:tcW w:w="7088" w:type="dxa"/>
+            <w:tcW w:w="8105" w:type="dxa"/>
             <w:gridSpan w:val="3"/>
           </w:tcPr>
           <w:p>
@@ -4272,7 +7982,7 @@
         </w:tc>
         <w:tc>
           <w:tcPr>
-            <w:tcW w:w="3085" w:type="dxa"/>
+            <w:tcW w:w="2068" w:type="dxa"/>
           </w:tcPr>
           <w:p>
             <w:pPr>
@@ -4291,8 +8001,9 @@
           <w:tab w:val="left" w:pos="1270"/>
         </w:tabs>
         <w:rPr>
-          <w:rFonts w:cs="Times New Roman"/>
-          <w:szCs w:val="26"/>
+          <w:sz w:val="26"/>
+          <w:szCs w:val="26"/>
+          <w:highlight w:val="yellow"/>
         </w:rPr>
       </w:pPr>
     </w:p>
@@ -4302,8 +8013,9 @@
           <w:tab w:val="left" w:pos="1270"/>
         </w:tabs>
         <w:rPr>
-          <w:rFonts w:cs="Times New Roman"/>
-          <w:szCs w:val="26"/>
+          <w:sz w:val="26"/>
+          <w:szCs w:val="26"/>
+          <w:highlight w:val="yellow"/>
         </w:rPr>
       </w:pPr>
     </w:p>
@@ -4353,7 +8065,7 @@
                 <w:szCs w:val="26"/>
                 <w:highlight w:val="yellow"/>
               </w:rPr>
-              <w:t>8</w:t>
+              <w:t>6</w:t>
             </w:r>
             <w:r>
               <w:rPr>
@@ -4371,9 +8083,19 @@
             <w:tcW w:w="9072" w:type="dxa"/>
           </w:tcPr>
           <w:p>
-            <w:r>
-              <w:rPr>
-                <w:sz w:val="26"/>
+            <w:pPr>
+              <w:tabs>
+                <w:tab w:val="left" w:pos="1270"/>
+              </w:tabs>
+              <w:rPr>
+                <w:sz w:val="26"/>
+                <w:szCs w:val="26"/>
+              </w:rPr>
+            </w:pPr>
+            <w:r>
+              <w:rPr>
+                <w:sz w:val="26"/>
+                <w:szCs w:val="26"/>
               </w:rPr>
               <w:t>Размножение протокола возможно только с разрешения ЛИ ОАО «НИИЭВМ».</w:t>
             </w:r>
@@ -4387,8 +8109,9 @@
           <w:tab w:val="left" w:pos="1270"/>
         </w:tabs>
         <w:rPr>
-          <w:rFonts w:cs="Times New Roman"/>
-          <w:szCs w:val="26"/>
+          <w:sz w:val="26"/>
+          <w:szCs w:val="26"/>
+          <w:highlight w:val="yellow"/>
         </w:rPr>
       </w:pPr>
     </w:p>
@@ -4399,8 +8122,9 @@
         </w:tabs>
         <w:ind w:firstLine="1270"/>
         <w:rPr>
-          <w:rFonts w:cs="Times New Roman"/>
-          <w:szCs w:val="26"/>
+          <w:sz w:val="26"/>
+          <w:szCs w:val="26"/>
+          <w:highlight w:val="yellow"/>
         </w:rPr>
       </w:pPr>
     </w:p>
@@ -4411,8 +8135,9 @@
         </w:tabs>
         <w:ind w:firstLine="1270"/>
         <w:rPr>
-          <w:rFonts w:cs="Times New Roman"/>
-          <w:szCs w:val="26"/>
+          <w:sz w:val="26"/>
+          <w:szCs w:val="26"/>
+          <w:highlight w:val="yellow"/>
         </w:rPr>
       </w:pPr>
     </w:p>
@@ -4467,16 +8192,20 @@
           </w:tcPr>
           <w:p>
             <w:pPr>
-              <w:rPr>
-                <w:highlight w:val="yellow"/>
-              </w:rPr>
-            </w:pPr>
-            <w:r>
-              <w:rPr>
-                <w:sz w:val="26"/>
-                <w:highlight w:val="yellow"/>
-              </w:rPr>
-              <w:t>1.  ОАО «НИИЭВМ».</w:t>
+              <w:tabs>
+                <w:tab w:val="left" w:pos="1270"/>
+              </w:tabs>
+              <w:rPr>
+                <w:sz w:val="26"/>
+                <w:szCs w:val="26"/>
+              </w:rPr>
+            </w:pPr>
+            <w:r>
+              <w:rPr>
+                <w:sz w:val="26"/>
+                <w:szCs w:val="26"/>
+              </w:rPr>
+              <w:t>1. ОАО «НИИЭВМ»</w:t>
             </w:r>
           </w:p>
         </w:tc>
@@ -4488,24 +8217,35 @@
           </w:tcPr>
           <w:p>
             <w:pPr>
-              <w:rPr>
-                <w:highlight w:val="yellow"/>
+              <w:tabs>
+                <w:tab w:val="left" w:pos="1270"/>
+              </w:tabs>
+              <w:rPr>
+                <w:sz w:val="26"/>
+                <w:szCs w:val="26"/>
                 <w:lang w:val="en-US"/>
               </w:rPr>
             </w:pPr>
             <w:r>
               <w:rPr>
                 <w:sz w:val="26"/>
-                <w:highlight w:val="yellow"/>
-              </w:rPr>
-              <w:t xml:space="preserve">2.  </w:t>
-            </w:r>
-            <w:r>
-              <w:rPr>
-                <w:sz w:val="26"/>
-                <w:highlight w:val="yellow"/>
-              </w:rPr>
-              <w:t>Государственное предприятие «НИИ ТЗИ»</w:t>
+                <w:szCs w:val="26"/>
+              </w:rPr>
+              <w:t xml:space="preserve">2. </w:t>
+            </w:r>
+            <w:r>
+              <w:rPr>
+                <w:sz w:val="26"/>
+                <w:szCs w:val="26"/>
+              </w:rPr>
+              <w:t xml:space="preserve">Государственное предприятие </w:t>
+            </w:r>
+            <w:r>
+              <w:rPr>
+                <w:sz w:val="26"/>
+                <w:szCs w:val="26"/>
+              </w:rPr>
+              <w:t>«НИИТЗИ»</w:t>
             </w:r>
           </w:p>
         </w:tc>
@@ -4518,13 +8258,13 @@
         </w:tabs>
         <w:ind w:firstLine="1270"/>
         <w:rPr>
-          <w:rFonts w:cs="Times New Roman"/>
-          <w:szCs w:val="26"/>
-        </w:rPr>
-      </w:pPr>
-      <w:r>
-        <w:rPr>
-          <w:rFonts w:cs="Times New Roman"/>
+          <w:sz w:val="26"/>
+          <w:szCs w:val="26"/>
+        </w:rPr>
+      </w:pPr>
+      <w:r>
+        <w:rPr>
+          <w:sz w:val="26"/>
           <w:szCs w:val="26"/>
         </w:rPr>
         <w:br w:type="textWrapping" w:clear="all"/>
@@ -4538,17 +8278,19 @@
         </w:tabs>
         <w:ind w:firstLine="1270"/>
         <w:rPr>
-          <w:rFonts w:cs="Times New Roman"/>
-          <w:szCs w:val="26"/>
-        </w:rPr>
-      </w:pPr>
-    </w:p>
-    <w:p>
-      <w:pPr>
-        <w:rPr>
-          <w:rFonts w:cs="Times New Roman"/>
+          <w:sz w:val="26"/>
+          <w:szCs w:val="26"/>
+          <w:highlight w:val="yellow"/>
+        </w:rPr>
+      </w:pPr>
+    </w:p>
+    <w:p>
+      <w:pPr>
+        <w:rPr>
           <w:color w:val="FF0000"/>
-          <w:szCs w:val="26"/>
+          <w:sz w:val="26"/>
+          <w:szCs w:val="26"/>
+          <w:highlight w:val="yellow"/>
           <w:lang w:val="en-US"/>
         </w:rPr>
       </w:pPr>
@@ -4568,15 +8310,15 @@
         <w:ind w:firstLine="709"/>
         <w:jc w:val="center"/>
         <w:rPr>
-          <w:rFonts w:cs="Times New Roman"/>
           <w:b/>
-          <w:szCs w:val="26"/>
-        </w:rPr>
-      </w:pPr>
-      <w:r>
-        <w:rPr>
-          <w:rFonts w:cs="Times New Roman"/>
+          <w:sz w:val="26"/>
+          <w:szCs w:val="26"/>
+        </w:rPr>
+      </w:pPr>
+      <w:r>
+        <w:rPr>
           <w:b/>
+          <w:sz w:val="26"/>
           <w:szCs w:val="26"/>
         </w:rPr>
         <w:t>Правило принятия решения:</w:t>
@@ -4596,16 +8338,23 @@
         <w:spacing w:line="276" w:lineRule="auto"/>
         <w:ind w:firstLine="851"/>
         <w:rPr>
-          <w:rFonts w:cs="Times New Roman"/>
-          <w:szCs w:val="26"/>
-        </w:rPr>
-      </w:pPr>
-      <w:r>
-        <w:rPr>
-          <w:rFonts w:cs="Times New Roman"/>
-          <w:szCs w:val="26"/>
-        </w:rPr>
-        <w:t>При предоставлении заключения применялось двоичное заявление для правила простой приёмки согласно ILAC G8: 09/2019 «Руководство по правилам принятия решений и заявлениях о соответствии» (защитная полоса = 0).</w:t>
+          <w:sz w:val="26"/>
+          <w:szCs w:val="26"/>
+        </w:rPr>
+      </w:pPr>
+      <w:r>
+        <w:rPr>
+          <w:sz w:val="26"/>
+          <w:szCs w:val="26"/>
+        </w:rPr>
+        <w:t>При предоставлении заключения применялось двоичное заявление для правила простой приёмки согласно ILAC G8: 09/2019 «Руководство по правилам принятия решений и заявлениях о соответствии» (защитная полоса = 0)</w:t>
+      </w:r>
+      <w:r>
+        <w:rPr>
+          <w:sz w:val="26"/>
+          <w:szCs w:val="26"/>
+        </w:rPr>
+        <w:t>.</w:t>
       </w:r>
     </w:p>
     <w:p>
@@ -4622,38 +8371,111 @@
         <w:spacing w:line="276" w:lineRule="auto"/>
         <w:ind w:firstLine="851"/>
         <w:rPr>
-          <w:rFonts w:cs="Times New Roman"/>
-          <w:szCs w:val="26"/>
-        </w:rPr>
-      </w:pPr>
-      <w:r>
-        <w:rPr>
-          <w:rFonts w:cs="Times New Roman"/>
-          <w:szCs w:val="26"/>
-        </w:rPr>
-        <w:t xml:space="preserve">Если результаты испытаний соответствуют требованиям, установленным в </w:t>
-      </w:r>
-      <w:r>
-        <w:rPr>
-          <w:rFonts w:cs="Times New Roman"/>
-          <w:szCs w:val="26"/>
+          <w:sz w:val="26"/>
+          <w:szCs w:val="26"/>
+        </w:rPr>
+      </w:pPr>
+      <w:r>
+        <w:rPr>
+          <w:sz w:val="26"/>
+          <w:szCs w:val="26"/>
+        </w:rPr>
+        <w:t>Если результаты испытаний соответствуют требованиям</w:t>
+      </w:r>
+      <w:r>
+        <w:rPr>
+          <w:sz w:val="26"/>
+          <w:szCs w:val="26"/>
+        </w:rPr>
+        <w:t>,</w:t>
+      </w:r>
+      <w:r>
+        <w:rPr>
+          <w:sz w:val="26"/>
+          <w:szCs w:val="26"/>
+        </w:rPr>
+        <w:t xml:space="preserve"> установленным</w:t>
+      </w:r>
+      <w:r>
+        <w:rPr>
+          <w:sz w:val="26"/>
+          <w:szCs w:val="26"/>
+        </w:rPr>
+        <w:t xml:space="preserve"> в</w:t>
+      </w:r>
+      <w:r>
+        <w:rPr>
+          <w:sz w:val="26"/>
+          <w:szCs w:val="26"/>
+        </w:rPr>
+        <w:t xml:space="preserve"> </w:t>
+      </w:r>
+      <w:r>
+        <w:rPr>
+          <w:sz w:val="26"/>
+          <w:szCs w:val="26"/>
+        </w:rPr>
+        <w:t xml:space="preserve">     </w:t>
+      </w:r>
+      <w:proofErr w:type="spellStart"/>
+      <w:r>
+        <w:rPr>
+          <w:sz w:val="26"/>
+          <w:szCs w:val="26"/>
+        </w:rPr>
+        <w:t>п.п</w:t>
+      </w:r>
+      <w:proofErr w:type="spellEnd"/>
+      <w:r>
+        <w:rPr>
+          <w:sz w:val="26"/>
+          <w:szCs w:val="26"/>
+        </w:rPr>
+        <w:t xml:space="preserve">. 1.1.28, 1.1.34, 2.2-2.4 </w:t>
+      </w:r>
+      <w:r>
+        <w:rPr>
+          <w:sz w:val="26"/>
           <w:highlight w:val="yellow"/>
         </w:rPr>
-        <w:t xml:space="preserve">ТТЗ </w:t>
-      </w:r>
-      <w:r>
-        <w:rPr>
-          <w:szCs w:val="26"/>
+        <w:t>{{</w:t>
+      </w:r>
+      <w:proofErr w:type="spellStart"/>
+      <w:r>
+        <w:rPr>
+          <w:sz w:val="26"/>
           <w:highlight w:val="yellow"/>
         </w:rPr>
-        <w:t>п. 3.4.1</w:t>
-      </w:r>
-      <w:r>
-        <w:rPr>
-          <w:rFonts w:cs="Times New Roman"/>
-          <w:szCs w:val="26"/>
-        </w:rPr>
-        <w:t>, то предоставляется заключение о соответствии.</w:t>
+        <w:t>Имя_изделия</w:t>
+      </w:r>
+      <w:proofErr w:type="spellEnd"/>
+      <w:r>
+        <w:rPr>
+          <w:sz w:val="26"/>
+          <w:highlight w:val="yellow"/>
+        </w:rPr>
+        <w:t>}}</w:t>
+      </w:r>
+      <w:r>
+        <w:rPr>
+          <w:sz w:val="24"/>
+          <w:szCs w:val="24"/>
+        </w:rPr>
+        <w:t xml:space="preserve"> ТУ</w:t>
+      </w:r>
+      <w:r>
+        <w:rPr>
+          <w:sz w:val="26"/>
+          <w:szCs w:val="26"/>
+        </w:rPr>
+        <w:t>,</w:t>
+      </w:r>
+      <w:r>
+        <w:rPr>
+          <w:sz w:val="26"/>
+          <w:szCs w:val="26"/>
+        </w:rPr>
+        <w:t xml:space="preserve"> то предоставляется заключение о соответствии.</w:t>
       </w:r>
     </w:p>
     <w:p>
@@ -4670,54 +8492,133 @@
         <w:spacing w:line="276" w:lineRule="auto"/>
         <w:ind w:firstLine="851"/>
         <w:rPr>
-          <w:rFonts w:cs="Times New Roman"/>
-          <w:szCs w:val="26"/>
-        </w:rPr>
-      </w:pPr>
-      <w:r>
-        <w:rPr>
-          <w:rFonts w:cs="Times New Roman"/>
-          <w:szCs w:val="26"/>
-        </w:rPr>
-        <w:t xml:space="preserve">Если результаты испытаний не соответствуют требованиям, установленным в </w:t>
-      </w:r>
-      <w:r>
-        <w:rPr>
-          <w:rFonts w:cs="Times New Roman"/>
-          <w:szCs w:val="26"/>
+          <w:sz w:val="26"/>
+          <w:szCs w:val="26"/>
+        </w:rPr>
+      </w:pPr>
+      <w:r>
+        <w:rPr>
+          <w:sz w:val="26"/>
+          <w:szCs w:val="26"/>
+        </w:rPr>
+        <w:t>Если результаты испытаний не соответствуют требованиям</w:t>
+      </w:r>
+      <w:r>
+        <w:rPr>
+          <w:sz w:val="26"/>
+          <w:szCs w:val="26"/>
+        </w:rPr>
+        <w:t>,</w:t>
+      </w:r>
+      <w:r>
+        <w:rPr>
+          <w:sz w:val="26"/>
+          <w:szCs w:val="26"/>
+        </w:rPr>
+        <w:t xml:space="preserve"> установленным</w:t>
+      </w:r>
+      <w:r>
+        <w:rPr>
+          <w:sz w:val="26"/>
+          <w:szCs w:val="26"/>
+        </w:rPr>
+        <w:t xml:space="preserve"> в</w:t>
+      </w:r>
+      <w:r>
+        <w:rPr>
+          <w:sz w:val="24"/>
+          <w:szCs w:val="24"/>
+        </w:rPr>
+        <w:t xml:space="preserve"> </w:t>
+      </w:r>
+      <w:proofErr w:type="spellStart"/>
+      <w:r>
+        <w:rPr>
+          <w:sz w:val="26"/>
+          <w:szCs w:val="26"/>
+        </w:rPr>
+        <w:t>п.п</w:t>
+      </w:r>
+      <w:proofErr w:type="spellEnd"/>
+      <w:r>
+        <w:rPr>
+          <w:sz w:val="26"/>
+          <w:szCs w:val="26"/>
+        </w:rPr>
+        <w:t>. 1.1.28, 1.1.34, 2.2-2.4</w:t>
+      </w:r>
+      <w:r>
+        <w:rPr>
+          <w:sz w:val="26"/>
+          <w:szCs w:val="26"/>
+        </w:rPr>
+        <w:t xml:space="preserve"> </w:t>
+      </w:r>
+      <w:r>
+        <w:rPr>
+          <w:sz w:val="26"/>
           <w:highlight w:val="yellow"/>
         </w:rPr>
-        <w:t xml:space="preserve">ТТЗ </w:t>
-      </w:r>
-      <w:r>
-        <w:rPr>
-          <w:szCs w:val="26"/>
+        <w:t>{{</w:t>
+      </w:r>
+      <w:proofErr w:type="spellStart"/>
+      <w:r>
+        <w:rPr>
+          <w:sz w:val="26"/>
           <w:highlight w:val="yellow"/>
         </w:rPr>
-        <w:t>п. 3.4.1</w:t>
-      </w:r>
-      <w:r>
-        <w:rPr>
-          <w:rFonts w:cs="Times New Roman"/>
-          <w:szCs w:val="26"/>
-        </w:rPr>
-        <w:t>, то предоставляется заключение о несоответствии.</w:t>
+        <w:t>Имя_изделия</w:t>
+      </w:r>
+      <w:proofErr w:type="spellEnd"/>
+      <w:r>
+        <w:rPr>
+          <w:sz w:val="26"/>
+          <w:highlight w:val="yellow"/>
+        </w:rPr>
+        <w:t>}}</w:t>
+      </w:r>
+      <w:r>
+        <w:rPr>
+          <w:sz w:val="24"/>
+          <w:szCs w:val="24"/>
+        </w:rPr>
+        <w:t xml:space="preserve"> ТУ</w:t>
+      </w:r>
+      <w:r>
+        <w:rPr>
+          <w:sz w:val="26"/>
+          <w:szCs w:val="26"/>
+        </w:rPr>
+        <w:t>, то предоставляется заключение о н</w:t>
+      </w:r>
+      <w:bookmarkStart w:id="2" w:name="_GoBack"/>
+      <w:bookmarkEnd w:id="2"/>
+      <w:r>
+        <w:rPr>
+          <w:sz w:val="26"/>
+          <w:szCs w:val="26"/>
+        </w:rPr>
+        <w:t>есоответствии.</w:t>
       </w:r>
     </w:p>
     <w:p>
       <w:pPr>
         <w:outlineLvl w:val="0"/>
-      </w:pPr>
-      <w:r>
-        <w:rPr>
-          <w:rFonts w:cs="Times New Roman"/>
+        <w:rPr>
+          <w:sz w:val="26"/>
+          <w:szCs w:val="26"/>
+        </w:rPr>
+      </w:pPr>
+      <w:r>
+        <w:rPr>
+          <w:sz w:val="26"/>
           <w:szCs w:val="26"/>
         </w:rPr>
         <w:t>МЕСТО ШТАМПА</w:t>
       </w:r>
       <w:r>
         <w:rPr>
-          <w:rFonts w:cs="Times New Roman"/>
+          <w:sz w:val="26"/>
           <w:szCs w:val="26"/>
         </w:rPr>
         <w:softHyphen/>
@@ -4725,7 +8626,7 @@
     </w:p>
     <w:sectPr>
       <w:pgSz w:w="11907" w:h="16840" w:code="9"/>
-      <w:pgMar w:top="1134" w:right="567" w:bottom="1418" w:left="1418" w:header="0" w:footer="0" w:gutter="0"/>
+      <w:pgMar w:top="1134" w:right="567" w:bottom="1134" w:left="1418" w:header="0" w:footer="0" w:gutter="0"/>
       <w:cols w:space="720"/>
       <w:noEndnote/>
     </w:sectPr>
@@ -5684,10 +9585,16 @@
   <w:style w:type="paragraph" w:default="1" w:styleId="a">
     <w:name w:val="Normal"/>
     <w:qFormat/>
-    <w:rsid w:val="00B0080D"/>
+    <w:rsid w:val="00B5155B"/>
     <w:pPr>
       <w:spacing w:after="0" w:line="240" w:lineRule="auto"/>
     </w:pPr>
+    <w:rPr>
+      <w:rFonts w:eastAsia="Times New Roman" w:cs="Times New Roman"/>
+      <w:sz w:val="20"/>
+      <w:szCs w:val="20"/>
+      <w:lang w:eastAsia="ru-RU"/>
+    </w:rPr>
   </w:style>
   <w:style w:type="paragraph" w:styleId="1">
     <w:name w:val="heading 1"/>
@@ -5773,6 +9680,9 @@
       <w:jc w:val="center"/>
       <w:outlineLvl w:val="4"/>
     </w:pPr>
+    <w:rPr>
+      <w:sz w:val="26"/>
+    </w:rPr>
   </w:style>
   <w:style w:type="character" w:default="1" w:styleId="a0">
     <w:name w:val="Default Paragraph Font"/>
@@ -5919,6 +9829,9 @@
     <w:pPr>
       <w:jc w:val="center"/>
     </w:pPr>
+    <w:rPr>
+      <w:sz w:val="26"/>
+    </w:rPr>
   </w:style>
   <w:style w:type="character" w:customStyle="1" w:styleId="22">
     <w:name w:val="Основной текст 2 Знак"/>
